--- a/site/downloads/handbook-A8.docx
+++ b/site/downloads/handbook-A8.docx
@@ -4295,7 +4295,7 @@
           <w:b w:val="0"/>
           <w:i w:val="0"/>
         </w:rPr>
-        <w:t>Auto Loader tracks files in RocksDB in the checkpoint for exactly-once processing; _metadata.file_path is available; checkpoints can live in Volumes paths. (search-only: https://docs.databricks.com/aws/en/ingestion/cloud-object-storage/auto-loader/)</w:t>
+        <w:t>Auto Loader tracks files in RocksDB in the checkpoint for exactly-once processing; _metadata.file_path is available; checkpoints can live in Volumes paths. (verified: https://docs.databricks.com/aws/en/ingestion/cloud-object-storage/auto-loader/ (checked 2026-09-25))</w:t>
       </w:r>
     </w:p>
     <w:p>
@@ -4307,7 +4307,7 @@
           <w:b w:val="0"/>
           <w:i w:val="0"/>
         </w:rPr>
-        <w:t>addNewColumns is the default schema evolution mode when no schema is provided; the stream stops with UnknownFieldException and picks up new columns on restart; _rescued_data is added when the schema is inferred. (search-only: https://docs.databricks.com/aws/en/ingestion/cloud-object-storage/auto-loader/schema)</w:t>
+        <w:t>addNewColumns is the default schema evolution mode when no schema is provided; the stream stops with UnknownFieldException and picks up new columns on restart; _rescued_data is added when the schema is inferred. (verified: https://docs.databricks.com/aws/en/ingestion/cloud-object-storage/auto-loader/schema (checked 2026-09-25))</w:t>
       </w:r>
     </w:p>
     <w:p>
@@ -6817,7 +6817,7 @@
           <w:b w:val="0"/>
           <w:i w:val="0"/>
         </w:rPr>
-        <w:t>CDF on Databricks: delta.enableChangeDataFeed, readChangeFeed, startingVersion, table_changes. (search-only: https://docs.databricks.com/aws/en/tables/features/change-data-feed)</w:t>
+        <w:t>CDF on Databricks: delta.enableChangeDataFeed, readChangeFeed, startingVersion, table_changes. (verified: https://docs.databricks.com/aws/en/tables/features/change-data-feed (checked 2026-09-25))</w:t>
       </w:r>
     </w:p>
     <w:p>

--- a/site/downloads/handbook-A8.docx
+++ b/site/downloads/handbook-A8.docx
@@ -1829,7 +1829,7 @@
           <w:b w:val="0"/>
           <w:i w:val="0"/>
         </w:rPr>
-        <w:t>Starter code:</w:t>
+        <w:t>Shape of the answer. The reference solution defines these names. Write the bodies yourself.</w:t>
       </w:r>
     </w:p>
     <w:tbl>
@@ -1867,7 +1867,7 @@
                 <w:b w:val="0"/>
                 <w:sz w:val="16"/>
               </w:rPr>
-              <w:t>from pyspark.sql import SparkSession</w:t>
+              <w:t># Wave ids in bronze for this tracker that silver does not hold for this tracker.</w:t>
             </w:r>
           </w:p>
           <w:p>
@@ -1890,7 +1890,7 @@
                 <w:b w:val="0"/>
                 <w:sz w:val="16"/>
               </w:rPr>
-              <w:t>from pyspark.sql import functions as F</w:t>
+              <w:t>def unprocessed_waves(</w:t>
             </w:r>
           </w:p>
           <w:p>
@@ -1913,7 +1913,7 @@
                 <w:b w:val="0"/>
                 <w:sz w:val="16"/>
               </w:rPr>
-              <w:t xml:space="preserve"> </w:t>
+              <w:t xml:space="preserve">    spark: SparkSession,</w:t>
             </w:r>
           </w:p>
           <w:p>
@@ -1936,7 +1936,7 @@
                 <w:b w:val="0"/>
                 <w:sz w:val="16"/>
               </w:rPr>
-              <w:t xml:space="preserve"> </w:t>
+              <w:t xml:space="preserve">    bronze: str,</w:t>
             </w:r>
           </w:p>
           <w:p>
@@ -1959,7 +1959,7 @@
                 <w:b w:val="0"/>
                 <w:sz w:val="16"/>
               </w:rPr>
-              <w:t>def unprocessed_waves(spark: SparkSession, bronze: str, silver: str, tracker_id: str) -&gt; list[str]:</w:t>
+              <w:t xml:space="preserve">    silver: str,</w:t>
             </w:r>
           </w:p>
           <w:p>
@@ -1982,7 +1982,30 @@
                 <w:b w:val="0"/>
                 <w:sz w:val="16"/>
               </w:rPr>
-              <w:t xml:space="preserve">    ...</w:t>
+              <w:t xml:space="preserve">    tracker_id: str,</w:t>
+            </w:r>
+          </w:p>
+          <w:p>
+            <w:pPr>
+              <w:spacing w:before="0" w:after="0" w:line="240" w:lineRule="auto"/>
+              <w:ind w:left="567" w:hanging="567"/>
+            </w:pPr>
+            <w:r>
+              <w:rPr>
+                <w:rFonts w:ascii="Consolas" w:hAnsi="Consolas" w:eastAsia="Consolas"/>
+                <w:b w:val="0"/>
+                <w:color w:val="5B6875"/>
+                <w:sz w:val="16"/>
+              </w:rPr>
+              <w:t xml:space="preserve">   7  </w:t>
+            </w:r>
+            <w:r>
+              <w:rPr>
+                <w:rFonts w:ascii="Consolas" w:hAnsi="Consolas" w:eastAsia="Consolas"/>
+                <w:b w:val="0"/>
+                <w:sz w:val="16"/>
+              </w:rPr>
+              <w:t>) -&gt; list[str]: ...</w:t>
             </w:r>
           </w:p>
         </w:tc>
@@ -1990,175 +2013,12 @@
     </w:tbl>
     <w:p/>
     <w:p>
-      <w:pPr>
-        <w:pStyle w:val="Heading5"/>
-      </w:pPr>
-      <w:r>
-        <w:t>Exercise 5. Multiple choice (level 5)</w:t>
-      </w:r>
-    </w:p>
-    <w:p>
-      <w:r>
-        <w:rPr>
-          <w:b w:val="0"/>
-          <w:i w:val="0"/>
-        </w:rPr>
-        <w:t>Silver already holds wave W14. The supplier redelivers W14 with corrected weights. Your job processes "waves in bronze that are not in silver". What happens to the redelivery?</w:t>
-      </w:r>
-    </w:p>
-    <w:p>
-      <w:pPr>
-        <w:pStyle w:val="ListBullet"/>
-      </w:pPr>
-      <w:r>
-        <w:rPr>
-          <w:b w:val="0"/>
-          <w:i w:val="0"/>
-        </w:rPr>
-        <w:t>a) It is processed, because bronze has a new ingestion_id.</w:t>
-      </w:r>
-    </w:p>
-    <w:p>
-      <w:pPr>
-        <w:pStyle w:val="ListBullet"/>
-      </w:pPr>
-      <w:r>
-        <w:rPr>
-          <w:b w:val="0"/>
-          <w:i w:val="0"/>
-        </w:rPr>
-        <w:t>b) It is skipped, because W14 is already in silver.</w:t>
-      </w:r>
-    </w:p>
-    <w:p>
-      <w:pPr>
-        <w:pStyle w:val="ListBullet"/>
-      </w:pPr>
-      <w:r>
-        <w:rPr>
-          <w:b w:val="0"/>
-          <w:i w:val="0"/>
-        </w:rPr>
-        <w:t>c) The job fails with a duplicate key error.</w:t>
-      </w:r>
-    </w:p>
-    <w:p>
-      <w:pPr>
-        <w:pStyle w:val="ListBullet"/>
-      </w:pPr>
-      <w:r>
-        <w:rPr>
-          <w:b w:val="0"/>
-          <w:i w:val="0"/>
-        </w:rPr>
-        <w:t>d) It is processed twice.</w:t>
-      </w:r>
-    </w:p>
-    <w:p>
-      <w:r>
-        <w:rPr>
-          <w:b/>
-          <w:i w:val="0"/>
-        </w:rPr>
-        <w:t>Why?</w:t>
-      </w:r>
-    </w:p>
-    <w:p>
-      <w:pPr>
-        <w:pStyle w:val="ListBullet"/>
-      </w:pPr>
-      <w:r>
-        <w:rPr>
-          <w:b w:val="0"/>
-          <w:i w:val="0"/>
-        </w:rPr>
-        <w:t>r1) The detection compares wave IDs only, and W14 exists on both sides.</w:t>
-      </w:r>
-    </w:p>
-    <w:p>
-      <w:pPr>
-        <w:pStyle w:val="ListBullet"/>
-      </w:pPr>
-      <w:r>
-        <w:rPr>
-          <w:b w:val="0"/>
-          <w:i w:val="0"/>
-        </w:rPr>
-        <w:t>r2) Bronze rejects redeliveries.</w:t>
-      </w:r>
-    </w:p>
-    <w:p>
-      <w:pPr>
-        <w:pStyle w:val="Heading4"/>
-      </w:pPr>
-      <w:r>
-        <w:t>Sources</w:t>
-      </w:r>
-    </w:p>
-    <w:p>
-      <w:pPr>
-        <w:pStyle w:val="ListBullet"/>
-      </w:pPr>
-      <w:r>
-        <w:rPr>
-          <w:b w:val="0"/>
-          <w:i w:val="0"/>
-        </w:rPr>
-        <w:t>left_anti joins and spark.catalog.tableExists work as described on PySpark 4.0. (verified: spark_tests for A8-L1-E3 and E4 run on PySpark 4.0.4 with Delta.)</w:t>
-      </w:r>
-    </w:p>
-    <w:p>
-      <w:pPr>
-        <w:pStyle w:val="Heading3"/>
-      </w:pPr>
-      <w:r>
-        <w:t>A8-L2 Auto Loader for file ingestion into bronze</w:t>
-      </w:r>
-    </w:p>
-    <w:p>
-      <w:pPr>
-        <w:pStyle w:val="Heading4"/>
-      </w:pPr>
-      <w:r>
-        <w:t>Concept</w:t>
-      </w:r>
-    </w:p>
-    <w:p>
-      <w:r>
-        <w:rPr>
-          <w:b w:val="0"/>
-          <w:i w:val="0"/>
-        </w:rPr>
-        <w:t xml:space="preserve">Suppliers drop files into a landing folder. You want each file loaded into bronze exactly once, whenever it arrives, without keeping your own list of processed files. </w:t>
-      </w:r>
-      <w:r>
-        <w:rPr>
-          <w:b/>
-          <w:i w:val="0"/>
-        </w:rPr>
-        <w:t>Auto Loader</w:t>
-      </w:r>
-      <w:r>
-        <w:rPr>
-          <w:b w:val="0"/>
-          <w:i w:val="0"/>
-        </w:rPr>
-        <w:t xml:space="preserve"> does this on Databricks. It is a Structured Streaming source called </w:t>
-      </w:r>
-      <w:r>
-        <w:rPr>
-          <w:rFonts w:ascii="Consolas" w:hAnsi="Consolas" w:eastAsia="Consolas"/>
-          <w:b w:val="0"/>
-          <w:sz w:val="19"/>
-        </w:rPr>
-        <w:t>cloudFiles</w:t>
-      </w:r>
-      <w:r>
-        <w:rPr>
-          <w:b w:val="0"/>
-          <w:i w:val="0"/>
-        </w:rPr>
-        <w:t>.</w:t>
+      <w:r>
+        <w:rPr>
+          <w:b w:val="0"/>
+          <w:i w:val="0"/>
+        </w:rPr>
+        <w:t>Starter code:</w:t>
       </w:r>
     </w:p>
     <w:tbl>
@@ -2196,7 +2056,7 @@
                 <w:b w:val="0"/>
                 <w:sz w:val="16"/>
               </w:rPr>
-              <w:t>(</w:t>
+              <w:t>from pyspark.sql import SparkSession</w:t>
             </w:r>
           </w:p>
           <w:p>
@@ -2219,7 +2079,7 @@
                 <w:b w:val="0"/>
                 <w:sz w:val="16"/>
               </w:rPr>
-              <w:t xml:space="preserve">    spark.readStream.format("cloudFiles")</w:t>
+              <w:t>from pyspark.sql import functions as F</w:t>
             </w:r>
           </w:p>
           <w:p>
@@ -2242,7 +2102,7 @@
                 <w:b w:val="0"/>
                 <w:sz w:val="16"/>
               </w:rPr>
-              <w:t xml:space="preserve">    .option("cloudFiles.format", "csv")</w:t>
+              <w:t xml:space="preserve"> </w:t>
             </w:r>
           </w:p>
           <w:p>
@@ -2265,7 +2125,7 @@
                 <w:b w:val="0"/>
                 <w:sz w:val="16"/>
               </w:rPr>
-              <w:t xml:space="preserve">    .option("cloudFiles.schemaLocation", schema_path)</w:t>
+              <w:t xml:space="preserve"> </w:t>
             </w:r>
           </w:p>
           <w:p>
@@ -2288,7 +2148,7 @@
                 <w:b w:val="0"/>
                 <w:sz w:val="16"/>
               </w:rPr>
-              <w:t xml:space="preserve">    .option("header", "true")</w:t>
+              <w:t>def unprocessed_waves(spark: SparkSession, bronze: str, silver: str, tracker_id: str) -&gt; list[str]:</w:t>
             </w:r>
           </w:p>
           <w:p>
@@ -2311,145 +2171,7 @@
                 <w:b w:val="0"/>
                 <w:sz w:val="16"/>
               </w:rPr>
-              <w:t xml:space="preserve">    .load(landing_path)</w:t>
-            </w:r>
-          </w:p>
-          <w:p>
-            <w:pPr>
-              <w:spacing w:before="0" w:after="0" w:line="240" w:lineRule="auto"/>
-              <w:ind w:left="567" w:hanging="567"/>
-            </w:pPr>
-            <w:r>
-              <w:rPr>
-                <w:rFonts w:ascii="Consolas" w:hAnsi="Consolas" w:eastAsia="Consolas"/>
-                <w:b w:val="0"/>
-                <w:color w:val="5B6875"/>
-                <w:sz w:val="16"/>
-              </w:rPr>
-              <w:t xml:space="preserve">   7  </w:t>
-            </w:r>
-            <w:r>
-              <w:rPr>
-                <w:rFonts w:ascii="Consolas" w:hAnsi="Consolas" w:eastAsia="Consolas"/>
-                <w:b w:val="0"/>
-                <w:sz w:val="16"/>
-              </w:rPr>
-              <w:t xml:space="preserve">    .select("*", F.col("_metadata.file_path").alias("source_file"))</w:t>
-            </w:r>
-          </w:p>
-          <w:p>
-            <w:pPr>
-              <w:spacing w:before="0" w:after="0" w:line="240" w:lineRule="auto"/>
-              <w:ind w:left="567" w:hanging="567"/>
-            </w:pPr>
-            <w:r>
-              <w:rPr>
-                <w:rFonts w:ascii="Consolas" w:hAnsi="Consolas" w:eastAsia="Consolas"/>
-                <w:b w:val="0"/>
-                <w:color w:val="5B6875"/>
-                <w:sz w:val="16"/>
-              </w:rPr>
-              <w:t xml:space="preserve">   8  </w:t>
-            </w:r>
-            <w:r>
-              <w:rPr>
-                <w:rFonts w:ascii="Consolas" w:hAnsi="Consolas" w:eastAsia="Consolas"/>
-                <w:b w:val="0"/>
-                <w:sz w:val="16"/>
-              </w:rPr>
-              <w:t xml:space="preserve">    .writeStream</w:t>
-            </w:r>
-          </w:p>
-          <w:p>
-            <w:pPr>
-              <w:spacing w:before="0" w:after="0" w:line="240" w:lineRule="auto"/>
-              <w:ind w:left="567" w:hanging="567"/>
-            </w:pPr>
-            <w:r>
-              <w:rPr>
-                <w:rFonts w:ascii="Consolas" w:hAnsi="Consolas" w:eastAsia="Consolas"/>
-                <w:b w:val="0"/>
-                <w:color w:val="5B6875"/>
-                <w:sz w:val="16"/>
-              </w:rPr>
-              <w:t xml:space="preserve">   9  </w:t>
-            </w:r>
-            <w:r>
-              <w:rPr>
-                <w:rFonts w:ascii="Consolas" w:hAnsi="Consolas" w:eastAsia="Consolas"/>
-                <w:b w:val="0"/>
-                <w:sz w:val="16"/>
-              </w:rPr>
-              <w:t xml:space="preserve">    .option("checkpointLocation", checkpoint_path)</w:t>
-            </w:r>
-          </w:p>
-          <w:p>
-            <w:pPr>
-              <w:spacing w:before="0" w:after="0" w:line="240" w:lineRule="auto"/>
-              <w:ind w:left="567" w:hanging="567"/>
-            </w:pPr>
-            <w:r>
-              <w:rPr>
-                <w:rFonts w:ascii="Consolas" w:hAnsi="Consolas" w:eastAsia="Consolas"/>
-                <w:b w:val="0"/>
-                <w:color w:val="5B6875"/>
-                <w:sz w:val="16"/>
-              </w:rPr>
-              <w:t xml:space="preserve">  10  </w:t>
-            </w:r>
-            <w:r>
-              <w:rPr>
-                <w:rFonts w:ascii="Consolas" w:hAnsi="Consolas" w:eastAsia="Consolas"/>
-                <w:b w:val="0"/>
-                <w:sz w:val="16"/>
-              </w:rPr>
-              <w:t xml:space="preserve">    .trigger(availableNow=True)</w:t>
-            </w:r>
-          </w:p>
-          <w:p>
-            <w:pPr>
-              <w:spacing w:before="0" w:after="0" w:line="240" w:lineRule="auto"/>
-              <w:ind w:left="567" w:hanging="567"/>
-            </w:pPr>
-            <w:r>
-              <w:rPr>
-                <w:rFonts w:ascii="Consolas" w:hAnsi="Consolas" w:eastAsia="Consolas"/>
-                <w:b w:val="0"/>
-                <w:color w:val="5B6875"/>
-                <w:sz w:val="16"/>
-              </w:rPr>
-              <w:t xml:space="preserve">  11  </w:t>
-            </w:r>
-            <w:r>
-              <w:rPr>
-                <w:rFonts w:ascii="Consolas" w:hAnsi="Consolas" w:eastAsia="Consolas"/>
-                <w:b w:val="0"/>
-                <w:sz w:val="16"/>
-              </w:rPr>
-              <w:t xml:space="preserve">    .toTable("research_prod.research_bronze.nat_raw")</w:t>
-            </w:r>
-          </w:p>
-          <w:p>
-            <w:pPr>
-              <w:spacing w:before="0" w:after="0" w:line="240" w:lineRule="auto"/>
-              <w:ind w:left="567" w:hanging="567"/>
-            </w:pPr>
-            <w:r>
-              <w:rPr>
-                <w:rFonts w:ascii="Consolas" w:hAnsi="Consolas" w:eastAsia="Consolas"/>
-                <w:b w:val="0"/>
-                <w:color w:val="5B6875"/>
-                <w:sz w:val="16"/>
-              </w:rPr>
-              <w:t xml:space="preserve">  12  </w:t>
-            </w:r>
-            <w:r>
-              <w:rPr>
-                <w:rFonts w:ascii="Consolas" w:hAnsi="Consolas" w:eastAsia="Consolas"/>
-                <w:b w:val="0"/>
-                <w:sz w:val="16"/>
-              </w:rPr>
-              <w:t>)</w:t>
+              <w:t xml:space="preserve">    ...</w:t>
             </w:r>
           </w:p>
         </w:tc>
@@ -2457,12 +2179,20 @@
     </w:tbl>
     <w:p/>
     <w:p>
-      <w:r>
-        <w:rPr>
-          <w:b w:val="0"/>
-          <w:i w:val="0"/>
-        </w:rPr>
-        <w:t>What each piece does:</w:t>
+      <w:pPr>
+        <w:pStyle w:val="Heading5"/>
+      </w:pPr>
+      <w:r>
+        <w:t>Exercise 5. Multiple choice (level 5)</w:t>
+      </w:r>
+    </w:p>
+    <w:p>
+      <w:r>
+        <w:rPr>
+          <w:b w:val="0"/>
+          <w:i w:val="0"/>
+        </w:rPr>
+        <w:t>Silver already holds wave W14. The supplier redelivers W14 with corrected weights. Your job processes "waves in bronze that are not in silver". What happens to the redelivery?</w:t>
       </w:r>
     </w:p>
     <w:p>
@@ -2471,17 +2201,10 @@
       </w:pPr>
       <w:r>
         <w:rPr>
-          <w:b/>
-          <w:i w:val="0"/>
-        </w:rPr>
-        <w:t>Checkpoint location.</w:t>
-      </w:r>
-      <w:r>
-        <w:rPr>
-          <w:b w:val="0"/>
-          <w:i w:val="0"/>
-        </w:rPr>
-        <w:t xml:space="preserve"> Auto Loader records every discovered file in a key-value store (RocksDB) under the checkpoint. After a failure it resumes where it stopped, and each file path is processed once. One checkpoint per stream, never shared, never deleted casually: deleting it reloads every file.</w:t>
+          <w:b w:val="0"/>
+          <w:i w:val="0"/>
+        </w:rPr>
+        <w:t>a) It is processed, because bronze has a new ingestion_id.</w:t>
       </w:r>
     </w:p>
     <w:p>
@@ -2490,47 +2213,10 @@
       </w:pPr>
       <w:r>
         <w:rPr>
-          <w:b/>
-          <w:i w:val="0"/>
-        </w:rPr>
-        <w:t>Schema location.</w:t>
-      </w:r>
-      <w:r>
-        <w:rPr>
-          <w:b w:val="0"/>
-          <w:i w:val="0"/>
-        </w:rPr>
-        <w:t xml:space="preserve"> Auto Loader infers the schema once, stores it there, and tracks changes. Without a schema you provide, the default mode is </w:t>
-      </w:r>
-      <w:r>
-        <w:rPr>
-          <w:rFonts w:ascii="Consolas" w:hAnsi="Consolas" w:eastAsia="Consolas"/>
-          <w:b w:val="0"/>
-          <w:sz w:val="19"/>
-        </w:rPr>
-        <w:t>addNewColumns</w:t>
-      </w:r>
-      <w:r>
-        <w:rPr>
-          <w:b w:val="0"/>
-          <w:i w:val="0"/>
-        </w:rPr>
-        <w:t xml:space="preserve">: when a new column appears, the stream stops with </w:t>
-      </w:r>
-      <w:r>
-        <w:rPr>
-          <w:rFonts w:ascii="Consolas" w:hAnsi="Consolas" w:eastAsia="Consolas"/>
-          <w:b w:val="0"/>
-          <w:sz w:val="19"/>
-        </w:rPr>
-        <w:t>UnknownFieldException</w:t>
-      </w:r>
-      <w:r>
-        <w:rPr>
-          <w:b w:val="0"/>
-          <w:i w:val="0"/>
-        </w:rPr>
-        <w:t xml:space="preserve"> after recording the new schema, and the next start includes the column. Run it from a job that retries, so the restart is automatic.</w:t>
+          <w:b w:val="0"/>
+          <w:i w:val="0"/>
+        </w:rPr>
+        <w:t>b) It is skipped, because W14 is already in silver.</w:t>
       </w:r>
     </w:p>
     <w:p>
@@ -2539,47 +2225,10 @@
       </w:pPr>
       <w:r>
         <w:rPr>
-          <w:b/>
-          <w:i w:val="0"/>
-        </w:rPr>
-        <w:t>Rescued data.</w:t>
-      </w:r>
-      <w:r>
-        <w:rPr>
-          <w:b w:val="0"/>
-          <w:i w:val="0"/>
-        </w:rPr>
-        <w:t xml:space="preserve"> When Auto Loader infers the schema, it adds a </w:t>
-      </w:r>
-      <w:r>
-        <w:rPr>
-          <w:rFonts w:ascii="Consolas" w:hAnsi="Consolas" w:eastAsia="Consolas"/>
-          <w:b w:val="0"/>
-          <w:sz w:val="19"/>
-        </w:rPr>
-        <w:t>_rescued_data</w:t>
-      </w:r>
-      <w:r>
-        <w:rPr>
-          <w:b w:val="0"/>
-          <w:i w:val="0"/>
-        </w:rPr>
-        <w:t xml:space="preserve"> column that captures values that do not fit, such as a type mismatch. Count non-null </w:t>
-      </w:r>
-      <w:r>
-        <w:rPr>
-          <w:rFonts w:ascii="Consolas" w:hAnsi="Consolas" w:eastAsia="Consolas"/>
-          <w:b w:val="0"/>
-          <w:sz w:val="19"/>
-        </w:rPr>
-        <w:t>_rescued_data</w:t>
-      </w:r>
-      <w:r>
-        <w:rPr>
-          <w:b w:val="0"/>
-          <w:i w:val="0"/>
-        </w:rPr>
-        <w:t xml:space="preserve"> in your contract checks.</w:t>
+          <w:b w:val="0"/>
+          <w:i w:val="0"/>
+        </w:rPr>
+        <w:t>c) The job fails with a duplicate key error.</w:t>
       </w:r>
     </w:p>
     <w:p>
@@ -2588,18 +2237,19 @@
       </w:pPr>
       <w:r>
         <w:rPr>
-          <w:rFonts w:ascii="Consolas" w:hAnsi="Consolas" w:eastAsia="Consolas"/>
-          <w:b w:val="0"/>
-          <w:sz w:val="19"/>
-        </w:rPr>
-        <w:t>trigger(availableNow=True)</w:t>
-      </w:r>
-      <w:r>
-        <w:rPr>
-          <w:b w:val="0"/>
-          <w:i w:val="0"/>
-        </w:rPr>
-        <w:t xml:space="preserve"> processes every file that has arrived, then stops. Schedule it as a batch job: incremental logic, batch cost.</w:t>
+          <w:b w:val="0"/>
+          <w:i w:val="0"/>
+        </w:rPr>
+        <w:t>d) It is processed twice.</w:t>
+      </w:r>
+    </w:p>
+    <w:p>
+      <w:r>
+        <w:rPr>
+          <w:b/>
+          <w:i w:val="0"/>
+        </w:rPr>
+        <w:t>Why?</w:t>
       </w:r>
     </w:p>
     <w:p>
@@ -2608,42 +2258,22 @@
       </w:pPr>
       <w:r>
         <w:rPr>
-          <w:rFonts w:ascii="Consolas" w:hAnsi="Consolas" w:eastAsia="Consolas"/>
-          <w:b w:val="0"/>
-          <w:sz w:val="19"/>
-        </w:rPr>
-        <w:t>_metadata.file_path</w:t>
-      </w:r>
-      <w:r>
-        <w:rPr>
-          <w:b w:val="0"/>
-          <w:i w:val="0"/>
-        </w:rPr>
-        <w:t xml:space="preserve"> gives each row its source file, for the bronze audit columns.</w:t>
+          <w:b w:val="0"/>
+          <w:i w:val="0"/>
+        </w:rPr>
+        <w:t>r1) The detection compares wave IDs only, and W14 exists on both sides.</w:t>
       </w:r>
     </w:p>
     <w:p>
-      <w:r>
-        <w:rPr>
-          <w:b w:val="0"/>
-          <w:i w:val="0"/>
-        </w:rPr>
-        <w:t xml:space="preserve">Keep checkpoints and schemas in a Unity Catalog volume, such as </w:t>
-      </w:r>
-      <w:r>
-        <w:rPr>
-          <w:rFonts w:ascii="Consolas" w:hAnsi="Consolas" w:eastAsia="Consolas"/>
-          <w:b w:val="0"/>
-          <w:sz w:val="19"/>
-        </w:rPr>
-        <w:t>/Volumes/research_prod/research_bronze/checkpoints/nat_raw</w:t>
-      </w:r>
-      <w:r>
-        <w:rPr>
-          <w:b w:val="0"/>
-          <w:i w:val="0"/>
-        </w:rPr>
-        <w:t>.</w:t>
+      <w:pPr>
+        <w:pStyle w:val="ListBullet"/>
+      </w:pPr>
+      <w:r>
+        <w:rPr>
+          <w:b w:val="0"/>
+          <w:i w:val="0"/>
+        </w:rPr>
+        <w:t>r2) Bronze rejects redeliveries.</w:t>
       </w:r>
     </w:p>
     <w:p>
@@ -2651,40 +2281,27 @@
         <w:pStyle w:val="Heading4"/>
       </w:pPr>
       <w:r>
-        <w:t>Why it matters</w:t>
+        <w:t>Sources</w:t>
       </w:r>
     </w:p>
     <w:p>
-      <w:r>
-        <w:rPr>
-          <w:b w:val="0"/>
-          <w:i w:val="0"/>
-        </w:rPr>
-        <w:t xml:space="preserve">A bronze notebook lists the landing folder, compares file names with a hand-maintained "processed.txt", and loads the rest. A timeout kills the notebook after it has loaded a file but before it has updated the list. The next run loads the same file again. Bronze now holds the delivery twice with two ingestion IDs, and silver's newest-version logic cannot tell them apart, because both carry the same </w:t>
-      </w:r>
-      <w:r>
-        <w:rPr>
-          <w:rFonts w:ascii="Consolas" w:hAnsi="Consolas" w:eastAsia="Consolas"/>
-          <w:b w:val="0"/>
-          <w:sz w:val="19"/>
-        </w:rPr>
-        <w:t>delivery_version</w:t>
-      </w:r>
-      <w:r>
-        <w:rPr>
-          <w:b w:val="0"/>
-          <w:i w:val="0"/>
-        </w:rPr>
-        <w:t>.</w:t>
+      <w:pPr>
+        <w:pStyle w:val="ListBullet"/>
+      </w:pPr>
+      <w:r>
+        <w:rPr>
+          <w:b w:val="0"/>
+          <w:i w:val="0"/>
+        </w:rPr>
+        <w:t>left_anti joins and spark.catalog.tableExists work as described on PySpark 4.0. (verified: spark_tests for A8-L1-E3 and E4 run on PySpark 4.0.4 with Delta.)</w:t>
       </w:r>
     </w:p>
     <w:p>
-      <w:r>
-        <w:rPr>
-          <w:b w:val="0"/>
-          <w:i w:val="0"/>
-        </w:rPr>
-        <w:t>Auto Loader's checkpoint records files and commits the Delta write together, so a restart after a failure neither skips nor repeats a file.</w:t>
+      <w:pPr>
+        <w:pStyle w:val="Heading3"/>
+      </w:pPr>
+      <w:r>
+        <w:t>A8-L2 Auto Loader for file ingestion into bronze</w:t>
       </w:r>
     </w:p>
     <w:p>
@@ -2692,7 +2309,45 @@
         <w:pStyle w:val="Heading4"/>
       </w:pPr>
       <w:r>
-        <w:t>Worked example: weak code</w:t>
+        <w:t>Concept</w:t>
+      </w:r>
+    </w:p>
+    <w:p>
+      <w:r>
+        <w:rPr>
+          <w:b w:val="0"/>
+          <w:i w:val="0"/>
+        </w:rPr>
+        <w:t xml:space="preserve">Suppliers drop files into a landing folder. You want each file loaded into bronze exactly once, whenever it arrives, without keeping your own list of processed files. </w:t>
+      </w:r>
+      <w:r>
+        <w:rPr>
+          <w:b/>
+          <w:i w:val="0"/>
+        </w:rPr>
+        <w:t>Auto Loader</w:t>
+      </w:r>
+      <w:r>
+        <w:rPr>
+          <w:b w:val="0"/>
+          <w:i w:val="0"/>
+        </w:rPr>
+        <w:t xml:space="preserve"> does this on Databricks. It is a Structured Streaming source called </w:t>
+      </w:r>
+      <w:r>
+        <w:rPr>
+          <w:rFonts w:ascii="Consolas" w:hAnsi="Consolas" w:eastAsia="Consolas"/>
+          <w:b w:val="0"/>
+          <w:sz w:val="19"/>
+        </w:rPr>
+        <w:t>cloudFiles</w:t>
+      </w:r>
+      <w:r>
+        <w:rPr>
+          <w:b w:val="0"/>
+          <w:i w:val="0"/>
+        </w:rPr>
+        <w:t>.</w:t>
       </w:r>
     </w:p>
     <w:tbl>
@@ -2730,7 +2385,7 @@
                 <w:b w:val="0"/>
                 <w:sz w:val="16"/>
               </w:rPr>
-              <w:t>import os</w:t>
+              <w:t>(</w:t>
             </w:r>
           </w:p>
           <w:p>
@@ -2753,7 +2408,7 @@
                 <w:b w:val="0"/>
                 <w:sz w:val="16"/>
               </w:rPr>
-              <w:t xml:space="preserve"> </w:t>
+              <w:t xml:space="preserve">    spark.readStream.format("cloudFiles")</w:t>
             </w:r>
           </w:p>
           <w:p>
@@ -2764,19 +2419,19 @@
             <w:r>
               <w:rPr>
                 <w:rFonts w:ascii="Consolas" w:hAnsi="Consolas" w:eastAsia="Consolas"/>
-                <w:b/>
+                <w:b w:val="0"/>
                 <w:color w:val="5B6875"/>
                 <w:sz w:val="16"/>
               </w:rPr>
-              <w:t xml:space="preserve"> [1]  </w:t>
-            </w:r>
-            <w:r>
-              <w:rPr>
-                <w:rFonts w:ascii="Consolas" w:hAnsi="Consolas" w:eastAsia="Consolas"/>
-                <w:b w:val="0"/>
-                <w:sz w:val="16"/>
-              </w:rPr>
-              <w:t>done = set(open("/dbfs/tmp/processed.txt").read().split())</w:t>
+              <w:t xml:space="preserve">   3  </w:t>
+            </w:r>
+            <w:r>
+              <w:rPr>
+                <w:rFonts w:ascii="Consolas" w:hAnsi="Consolas" w:eastAsia="Consolas"/>
+                <w:b w:val="0"/>
+                <w:sz w:val="16"/>
+              </w:rPr>
+              <w:t xml:space="preserve">    .option("cloudFiles.format", "csv")</w:t>
             </w:r>
           </w:p>
           <w:p>
@@ -2799,7 +2454,7 @@
                 <w:b w:val="0"/>
                 <w:sz w:val="16"/>
               </w:rPr>
-              <w:t>for name in os.listdir("/dbfs/landing/nat"):</w:t>
+              <w:t xml:space="preserve">    .option("cloudFiles.schemaLocation", schema_path)</w:t>
             </w:r>
           </w:p>
           <w:p>
@@ -2822,7 +2477,7 @@
                 <w:b w:val="0"/>
                 <w:sz w:val="16"/>
               </w:rPr>
-              <w:t xml:space="preserve">    if name not in done:</w:t>
+              <w:t xml:space="preserve">    .option("header", "true")</w:t>
             </w:r>
           </w:p>
           <w:p>
@@ -2845,7 +2500,7 @@
                 <w:b w:val="0"/>
                 <w:sz w:val="16"/>
               </w:rPr>
-              <w:t xml:space="preserve">        df = spark.read.option("header", True).csv(f"/landing/nat/{name}")</w:t>
+              <w:t xml:space="preserve">    .load(landing_path)</w:t>
             </w:r>
           </w:p>
           <w:p>
@@ -2856,19 +2511,19 @@
             <w:r>
               <w:rPr>
                 <w:rFonts w:ascii="Consolas" w:hAnsi="Consolas" w:eastAsia="Consolas"/>
-                <w:b/>
+                <w:b w:val="0"/>
                 <w:color w:val="5B6875"/>
                 <w:sz w:val="16"/>
               </w:rPr>
-              <w:t xml:space="preserve"> [2]  </w:t>
-            </w:r>
-            <w:r>
-              <w:rPr>
-                <w:rFonts w:ascii="Consolas" w:hAnsi="Consolas" w:eastAsia="Consolas"/>
-                <w:b w:val="0"/>
-                <w:sz w:val="16"/>
-              </w:rPr>
-              <w:t xml:space="preserve">        df.write.mode("append").saveAsTable("research_bronze.nat_raw")</w:t>
+              <w:t xml:space="preserve">   7  </w:t>
+            </w:r>
+            <w:r>
+              <w:rPr>
+                <w:rFonts w:ascii="Consolas" w:hAnsi="Consolas" w:eastAsia="Consolas"/>
+                <w:b w:val="0"/>
+                <w:sz w:val="16"/>
+              </w:rPr>
+              <w:t xml:space="preserve">    .select("*", F.col("_metadata.file_path").alias("source_file"))</w:t>
             </w:r>
           </w:p>
           <w:p>
@@ -2879,76 +2534,305 @@
             <w:r>
               <w:rPr>
                 <w:rFonts w:ascii="Consolas" w:hAnsi="Consolas" w:eastAsia="Consolas"/>
-                <w:b/>
+                <w:b w:val="0"/>
                 <w:color w:val="5B6875"/>
                 <w:sz w:val="16"/>
               </w:rPr>
-              <w:t xml:space="preserve"> [3]  </w:t>
-            </w:r>
-            <w:r>
-              <w:rPr>
-                <w:rFonts w:ascii="Consolas" w:hAnsi="Consolas" w:eastAsia="Consolas"/>
-                <w:b w:val="0"/>
-                <w:sz w:val="16"/>
-              </w:rPr>
-              <w:t xml:space="preserve">        open("/dbfs/tmp/processed.txt", "a").write(name + "\n")</w:t>
+              <w:t xml:space="preserve">   8  </w:t>
+            </w:r>
+            <w:r>
+              <w:rPr>
+                <w:rFonts w:ascii="Consolas" w:hAnsi="Consolas" w:eastAsia="Consolas"/>
+                <w:b w:val="0"/>
+                <w:sz w:val="16"/>
+              </w:rPr>
+              <w:t xml:space="preserve">    .writeStream</w:t>
+            </w:r>
+          </w:p>
+          <w:p>
+            <w:pPr>
+              <w:spacing w:before="0" w:after="0" w:line="240" w:lineRule="auto"/>
+              <w:ind w:left="567" w:hanging="567"/>
+            </w:pPr>
+            <w:r>
+              <w:rPr>
+                <w:rFonts w:ascii="Consolas" w:hAnsi="Consolas" w:eastAsia="Consolas"/>
+                <w:b w:val="0"/>
+                <w:color w:val="5B6875"/>
+                <w:sz w:val="16"/>
+              </w:rPr>
+              <w:t xml:space="preserve">   9  </w:t>
+            </w:r>
+            <w:r>
+              <w:rPr>
+                <w:rFonts w:ascii="Consolas" w:hAnsi="Consolas" w:eastAsia="Consolas"/>
+                <w:b w:val="0"/>
+                <w:sz w:val="16"/>
+              </w:rPr>
+              <w:t xml:space="preserve">    .option("checkpointLocation", checkpoint_path)</w:t>
+            </w:r>
+          </w:p>
+          <w:p>
+            <w:pPr>
+              <w:spacing w:before="0" w:after="0" w:line="240" w:lineRule="auto"/>
+              <w:ind w:left="567" w:hanging="567"/>
+            </w:pPr>
+            <w:r>
+              <w:rPr>
+                <w:rFonts w:ascii="Consolas" w:hAnsi="Consolas" w:eastAsia="Consolas"/>
+                <w:b w:val="0"/>
+                <w:color w:val="5B6875"/>
+                <w:sz w:val="16"/>
+              </w:rPr>
+              <w:t xml:space="preserve">  10  </w:t>
+            </w:r>
+            <w:r>
+              <w:rPr>
+                <w:rFonts w:ascii="Consolas" w:hAnsi="Consolas" w:eastAsia="Consolas"/>
+                <w:b w:val="0"/>
+                <w:sz w:val="16"/>
+              </w:rPr>
+              <w:t xml:space="preserve">    .trigger(availableNow=True)</w:t>
+            </w:r>
+          </w:p>
+          <w:p>
+            <w:pPr>
+              <w:spacing w:before="0" w:after="0" w:line="240" w:lineRule="auto"/>
+              <w:ind w:left="567" w:hanging="567"/>
+            </w:pPr>
+            <w:r>
+              <w:rPr>
+                <w:rFonts w:ascii="Consolas" w:hAnsi="Consolas" w:eastAsia="Consolas"/>
+                <w:b w:val="0"/>
+                <w:color w:val="5B6875"/>
+                <w:sz w:val="16"/>
+              </w:rPr>
+              <w:t xml:space="preserve">  11  </w:t>
+            </w:r>
+            <w:r>
+              <w:rPr>
+                <w:rFonts w:ascii="Consolas" w:hAnsi="Consolas" w:eastAsia="Consolas"/>
+                <w:b w:val="0"/>
+                <w:sz w:val="16"/>
+              </w:rPr>
+              <w:t xml:space="preserve">    .toTable("research_prod.research_bronze.nat_raw")</w:t>
+            </w:r>
+          </w:p>
+          <w:p>
+            <w:pPr>
+              <w:spacing w:before="0" w:after="0" w:line="240" w:lineRule="auto"/>
+              <w:ind w:left="567" w:hanging="567"/>
+            </w:pPr>
+            <w:r>
+              <w:rPr>
+                <w:rFonts w:ascii="Consolas" w:hAnsi="Consolas" w:eastAsia="Consolas"/>
+                <w:b w:val="0"/>
+                <w:color w:val="5B6875"/>
+                <w:sz w:val="16"/>
+              </w:rPr>
+              <w:t xml:space="preserve">  12  </w:t>
+            </w:r>
+            <w:r>
+              <w:rPr>
+                <w:rFonts w:ascii="Consolas" w:hAnsi="Consolas" w:eastAsia="Consolas"/>
+                <w:b w:val="0"/>
+                <w:sz w:val="16"/>
+              </w:rPr>
+              <w:t>)</w:t>
             </w:r>
           </w:p>
         </w:tc>
       </w:tr>
     </w:tbl>
+    <w:p/>
     <w:p>
-      <w:pPr>
-        <w:pStyle w:val="ListNumber"/>
-      </w:pPr>
-      <w:r>
-        <w:rPr>
-          <w:b/>
-        </w:rPr>
-        <w:t xml:space="preserve">Line 3. </w:t>
-      </w:r>
-      <w:r>
-        <w:rPr>
-          <w:b w:val="0"/>
-          <w:i w:val="0"/>
-        </w:rPr>
-        <w:t>Hand-built state in a temp file: easy to lose, and not linked to the table.</w:t>
+      <w:r>
+        <w:rPr>
+          <w:b w:val="0"/>
+          <w:i w:val="0"/>
+        </w:rPr>
+        <w:t>What each piece does:</w:t>
       </w:r>
     </w:p>
     <w:p>
       <w:pPr>
-        <w:pStyle w:val="ListNumber"/>
+        <w:pStyle w:val="ListBullet"/>
       </w:pPr>
       <w:r>
         <w:rPr>
           <w:b/>
-        </w:rPr>
-        <w:t xml:space="preserve">Line 7. </w:t>
-      </w:r>
-      <w:r>
-        <w:rPr>
-          <w:b w:val="0"/>
-          <w:i w:val="0"/>
-        </w:rPr>
-        <w:t>The write and the list update are separate steps. A crash between them duplicates a file.</w:t>
+          <w:i w:val="0"/>
+        </w:rPr>
+        <w:t>Checkpoint location.</w:t>
+      </w:r>
+      <w:r>
+        <w:rPr>
+          <w:b w:val="0"/>
+          <w:i w:val="0"/>
+        </w:rPr>
+        <w:t xml:space="preserve"> Auto Loader records every discovered file in a key-value store (RocksDB) under the checkpoint. After a failure it resumes where it stopped, and each file path is processed once. One checkpoint per stream, never shared, never deleted casually: deleting it reloads every file.</w:t>
       </w:r>
     </w:p>
     <w:p>
       <w:pPr>
-        <w:pStyle w:val="ListNumber"/>
+        <w:pStyle w:val="ListBullet"/>
       </w:pPr>
       <w:r>
         <w:rPr>
           <w:b/>
-        </w:rPr>
-        <w:t xml:space="preserve">Line 8. </w:t>
-      </w:r>
-      <w:r>
-        <w:rPr>
-          <w:b w:val="0"/>
-          <w:i w:val="0"/>
-        </w:rPr>
-        <w:t>State recorded after the write, with no transaction.</w:t>
+          <w:i w:val="0"/>
+        </w:rPr>
+        <w:t>Schema location.</w:t>
+      </w:r>
+      <w:r>
+        <w:rPr>
+          <w:b w:val="0"/>
+          <w:i w:val="0"/>
+        </w:rPr>
+        <w:t xml:space="preserve"> Auto Loader infers the schema once, stores it there, and tracks changes. Without a schema you provide, the default mode is </w:t>
+      </w:r>
+      <w:r>
+        <w:rPr>
+          <w:rFonts w:ascii="Consolas" w:hAnsi="Consolas" w:eastAsia="Consolas"/>
+          <w:b w:val="0"/>
+          <w:sz w:val="19"/>
+        </w:rPr>
+        <w:t>addNewColumns</w:t>
+      </w:r>
+      <w:r>
+        <w:rPr>
+          <w:b w:val="0"/>
+          <w:i w:val="0"/>
+        </w:rPr>
+        <w:t xml:space="preserve">: when a new column appears, the stream stops with </w:t>
+      </w:r>
+      <w:r>
+        <w:rPr>
+          <w:rFonts w:ascii="Consolas" w:hAnsi="Consolas" w:eastAsia="Consolas"/>
+          <w:b w:val="0"/>
+          <w:sz w:val="19"/>
+        </w:rPr>
+        <w:t>UnknownFieldException</w:t>
+      </w:r>
+      <w:r>
+        <w:rPr>
+          <w:b w:val="0"/>
+          <w:i w:val="0"/>
+        </w:rPr>
+        <w:t xml:space="preserve"> after recording the new schema, and the next start includes the column. Run it from a job that retries, so the restart is automatic.</w:t>
+      </w:r>
+    </w:p>
+    <w:p>
+      <w:pPr>
+        <w:pStyle w:val="ListBullet"/>
+      </w:pPr>
+      <w:r>
+        <w:rPr>
+          <w:b/>
+          <w:i w:val="0"/>
+        </w:rPr>
+        <w:t>Rescued data.</w:t>
+      </w:r>
+      <w:r>
+        <w:rPr>
+          <w:b w:val="0"/>
+          <w:i w:val="0"/>
+        </w:rPr>
+        <w:t xml:space="preserve"> When Auto Loader infers the schema, it adds a </w:t>
+      </w:r>
+      <w:r>
+        <w:rPr>
+          <w:rFonts w:ascii="Consolas" w:hAnsi="Consolas" w:eastAsia="Consolas"/>
+          <w:b w:val="0"/>
+          <w:sz w:val="19"/>
+        </w:rPr>
+        <w:t>_rescued_data</w:t>
+      </w:r>
+      <w:r>
+        <w:rPr>
+          <w:b w:val="0"/>
+          <w:i w:val="0"/>
+        </w:rPr>
+        <w:t xml:space="preserve"> column that captures values that do not fit, such as a type mismatch. Count non-null </w:t>
+      </w:r>
+      <w:r>
+        <w:rPr>
+          <w:rFonts w:ascii="Consolas" w:hAnsi="Consolas" w:eastAsia="Consolas"/>
+          <w:b w:val="0"/>
+          <w:sz w:val="19"/>
+        </w:rPr>
+        <w:t>_rescued_data</w:t>
+      </w:r>
+      <w:r>
+        <w:rPr>
+          <w:b w:val="0"/>
+          <w:i w:val="0"/>
+        </w:rPr>
+        <w:t xml:space="preserve"> in your contract checks.</w:t>
+      </w:r>
+    </w:p>
+    <w:p>
+      <w:pPr>
+        <w:pStyle w:val="ListBullet"/>
+      </w:pPr>
+      <w:r>
+        <w:rPr>
+          <w:rFonts w:ascii="Consolas" w:hAnsi="Consolas" w:eastAsia="Consolas"/>
+          <w:b w:val="0"/>
+          <w:sz w:val="19"/>
+        </w:rPr>
+        <w:t>trigger(availableNow=True)</w:t>
+      </w:r>
+      <w:r>
+        <w:rPr>
+          <w:b w:val="0"/>
+          <w:i w:val="0"/>
+        </w:rPr>
+        <w:t xml:space="preserve"> processes every file that has arrived, then stops. Schedule it as a batch job: incremental logic, batch cost.</w:t>
+      </w:r>
+    </w:p>
+    <w:p>
+      <w:pPr>
+        <w:pStyle w:val="ListBullet"/>
+      </w:pPr>
+      <w:r>
+        <w:rPr>
+          <w:rFonts w:ascii="Consolas" w:hAnsi="Consolas" w:eastAsia="Consolas"/>
+          <w:b w:val="0"/>
+          <w:sz w:val="19"/>
+        </w:rPr>
+        <w:t>_metadata.file_path</w:t>
+      </w:r>
+      <w:r>
+        <w:rPr>
+          <w:b w:val="0"/>
+          <w:i w:val="0"/>
+        </w:rPr>
+        <w:t xml:space="preserve"> gives each row its source file, for the bronze audit columns.</w:t>
+      </w:r>
+    </w:p>
+    <w:p>
+      <w:r>
+        <w:rPr>
+          <w:b w:val="0"/>
+          <w:i w:val="0"/>
+        </w:rPr>
+        <w:t xml:space="preserve">Keep checkpoints and schemas in a Unity Catalog volume, such as </w:t>
+      </w:r>
+      <w:r>
+        <w:rPr>
+          <w:rFonts w:ascii="Consolas" w:hAnsi="Consolas" w:eastAsia="Consolas"/>
+          <w:b w:val="0"/>
+          <w:sz w:val="19"/>
+        </w:rPr>
+        <w:t>/Volumes/research_prod/research_bronze/checkpoints/nat_raw</w:t>
+      </w:r>
+      <w:r>
+        <w:rPr>
+          <w:b w:val="0"/>
+          <w:i w:val="0"/>
+        </w:rPr>
+        <w:t>.</w:t>
       </w:r>
     </w:p>
     <w:p>
@@ -2956,7 +2840,48 @@
         <w:pStyle w:val="Heading4"/>
       </w:pPr>
       <w:r>
-        <w:t>Worked example: strong code</w:t>
+        <w:t>Why it matters</w:t>
+      </w:r>
+    </w:p>
+    <w:p>
+      <w:r>
+        <w:rPr>
+          <w:b w:val="0"/>
+          <w:i w:val="0"/>
+        </w:rPr>
+        <w:t xml:space="preserve">A bronze notebook lists the landing folder, compares file names with a hand-maintained "processed.txt", and loads the rest. A timeout kills the notebook after it has loaded a file but before it has updated the list. The next run loads the same file again. Bronze now holds the delivery twice with two ingestion IDs, and silver's newest-version logic cannot tell them apart, because both carry the same </w:t>
+      </w:r>
+      <w:r>
+        <w:rPr>
+          <w:rFonts w:ascii="Consolas" w:hAnsi="Consolas" w:eastAsia="Consolas"/>
+          <w:b w:val="0"/>
+          <w:sz w:val="19"/>
+        </w:rPr>
+        <w:t>delivery_version</w:t>
+      </w:r>
+      <w:r>
+        <w:rPr>
+          <w:b w:val="0"/>
+          <w:i w:val="0"/>
+        </w:rPr>
+        <w:t>.</w:t>
+      </w:r>
+    </w:p>
+    <w:p>
+      <w:r>
+        <w:rPr>
+          <w:b w:val="0"/>
+          <w:i w:val="0"/>
+        </w:rPr>
+        <w:t>Auto Loader's checkpoint records files and commits the Delta write together, so a restart after a failure neither skips nor repeats a file.</w:t>
+      </w:r>
+    </w:p>
+    <w:p>
+      <w:pPr>
+        <w:pStyle w:val="Heading4"/>
+      </w:pPr>
+      <w:r>
+        <w:t>Worked example: weak code</w:t>
       </w:r>
     </w:p>
     <w:tbl>
@@ -2994,7 +2919,7 @@
                 <w:b w:val="0"/>
                 <w:sz w:val="16"/>
               </w:rPr>
-              <w:t>def start_bronze_ingest(spark: SparkSession, landing: str, table: str, checkpoint: str, schema_path: str) -&gt; StreamingQuery:</w:t>
+              <w:t>import os</w:t>
             </w:r>
           </w:p>
           <w:p>
@@ -3017,7 +2942,7 @@
                 <w:b w:val="0"/>
                 <w:sz w:val="16"/>
               </w:rPr>
-              <w:t xml:space="preserve">    """Load every new file in landing into bronze once, then stop."""</w:t>
+              <w:t xml:space="preserve"> </w:t>
             </w:r>
           </w:p>
           <w:p>
@@ -3028,19 +2953,19 @@
             <w:r>
               <w:rPr>
                 <w:rFonts w:ascii="Consolas" w:hAnsi="Consolas" w:eastAsia="Consolas"/>
-                <w:b w:val="0"/>
+                <w:b/>
                 <w:color w:val="5B6875"/>
                 <w:sz w:val="16"/>
               </w:rPr>
-              <w:t xml:space="preserve">   3  </w:t>
-            </w:r>
-            <w:r>
-              <w:rPr>
-                <w:rFonts w:ascii="Consolas" w:hAnsi="Consolas" w:eastAsia="Consolas"/>
-                <w:b w:val="0"/>
-                <w:sz w:val="16"/>
-              </w:rPr>
-              <w:t xml:space="preserve">    raw = (</w:t>
+              <w:t xml:space="preserve"> [1]  </w:t>
+            </w:r>
+            <w:r>
+              <w:rPr>
+                <w:rFonts w:ascii="Consolas" w:hAnsi="Consolas" w:eastAsia="Consolas"/>
+                <w:b w:val="0"/>
+                <w:sz w:val="16"/>
+              </w:rPr>
+              <w:t>done = set(open("/dbfs/tmp/processed.txt").read().split())</w:t>
             </w:r>
           </w:p>
           <w:p>
@@ -3051,19 +2976,19 @@
             <w:r>
               <w:rPr>
                 <w:rFonts w:ascii="Consolas" w:hAnsi="Consolas" w:eastAsia="Consolas"/>
-                <w:b/>
+                <w:b w:val="0"/>
                 <w:color w:val="5B6875"/>
                 <w:sz w:val="16"/>
               </w:rPr>
-              <w:t xml:space="preserve"> [1]  </w:t>
-            </w:r>
-            <w:r>
-              <w:rPr>
-                <w:rFonts w:ascii="Consolas" w:hAnsi="Consolas" w:eastAsia="Consolas"/>
-                <w:b w:val="0"/>
-                <w:sz w:val="16"/>
-              </w:rPr>
-              <w:t xml:space="preserve">        spark.readStream.format("cloudFiles")</w:t>
+              <w:t xml:space="preserve">   4  </w:t>
+            </w:r>
+            <w:r>
+              <w:rPr>
+                <w:rFonts w:ascii="Consolas" w:hAnsi="Consolas" w:eastAsia="Consolas"/>
+                <w:b w:val="0"/>
+                <w:sz w:val="16"/>
+              </w:rPr>
+              <w:t>for name in os.listdir("/dbfs/landing/nat"):</w:t>
             </w:r>
           </w:p>
           <w:p>
@@ -3086,7 +3011,7 @@
                 <w:b w:val="0"/>
                 <w:sz w:val="16"/>
               </w:rPr>
-              <w:t xml:space="preserve">        .option("cloudFiles.format", "csv")</w:t>
+              <w:t xml:space="preserve">    if name not in done:</w:t>
             </w:r>
           </w:p>
           <w:p>
@@ -3097,19 +3022,19 @@
             <w:r>
               <w:rPr>
                 <w:rFonts w:ascii="Consolas" w:hAnsi="Consolas" w:eastAsia="Consolas"/>
-                <w:b/>
+                <w:b w:val="0"/>
                 <w:color w:val="5B6875"/>
                 <w:sz w:val="16"/>
               </w:rPr>
-              <w:t xml:space="preserve"> [2]  </w:t>
-            </w:r>
-            <w:r>
-              <w:rPr>
-                <w:rFonts w:ascii="Consolas" w:hAnsi="Consolas" w:eastAsia="Consolas"/>
-                <w:b w:val="0"/>
-                <w:sz w:val="16"/>
-              </w:rPr>
-              <w:t xml:space="preserve">        .option("cloudFiles.schemaLocation", schema_path)</w:t>
+              <w:t xml:space="preserve">   6  </w:t>
+            </w:r>
+            <w:r>
+              <w:rPr>
+                <w:rFonts w:ascii="Consolas" w:hAnsi="Consolas" w:eastAsia="Consolas"/>
+                <w:b w:val="0"/>
+                <w:sz w:val="16"/>
+              </w:rPr>
+              <w:t xml:space="preserve">        df = spark.read.option("header", True).csv(f"/landing/nat/{name}")</w:t>
             </w:r>
           </w:p>
           <w:p>
@@ -3120,19 +3045,19 @@
             <w:r>
               <w:rPr>
                 <w:rFonts w:ascii="Consolas" w:hAnsi="Consolas" w:eastAsia="Consolas"/>
-                <w:b w:val="0"/>
+                <w:b/>
                 <w:color w:val="5B6875"/>
                 <w:sz w:val="16"/>
               </w:rPr>
-              <w:t xml:space="preserve">   7  </w:t>
-            </w:r>
-            <w:r>
-              <w:rPr>
-                <w:rFonts w:ascii="Consolas" w:hAnsi="Consolas" w:eastAsia="Consolas"/>
-                <w:b w:val="0"/>
-                <w:sz w:val="16"/>
-              </w:rPr>
-              <w:t xml:space="preserve">        .option("header", "true")</w:t>
+              <w:t xml:space="preserve"> [2]  </w:t>
+            </w:r>
+            <w:r>
+              <w:rPr>
+                <w:rFonts w:ascii="Consolas" w:hAnsi="Consolas" w:eastAsia="Consolas"/>
+                <w:b w:val="0"/>
+                <w:sz w:val="16"/>
+              </w:rPr>
+              <w:t xml:space="preserve">        df.write.mode("append").saveAsTable("research_bronze.nat_raw")</w:t>
             </w:r>
           </w:p>
           <w:p>
@@ -3143,98 +3068,6 @@
             <w:r>
               <w:rPr>
                 <w:rFonts w:ascii="Consolas" w:hAnsi="Consolas" w:eastAsia="Consolas"/>
-                <w:b w:val="0"/>
-                <w:color w:val="5B6875"/>
-                <w:sz w:val="16"/>
-              </w:rPr>
-              <w:t xml:space="preserve">   8  </w:t>
-            </w:r>
-            <w:r>
-              <w:rPr>
-                <w:rFonts w:ascii="Consolas" w:hAnsi="Consolas" w:eastAsia="Consolas"/>
-                <w:b w:val="0"/>
-                <w:sz w:val="16"/>
-              </w:rPr>
-              <w:t xml:space="preserve">        .load(landing)</w:t>
-            </w:r>
-          </w:p>
-          <w:p>
-            <w:pPr>
-              <w:spacing w:before="0" w:after="0" w:line="240" w:lineRule="auto"/>
-              <w:ind w:left="567" w:hanging="567"/>
-            </w:pPr>
-            <w:r>
-              <w:rPr>
-                <w:rFonts w:ascii="Consolas" w:hAnsi="Consolas" w:eastAsia="Consolas"/>
-                <w:b w:val="0"/>
-                <w:color w:val="5B6875"/>
-                <w:sz w:val="16"/>
-              </w:rPr>
-              <w:t xml:space="preserve">   9  </w:t>
-            </w:r>
-            <w:r>
-              <w:rPr>
-                <w:rFonts w:ascii="Consolas" w:hAnsi="Consolas" w:eastAsia="Consolas"/>
-                <w:b w:val="0"/>
-                <w:sz w:val="16"/>
-              </w:rPr>
-              <w:t xml:space="preserve">    )</w:t>
-            </w:r>
-          </w:p>
-          <w:p>
-            <w:pPr>
-              <w:spacing w:before="0" w:after="0" w:line="240" w:lineRule="auto"/>
-              <w:ind w:left="567" w:hanging="567"/>
-            </w:pPr>
-            <w:r>
-              <w:rPr>
-                <w:rFonts w:ascii="Consolas" w:hAnsi="Consolas" w:eastAsia="Consolas"/>
-                <w:b w:val="0"/>
-                <w:color w:val="5B6875"/>
-                <w:sz w:val="16"/>
-              </w:rPr>
-              <w:t xml:space="preserve">  10  </w:t>
-            </w:r>
-            <w:r>
-              <w:rPr>
-                <w:rFonts w:ascii="Consolas" w:hAnsi="Consolas" w:eastAsia="Consolas"/>
-                <w:b w:val="0"/>
-                <w:sz w:val="16"/>
-              </w:rPr>
-              <w:t xml:space="preserve">    audited = raw.select(</w:t>
-            </w:r>
-          </w:p>
-          <w:p>
-            <w:pPr>
-              <w:spacing w:before="0" w:after="0" w:line="240" w:lineRule="auto"/>
-              <w:ind w:left="567" w:hanging="567"/>
-            </w:pPr>
-            <w:r>
-              <w:rPr>
-                <w:rFonts w:ascii="Consolas" w:hAnsi="Consolas" w:eastAsia="Consolas"/>
-                <w:b w:val="0"/>
-                <w:color w:val="5B6875"/>
-                <w:sz w:val="16"/>
-              </w:rPr>
-              <w:t xml:space="preserve">  11  </w:t>
-            </w:r>
-            <w:r>
-              <w:rPr>
-                <w:rFonts w:ascii="Consolas" w:hAnsi="Consolas" w:eastAsia="Consolas"/>
-                <w:b w:val="0"/>
-                <w:sz w:val="16"/>
-              </w:rPr>
-              <w:t xml:space="preserve">        "*",</w:t>
-            </w:r>
-          </w:p>
-          <w:p>
-            <w:pPr>
-              <w:spacing w:before="0" w:after="0" w:line="240" w:lineRule="auto"/>
-              <w:ind w:left="567" w:hanging="567"/>
-            </w:pPr>
-            <w:r>
-              <w:rPr>
-                <w:rFonts w:ascii="Consolas" w:hAnsi="Consolas" w:eastAsia="Consolas"/>
                 <w:b/>
                 <w:color w:val="5B6875"/>
                 <w:sz w:val="16"/>
@@ -3247,168 +3080,7 @@
                 <w:b w:val="0"/>
                 <w:sz w:val="16"/>
               </w:rPr>
-              <w:t xml:space="preserve">        F.col("_metadata.file_path").alias("source_file"),</w:t>
-            </w:r>
-          </w:p>
-          <w:p>
-            <w:pPr>
-              <w:spacing w:before="0" w:after="0" w:line="240" w:lineRule="auto"/>
-              <w:ind w:left="567" w:hanging="567"/>
-            </w:pPr>
-            <w:r>
-              <w:rPr>
-                <w:rFonts w:ascii="Consolas" w:hAnsi="Consolas" w:eastAsia="Consolas"/>
-                <w:b w:val="0"/>
-                <w:color w:val="5B6875"/>
-                <w:sz w:val="16"/>
-              </w:rPr>
-              <w:t xml:space="preserve">  13  </w:t>
-            </w:r>
-            <w:r>
-              <w:rPr>
-                <w:rFonts w:ascii="Consolas" w:hAnsi="Consolas" w:eastAsia="Consolas"/>
-                <w:b w:val="0"/>
-                <w:sz w:val="16"/>
-              </w:rPr>
-              <w:t xml:space="preserve">        F.current_timestamp().alias("ingestion_timestamp"),</w:t>
-            </w:r>
-          </w:p>
-          <w:p>
-            <w:pPr>
-              <w:spacing w:before="0" w:after="0" w:line="240" w:lineRule="auto"/>
-              <w:ind w:left="567" w:hanging="567"/>
-            </w:pPr>
-            <w:r>
-              <w:rPr>
-                <w:rFonts w:ascii="Consolas" w:hAnsi="Consolas" w:eastAsia="Consolas"/>
-                <w:b w:val="0"/>
-                <w:color w:val="5B6875"/>
-                <w:sz w:val="16"/>
-              </w:rPr>
-              <w:t xml:space="preserve">  14  </w:t>
-            </w:r>
-            <w:r>
-              <w:rPr>
-                <w:rFonts w:ascii="Consolas" w:hAnsi="Consolas" w:eastAsia="Consolas"/>
-                <w:b w:val="0"/>
-                <w:sz w:val="16"/>
-              </w:rPr>
-              <w:t xml:space="preserve">    )</w:t>
-            </w:r>
-          </w:p>
-          <w:p>
-            <w:pPr>
-              <w:spacing w:before="0" w:after="0" w:line="240" w:lineRule="auto"/>
-              <w:ind w:left="567" w:hanging="567"/>
-            </w:pPr>
-            <w:r>
-              <w:rPr>
-                <w:rFonts w:ascii="Consolas" w:hAnsi="Consolas" w:eastAsia="Consolas"/>
-                <w:b w:val="0"/>
-                <w:color w:val="5B6875"/>
-                <w:sz w:val="16"/>
-              </w:rPr>
-              <w:t xml:space="preserve">  15  </w:t>
-            </w:r>
-            <w:r>
-              <w:rPr>
-                <w:rFonts w:ascii="Consolas" w:hAnsi="Consolas" w:eastAsia="Consolas"/>
-                <w:b w:val="0"/>
-                <w:sz w:val="16"/>
-              </w:rPr>
-              <w:t xml:space="preserve">    return (</w:t>
-            </w:r>
-          </w:p>
-          <w:p>
-            <w:pPr>
-              <w:spacing w:before="0" w:after="0" w:line="240" w:lineRule="auto"/>
-              <w:ind w:left="567" w:hanging="567"/>
-            </w:pPr>
-            <w:r>
-              <w:rPr>
-                <w:rFonts w:ascii="Consolas" w:hAnsi="Consolas" w:eastAsia="Consolas"/>
-                <w:b w:val="0"/>
-                <w:color w:val="5B6875"/>
-                <w:sz w:val="16"/>
-              </w:rPr>
-              <w:t xml:space="preserve">  16  </w:t>
-            </w:r>
-            <w:r>
-              <w:rPr>
-                <w:rFonts w:ascii="Consolas" w:hAnsi="Consolas" w:eastAsia="Consolas"/>
-                <w:b w:val="0"/>
-                <w:sz w:val="16"/>
-              </w:rPr>
-              <w:t xml:space="preserve">        audited.writeStream.option("checkpointLocation", checkpoint)</w:t>
-            </w:r>
-          </w:p>
-          <w:p>
-            <w:pPr>
-              <w:spacing w:before="0" w:after="0" w:line="240" w:lineRule="auto"/>
-              <w:ind w:left="567" w:hanging="567"/>
-            </w:pPr>
-            <w:r>
-              <w:rPr>
-                <w:rFonts w:ascii="Consolas" w:hAnsi="Consolas" w:eastAsia="Consolas"/>
-                <w:b/>
-                <w:color w:val="5B6875"/>
-                <w:sz w:val="16"/>
-              </w:rPr>
-              <w:t xml:space="preserve"> [4]  </w:t>
-            </w:r>
-            <w:r>
-              <w:rPr>
-                <w:rFonts w:ascii="Consolas" w:hAnsi="Consolas" w:eastAsia="Consolas"/>
-                <w:b w:val="0"/>
-                <w:sz w:val="16"/>
-              </w:rPr>
-              <w:t xml:space="preserve">        .trigger(availableNow=True)</w:t>
-            </w:r>
-          </w:p>
-          <w:p>
-            <w:pPr>
-              <w:spacing w:before="0" w:after="0" w:line="240" w:lineRule="auto"/>
-              <w:ind w:left="567" w:hanging="567"/>
-            </w:pPr>
-            <w:r>
-              <w:rPr>
-                <w:rFonts w:ascii="Consolas" w:hAnsi="Consolas" w:eastAsia="Consolas"/>
-                <w:b w:val="0"/>
-                <w:color w:val="5B6875"/>
-                <w:sz w:val="16"/>
-              </w:rPr>
-              <w:t xml:space="preserve">  18  </w:t>
-            </w:r>
-            <w:r>
-              <w:rPr>
-                <w:rFonts w:ascii="Consolas" w:hAnsi="Consolas" w:eastAsia="Consolas"/>
-                <w:b w:val="0"/>
-                <w:sz w:val="16"/>
-              </w:rPr>
-              <w:t xml:space="preserve">        .toTable(table)</w:t>
-            </w:r>
-          </w:p>
-          <w:p>
-            <w:pPr>
-              <w:spacing w:before="0" w:after="0" w:line="240" w:lineRule="auto"/>
-              <w:ind w:left="567" w:hanging="567"/>
-            </w:pPr>
-            <w:r>
-              <w:rPr>
-                <w:rFonts w:ascii="Consolas" w:hAnsi="Consolas" w:eastAsia="Consolas"/>
-                <w:b w:val="0"/>
-                <w:color w:val="5B6875"/>
-                <w:sz w:val="16"/>
-              </w:rPr>
-              <w:t xml:space="preserve">  19  </w:t>
-            </w:r>
-            <w:r>
-              <w:rPr>
-                <w:rFonts w:ascii="Consolas" w:hAnsi="Consolas" w:eastAsia="Consolas"/>
-                <w:b w:val="0"/>
-                <w:sz w:val="16"/>
-              </w:rPr>
-              <w:t xml:space="preserve">    )</w:t>
+              <w:t xml:space="preserve">        open("/dbfs/tmp/processed.txt", "a").write(name + "\n")</w:t>
             </w:r>
           </w:p>
         </w:tc>
@@ -3422,14 +3094,14 @@
         <w:rPr>
           <w:b/>
         </w:rPr>
-        <w:t xml:space="preserve">Line 4. </w:t>
-      </w:r>
-      <w:r>
-        <w:rPr>
-          <w:b w:val="0"/>
-          <w:i w:val="0"/>
-        </w:rPr>
-        <w:t>Auto Loader discovers new files and tracks them in the checkpoint.</w:t>
+        <w:t xml:space="preserve">Line 3. </w:t>
+      </w:r>
+      <w:r>
+        <w:rPr>
+          <w:b w:val="0"/>
+          <w:i w:val="0"/>
+        </w:rPr>
+        <w:t>Hand-built state in a temp file: easy to lose, and not linked to the table.</w:t>
       </w:r>
     </w:p>
     <w:p>
@@ -3440,14 +3112,14 @@
         <w:rPr>
           <w:b/>
         </w:rPr>
-        <w:t xml:space="preserve">Line 6. </w:t>
-      </w:r>
-      <w:r>
-        <w:rPr>
-          <w:b w:val="0"/>
-          <w:i w:val="0"/>
-        </w:rPr>
-        <w:t>Where the inferred schema and its changes are stored.</w:t>
+        <w:t xml:space="preserve">Line 7. </w:t>
+      </w:r>
+      <w:r>
+        <w:rPr>
+          <w:b w:val="0"/>
+          <w:i w:val="0"/>
+        </w:rPr>
+        <w:t>The write and the list update are separate steps. A crash between them duplicates a file.</w:t>
       </w:r>
     </w:p>
     <w:p>
@@ -3458,41 +3130,14 @@
         <w:rPr>
           <w:b/>
         </w:rPr>
-        <w:t xml:space="preserve">Line 12. </w:t>
-      </w:r>
-      <w:r>
-        <w:rPr>
-          <w:b w:val="0"/>
-          <w:i w:val="0"/>
-        </w:rPr>
-        <w:t>Source file for every row, for the bronze audit columns.</w:t>
-      </w:r>
-    </w:p>
-    <w:p>
-      <w:pPr>
-        <w:pStyle w:val="ListNumber"/>
-      </w:pPr>
-      <w:r>
-        <w:rPr>
-          <w:b/>
-        </w:rPr>
-        <w:t xml:space="preserve">Line 17. </w:t>
-      </w:r>
-      <w:r>
-        <w:rPr>
-          <w:b w:val="0"/>
-          <w:i w:val="0"/>
-        </w:rPr>
-        <w:t>Process everything available, then stop: scheduled like a batch job.</w:t>
-      </w:r>
-    </w:p>
-    <w:p>
-      <w:r>
-        <w:rPr>
-          <w:b w:val="0"/>
-          <w:i w:val="0"/>
-        </w:rPr>
-        <w:t>Auto Loader replaces a fragile processed-files list with a checkpoint that commits together with the Delta write.</w:t>
+        <w:t xml:space="preserve">Line 8. </w:t>
+      </w:r>
+      <w:r>
+        <w:rPr>
+          <w:b w:val="0"/>
+          <w:i w:val="0"/>
+        </w:rPr>
+        <w:t>State recorded after the write, with no transaction.</w:t>
       </w:r>
     </w:p>
     <w:p>
@@ -3500,221 +3145,7 @@
         <w:pStyle w:val="Heading4"/>
       </w:pPr>
       <w:r>
-        <w:t>Recap card</w:t>
-      </w:r>
-    </w:p>
-    <w:p>
-      <w:pPr>
-        <w:pStyle w:val="ListBullet"/>
-      </w:pPr>
-      <w:r>
-        <w:rPr>
-          <w:b/>
-          <w:i w:val="0"/>
-        </w:rPr>
-        <w:t>What does Auto Loader's checkpoint store?</w:t>
-      </w:r>
-      <w:r>
-        <w:rPr>
-          <w:b w:val="0"/>
-          <w:i w:val="0"/>
-        </w:rPr>
-        <w:t xml:space="preserve"> Discovered files (in RocksDB) and stream progress, so each file is processed exactly once across restarts.</w:t>
-      </w:r>
-    </w:p>
-    <w:p>
-      <w:pPr>
-        <w:pStyle w:val="ListBullet"/>
-      </w:pPr>
-      <w:r>
-        <w:rPr>
-          <w:b/>
-          <w:i w:val="0"/>
-        </w:rPr>
-        <w:t>Default schema evolution mode without a supplied schema</w:t>
-      </w:r>
-      <w:r>
-        <w:rPr>
-          <w:b w:val="0"/>
-          <w:i w:val="0"/>
-        </w:rPr>
-        <w:t xml:space="preserve"> addNewColumns: stop with UnknownFieldException, record the new schema, restart.</w:t>
-      </w:r>
-    </w:p>
-    <w:p>
-      <w:pPr>
-        <w:pStyle w:val="ListBullet"/>
-      </w:pPr>
-      <w:r>
-        <w:rPr>
-          <w:b/>
-          <w:i w:val="0"/>
-        </w:rPr>
-        <w:t>Incremental at batch cost</w:t>
-      </w:r>
-      <w:r>
-        <w:rPr>
-          <w:b w:val="0"/>
-          <w:i w:val="0"/>
-        </w:rPr>
-        <w:t xml:space="preserve"> .trigger(availableNow=True) on a scheduled job.</w:t>
-      </w:r>
-    </w:p>
-    <w:p>
-      <w:pPr>
-        <w:pStyle w:val="ListBullet"/>
-      </w:pPr>
-      <w:r>
-        <w:rPr>
-          <w:b/>
-          <w:i w:val="0"/>
-        </w:rPr>
-        <w:t>Checkpoint rule</w:t>
-      </w:r>
-      <w:r>
-        <w:rPr>
-          <w:b w:val="0"/>
-          <w:i w:val="0"/>
-        </w:rPr>
-        <w:t xml:space="preserve"> One per stream, in durable storage such as a UC volume. Never shared, never deleted casually.</w:t>
-      </w:r>
-    </w:p>
-    <w:p>
-      <w:pPr>
-        <w:pStyle w:val="Heading4"/>
-      </w:pPr>
-      <w:r>
-        <w:t>Practice</w:t>
-      </w:r>
-    </w:p>
-    <w:p>
-      <w:pPr>
-        <w:pStyle w:val="Heading5"/>
-      </w:pPr>
-      <w:r>
-        <w:t>Exercise 1. Multiple choice (level 1)</w:t>
-      </w:r>
-    </w:p>
-    <w:p>
-      <w:r>
-        <w:rPr>
-          <w:b w:val="0"/>
-          <w:i w:val="0"/>
-        </w:rPr>
-        <w:t>What lets Auto Loader process each landing file exactly once across restarts?</w:t>
-      </w:r>
-    </w:p>
-    <w:p>
-      <w:pPr>
-        <w:pStyle w:val="ListBullet"/>
-      </w:pPr>
-      <w:r>
-        <w:rPr>
-          <w:b w:val="0"/>
-          <w:i w:val="0"/>
-        </w:rPr>
-        <w:t>a) The schema location</w:t>
-      </w:r>
-    </w:p>
-    <w:p>
-      <w:pPr>
-        <w:pStyle w:val="ListBullet"/>
-      </w:pPr>
-      <w:r>
-        <w:rPr>
-          <w:b w:val="0"/>
-          <w:i w:val="0"/>
-        </w:rPr>
-        <w:t>b) The checkpoint location</w:t>
-      </w:r>
-    </w:p>
-    <w:p>
-      <w:pPr>
-        <w:pStyle w:val="ListBullet"/>
-      </w:pPr>
-      <w:r>
-        <w:rPr>
-          <w:b w:val="0"/>
-          <w:i w:val="0"/>
-        </w:rPr>
-        <w:t xml:space="preserve">c) The </w:t>
-      </w:r>
-      <w:r>
-        <w:rPr>
-          <w:rFonts w:ascii="Consolas" w:hAnsi="Consolas" w:eastAsia="Consolas"/>
-          <w:b w:val="0"/>
-          <w:sz w:val="19"/>
-        </w:rPr>
-        <w:t>_rescued_data</w:t>
-      </w:r>
-      <w:r>
-        <w:rPr>
-          <w:b w:val="0"/>
-          <w:i w:val="0"/>
-        </w:rPr>
-        <w:t xml:space="preserve"> column</w:t>
-      </w:r>
-    </w:p>
-    <w:p>
-      <w:pPr>
-        <w:pStyle w:val="ListBullet"/>
-      </w:pPr>
-      <w:r>
-        <w:rPr>
-          <w:b w:val="0"/>
-          <w:i w:val="0"/>
-        </w:rPr>
-        <w:t>d) The file names in the target table</w:t>
-      </w:r>
-    </w:p>
-    <w:p>
-      <w:r>
-        <w:rPr>
-          <w:b/>
-          <w:i w:val="0"/>
-        </w:rPr>
-        <w:t>Why?</w:t>
-      </w:r>
-    </w:p>
-    <w:p>
-      <w:pPr>
-        <w:pStyle w:val="ListBullet"/>
-      </w:pPr>
-      <w:r>
-        <w:rPr>
-          <w:b w:val="0"/>
-          <w:i w:val="0"/>
-        </w:rPr>
-        <w:t>r1) Auto Loader records discovered files in a key-value store in the checkpoint and resumes from it.</w:t>
-      </w:r>
-    </w:p>
-    <w:p>
-      <w:pPr>
-        <w:pStyle w:val="ListBullet"/>
-      </w:pPr>
-      <w:r>
-        <w:rPr>
-          <w:b w:val="0"/>
-          <w:i w:val="0"/>
-        </w:rPr>
-        <w:t>r2) The checkpoint deletes files after loading them.</w:t>
-      </w:r>
-    </w:p>
-    <w:p>
-      <w:pPr>
-        <w:pStyle w:val="Heading5"/>
-      </w:pPr>
-      <w:r>
-        <w:t>Exercise 2. Fill the gap (level 2)</w:t>
-      </w:r>
-    </w:p>
-    <w:p>
-      <w:r>
-        <w:rPr>
-          <w:b w:val="0"/>
-          <w:i w:val="0"/>
-        </w:rPr>
-        <w:t>Complete the Auto Loader read and a write that processes all available files, then stops.</w:t>
+        <w:t>Worked example: strong code</w:t>
       </w:r>
     </w:p>
     <w:tbl>
@@ -3752,7 +3183,7 @@
                 <w:b w:val="0"/>
                 <w:sz w:val="16"/>
               </w:rPr>
-              <w:t>raw = (</w:t>
+              <w:t>def start_bronze_ingest(spark: SparkSession, landing: str, table: str, checkpoint: str, schema_path: str) -&gt; StreamingQuery:</w:t>
             </w:r>
           </w:p>
           <w:p>
@@ -3775,7 +3206,7 @@
                 <w:b w:val="0"/>
                 <w:sz w:val="16"/>
               </w:rPr>
-              <w:t xml:space="preserve">    spark.readStream.format("_____(1)")</w:t>
+              <w:t xml:space="preserve">    """Load every new file in landing into bronze once, then stop."""</w:t>
             </w:r>
           </w:p>
           <w:p>
@@ -3798,7 +3229,7 @@
                 <w:b w:val="0"/>
                 <w:sz w:val="16"/>
               </w:rPr>
-              <w:t xml:space="preserve">    .option("cloudFiles.format", "csv")</w:t>
+              <w:t xml:space="preserve">    raw = (</w:t>
             </w:r>
           </w:p>
           <w:p>
@@ -3809,19 +3240,19 @@
             <w:r>
               <w:rPr>
                 <w:rFonts w:ascii="Consolas" w:hAnsi="Consolas" w:eastAsia="Consolas"/>
-                <w:b w:val="0"/>
+                <w:b/>
                 <w:color w:val="5B6875"/>
                 <w:sz w:val="16"/>
               </w:rPr>
-              <w:t xml:space="preserve">   4  </w:t>
-            </w:r>
-            <w:r>
-              <w:rPr>
-                <w:rFonts w:ascii="Consolas" w:hAnsi="Consolas" w:eastAsia="Consolas"/>
-                <w:b w:val="0"/>
-                <w:sz w:val="16"/>
-              </w:rPr>
-              <w:t xml:space="preserve">    .option("cloudFiles._____(2)", schema_path)</w:t>
+              <w:t xml:space="preserve"> [1]  </w:t>
+            </w:r>
+            <w:r>
+              <w:rPr>
+                <w:rFonts w:ascii="Consolas" w:hAnsi="Consolas" w:eastAsia="Consolas"/>
+                <w:b w:val="0"/>
+                <w:sz w:val="16"/>
+              </w:rPr>
+              <w:t xml:space="preserve">        spark.readStream.format("cloudFiles")</w:t>
             </w:r>
           </w:p>
           <w:p>
@@ -3844,7 +3275,7 @@
                 <w:b w:val="0"/>
                 <w:sz w:val="16"/>
               </w:rPr>
-              <w:t xml:space="preserve">    .load(landing)</w:t>
+              <w:t xml:space="preserve">        .option("cloudFiles.format", "csv")</w:t>
             </w:r>
           </w:p>
           <w:p>
@@ -3855,19 +3286,19 @@
             <w:r>
               <w:rPr>
                 <w:rFonts w:ascii="Consolas" w:hAnsi="Consolas" w:eastAsia="Consolas"/>
-                <w:b w:val="0"/>
+                <w:b/>
                 <w:color w:val="5B6875"/>
                 <w:sz w:val="16"/>
               </w:rPr>
-              <w:t xml:space="preserve">   6  </w:t>
-            </w:r>
-            <w:r>
-              <w:rPr>
-                <w:rFonts w:ascii="Consolas" w:hAnsi="Consolas" w:eastAsia="Consolas"/>
-                <w:b w:val="0"/>
-                <w:sz w:val="16"/>
-              </w:rPr>
-              <w:t>)</w:t>
+              <w:t xml:space="preserve"> [2]  </w:t>
+            </w:r>
+            <w:r>
+              <w:rPr>
+                <w:rFonts w:ascii="Consolas" w:hAnsi="Consolas" w:eastAsia="Consolas"/>
+                <w:b w:val="0"/>
+                <w:sz w:val="16"/>
+              </w:rPr>
+              <w:t xml:space="preserve">        .option("cloudFiles.schemaLocation", schema_path)</w:t>
             </w:r>
           </w:p>
           <w:p>
@@ -3890,43 +3321,375 @@
                 <w:b w:val="0"/>
                 <w:sz w:val="16"/>
               </w:rPr>
-              <w:t>raw.writeStream.option("checkpointLocation", checkpoint).trigger(_____(3)=True).toTable(table)</w:t>
+              <w:t xml:space="preserve">        .option("header", "true")</w:t>
+            </w:r>
+          </w:p>
+          <w:p>
+            <w:pPr>
+              <w:spacing w:before="0" w:after="0" w:line="240" w:lineRule="auto"/>
+              <w:ind w:left="567" w:hanging="567"/>
+            </w:pPr>
+            <w:r>
+              <w:rPr>
+                <w:rFonts w:ascii="Consolas" w:hAnsi="Consolas" w:eastAsia="Consolas"/>
+                <w:b w:val="0"/>
+                <w:color w:val="5B6875"/>
+                <w:sz w:val="16"/>
+              </w:rPr>
+              <w:t xml:space="preserve">   8  </w:t>
+            </w:r>
+            <w:r>
+              <w:rPr>
+                <w:rFonts w:ascii="Consolas" w:hAnsi="Consolas" w:eastAsia="Consolas"/>
+                <w:b w:val="0"/>
+                <w:sz w:val="16"/>
+              </w:rPr>
+              <w:t xml:space="preserve">        .load(landing)</w:t>
+            </w:r>
+          </w:p>
+          <w:p>
+            <w:pPr>
+              <w:spacing w:before="0" w:after="0" w:line="240" w:lineRule="auto"/>
+              <w:ind w:left="567" w:hanging="567"/>
+            </w:pPr>
+            <w:r>
+              <w:rPr>
+                <w:rFonts w:ascii="Consolas" w:hAnsi="Consolas" w:eastAsia="Consolas"/>
+                <w:b w:val="0"/>
+                <w:color w:val="5B6875"/>
+                <w:sz w:val="16"/>
+              </w:rPr>
+              <w:t xml:space="preserve">   9  </w:t>
+            </w:r>
+            <w:r>
+              <w:rPr>
+                <w:rFonts w:ascii="Consolas" w:hAnsi="Consolas" w:eastAsia="Consolas"/>
+                <w:b w:val="0"/>
+                <w:sz w:val="16"/>
+              </w:rPr>
+              <w:t xml:space="preserve">    )</w:t>
+            </w:r>
+          </w:p>
+          <w:p>
+            <w:pPr>
+              <w:spacing w:before="0" w:after="0" w:line="240" w:lineRule="auto"/>
+              <w:ind w:left="567" w:hanging="567"/>
+            </w:pPr>
+            <w:r>
+              <w:rPr>
+                <w:rFonts w:ascii="Consolas" w:hAnsi="Consolas" w:eastAsia="Consolas"/>
+                <w:b w:val="0"/>
+                <w:color w:val="5B6875"/>
+                <w:sz w:val="16"/>
+              </w:rPr>
+              <w:t xml:space="preserve">  10  </w:t>
+            </w:r>
+            <w:r>
+              <w:rPr>
+                <w:rFonts w:ascii="Consolas" w:hAnsi="Consolas" w:eastAsia="Consolas"/>
+                <w:b w:val="0"/>
+                <w:sz w:val="16"/>
+              </w:rPr>
+              <w:t xml:space="preserve">    audited = raw.select(</w:t>
+            </w:r>
+          </w:p>
+          <w:p>
+            <w:pPr>
+              <w:spacing w:before="0" w:after="0" w:line="240" w:lineRule="auto"/>
+              <w:ind w:left="567" w:hanging="567"/>
+            </w:pPr>
+            <w:r>
+              <w:rPr>
+                <w:rFonts w:ascii="Consolas" w:hAnsi="Consolas" w:eastAsia="Consolas"/>
+                <w:b w:val="0"/>
+                <w:color w:val="5B6875"/>
+                <w:sz w:val="16"/>
+              </w:rPr>
+              <w:t xml:space="preserve">  11  </w:t>
+            </w:r>
+            <w:r>
+              <w:rPr>
+                <w:rFonts w:ascii="Consolas" w:hAnsi="Consolas" w:eastAsia="Consolas"/>
+                <w:b w:val="0"/>
+                <w:sz w:val="16"/>
+              </w:rPr>
+              <w:t xml:space="preserve">        "*",</w:t>
+            </w:r>
+          </w:p>
+          <w:p>
+            <w:pPr>
+              <w:spacing w:before="0" w:after="0" w:line="240" w:lineRule="auto"/>
+              <w:ind w:left="567" w:hanging="567"/>
+            </w:pPr>
+            <w:r>
+              <w:rPr>
+                <w:rFonts w:ascii="Consolas" w:hAnsi="Consolas" w:eastAsia="Consolas"/>
+                <w:b/>
+                <w:color w:val="5B6875"/>
+                <w:sz w:val="16"/>
+              </w:rPr>
+              <w:t xml:space="preserve"> [3]  </w:t>
+            </w:r>
+            <w:r>
+              <w:rPr>
+                <w:rFonts w:ascii="Consolas" w:hAnsi="Consolas" w:eastAsia="Consolas"/>
+                <w:b w:val="0"/>
+                <w:sz w:val="16"/>
+              </w:rPr>
+              <w:t xml:space="preserve">        F.col("_metadata.file_path").alias("source_file"),</w:t>
+            </w:r>
+          </w:p>
+          <w:p>
+            <w:pPr>
+              <w:spacing w:before="0" w:after="0" w:line="240" w:lineRule="auto"/>
+              <w:ind w:left="567" w:hanging="567"/>
+            </w:pPr>
+            <w:r>
+              <w:rPr>
+                <w:rFonts w:ascii="Consolas" w:hAnsi="Consolas" w:eastAsia="Consolas"/>
+                <w:b w:val="0"/>
+                <w:color w:val="5B6875"/>
+                <w:sz w:val="16"/>
+              </w:rPr>
+              <w:t xml:space="preserve">  13  </w:t>
+            </w:r>
+            <w:r>
+              <w:rPr>
+                <w:rFonts w:ascii="Consolas" w:hAnsi="Consolas" w:eastAsia="Consolas"/>
+                <w:b w:val="0"/>
+                <w:sz w:val="16"/>
+              </w:rPr>
+              <w:t xml:space="preserve">        F.current_timestamp().alias("ingestion_timestamp"),</w:t>
+            </w:r>
+          </w:p>
+          <w:p>
+            <w:pPr>
+              <w:spacing w:before="0" w:after="0" w:line="240" w:lineRule="auto"/>
+              <w:ind w:left="567" w:hanging="567"/>
+            </w:pPr>
+            <w:r>
+              <w:rPr>
+                <w:rFonts w:ascii="Consolas" w:hAnsi="Consolas" w:eastAsia="Consolas"/>
+                <w:b w:val="0"/>
+                <w:color w:val="5B6875"/>
+                <w:sz w:val="16"/>
+              </w:rPr>
+              <w:t xml:space="preserve">  14  </w:t>
+            </w:r>
+            <w:r>
+              <w:rPr>
+                <w:rFonts w:ascii="Consolas" w:hAnsi="Consolas" w:eastAsia="Consolas"/>
+                <w:b w:val="0"/>
+                <w:sz w:val="16"/>
+              </w:rPr>
+              <w:t xml:space="preserve">    )</w:t>
+            </w:r>
+          </w:p>
+          <w:p>
+            <w:pPr>
+              <w:spacing w:before="0" w:after="0" w:line="240" w:lineRule="auto"/>
+              <w:ind w:left="567" w:hanging="567"/>
+            </w:pPr>
+            <w:r>
+              <w:rPr>
+                <w:rFonts w:ascii="Consolas" w:hAnsi="Consolas" w:eastAsia="Consolas"/>
+                <w:b w:val="0"/>
+                <w:color w:val="5B6875"/>
+                <w:sz w:val="16"/>
+              </w:rPr>
+              <w:t xml:space="preserve">  15  </w:t>
+            </w:r>
+            <w:r>
+              <w:rPr>
+                <w:rFonts w:ascii="Consolas" w:hAnsi="Consolas" w:eastAsia="Consolas"/>
+                <w:b w:val="0"/>
+                <w:sz w:val="16"/>
+              </w:rPr>
+              <w:t xml:space="preserve">    return (</w:t>
+            </w:r>
+          </w:p>
+          <w:p>
+            <w:pPr>
+              <w:spacing w:before="0" w:after="0" w:line="240" w:lineRule="auto"/>
+              <w:ind w:left="567" w:hanging="567"/>
+            </w:pPr>
+            <w:r>
+              <w:rPr>
+                <w:rFonts w:ascii="Consolas" w:hAnsi="Consolas" w:eastAsia="Consolas"/>
+                <w:b w:val="0"/>
+                <w:color w:val="5B6875"/>
+                <w:sz w:val="16"/>
+              </w:rPr>
+              <w:t xml:space="preserve">  16  </w:t>
+            </w:r>
+            <w:r>
+              <w:rPr>
+                <w:rFonts w:ascii="Consolas" w:hAnsi="Consolas" w:eastAsia="Consolas"/>
+                <w:b w:val="0"/>
+                <w:sz w:val="16"/>
+              </w:rPr>
+              <w:t xml:space="preserve">        audited.writeStream.option("checkpointLocation", checkpoint)</w:t>
+            </w:r>
+          </w:p>
+          <w:p>
+            <w:pPr>
+              <w:spacing w:before="0" w:after="0" w:line="240" w:lineRule="auto"/>
+              <w:ind w:left="567" w:hanging="567"/>
+            </w:pPr>
+            <w:r>
+              <w:rPr>
+                <w:rFonts w:ascii="Consolas" w:hAnsi="Consolas" w:eastAsia="Consolas"/>
+                <w:b/>
+                <w:color w:val="5B6875"/>
+                <w:sz w:val="16"/>
+              </w:rPr>
+              <w:t xml:space="preserve"> [4]  </w:t>
+            </w:r>
+            <w:r>
+              <w:rPr>
+                <w:rFonts w:ascii="Consolas" w:hAnsi="Consolas" w:eastAsia="Consolas"/>
+                <w:b w:val="0"/>
+                <w:sz w:val="16"/>
+              </w:rPr>
+              <w:t xml:space="preserve">        .trigger(availableNow=True)</w:t>
+            </w:r>
+          </w:p>
+          <w:p>
+            <w:pPr>
+              <w:spacing w:before="0" w:after="0" w:line="240" w:lineRule="auto"/>
+              <w:ind w:left="567" w:hanging="567"/>
+            </w:pPr>
+            <w:r>
+              <w:rPr>
+                <w:rFonts w:ascii="Consolas" w:hAnsi="Consolas" w:eastAsia="Consolas"/>
+                <w:b w:val="0"/>
+                <w:color w:val="5B6875"/>
+                <w:sz w:val="16"/>
+              </w:rPr>
+              <w:t xml:space="preserve">  18  </w:t>
+            </w:r>
+            <w:r>
+              <w:rPr>
+                <w:rFonts w:ascii="Consolas" w:hAnsi="Consolas" w:eastAsia="Consolas"/>
+                <w:b w:val="0"/>
+                <w:sz w:val="16"/>
+              </w:rPr>
+              <w:t xml:space="preserve">        .toTable(table)</w:t>
+            </w:r>
+          </w:p>
+          <w:p>
+            <w:pPr>
+              <w:spacing w:before="0" w:after="0" w:line="240" w:lineRule="auto"/>
+              <w:ind w:left="567" w:hanging="567"/>
+            </w:pPr>
+            <w:r>
+              <w:rPr>
+                <w:rFonts w:ascii="Consolas" w:hAnsi="Consolas" w:eastAsia="Consolas"/>
+                <w:b w:val="0"/>
+                <w:color w:val="5B6875"/>
+                <w:sz w:val="16"/>
+              </w:rPr>
+              <w:t xml:space="preserve">  19  </w:t>
+            </w:r>
+            <w:r>
+              <w:rPr>
+                <w:rFonts w:ascii="Consolas" w:hAnsi="Consolas" w:eastAsia="Consolas"/>
+                <w:b w:val="0"/>
+                <w:sz w:val="16"/>
+              </w:rPr>
+              <w:t xml:space="preserve">    )</w:t>
             </w:r>
           </w:p>
         </w:tc>
       </w:tr>
     </w:tbl>
-    <w:p/>
     <w:p>
       <w:pPr>
-        <w:pStyle w:val="Heading5"/>
+        <w:pStyle w:val="ListNumber"/>
       </w:pPr>
       <w:r>
-        <w:t>Exercise 3. Multiple choice (level 3)</w:t>
+        <w:rPr>
+          <w:b/>
+        </w:rPr>
+        <w:t xml:space="preserve">Line 4. </w:t>
+      </w:r>
+      <w:r>
+        <w:rPr>
+          <w:b w:val="0"/>
+          <w:i w:val="0"/>
+        </w:rPr>
+        <w:t>Auto Loader discovers new files and tracks them in the checkpoint.</w:t>
       </w:r>
     </w:p>
     <w:p>
-      <w:r>
-        <w:rPr>
-          <w:b w:val="0"/>
-          <w:i w:val="0"/>
-        </w:rPr>
-        <w:t xml:space="preserve">An Auto Loader stream runs without a user-supplied schema. A new delivery adds a column </w:t>
-      </w:r>
-      <w:r>
-        <w:rPr>
-          <w:rFonts w:ascii="Consolas" w:hAnsi="Consolas" w:eastAsia="Consolas"/>
-          <w:b w:val="0"/>
-          <w:sz w:val="19"/>
-        </w:rPr>
-        <w:t>region</w:t>
-      </w:r>
-      <w:r>
-        <w:rPr>
-          <w:b w:val="0"/>
-          <w:i w:val="0"/>
-        </w:rPr>
-        <w:t>. What happens?</w:t>
+      <w:pPr>
+        <w:pStyle w:val="ListNumber"/>
+      </w:pPr>
+      <w:r>
+        <w:rPr>
+          <w:b/>
+        </w:rPr>
+        <w:t xml:space="preserve">Line 6. </w:t>
+      </w:r>
+      <w:r>
+        <w:rPr>
+          <w:b w:val="0"/>
+          <w:i w:val="0"/>
+        </w:rPr>
+        <w:t>Where the inferred schema and its changes are stored.</w:t>
+      </w:r>
+    </w:p>
+    <w:p>
+      <w:pPr>
+        <w:pStyle w:val="ListNumber"/>
+      </w:pPr>
+      <w:r>
+        <w:rPr>
+          <w:b/>
+        </w:rPr>
+        <w:t xml:space="preserve">Line 12. </w:t>
+      </w:r>
+      <w:r>
+        <w:rPr>
+          <w:b w:val="0"/>
+          <w:i w:val="0"/>
+        </w:rPr>
+        <w:t>Source file for every row, for the bronze audit columns.</w:t>
+      </w:r>
+    </w:p>
+    <w:p>
+      <w:pPr>
+        <w:pStyle w:val="ListNumber"/>
+      </w:pPr>
+      <w:r>
+        <w:rPr>
+          <w:b/>
+        </w:rPr>
+        <w:t xml:space="preserve">Line 17. </w:t>
+      </w:r>
+      <w:r>
+        <w:rPr>
+          <w:b w:val="0"/>
+          <w:i w:val="0"/>
+        </w:rPr>
+        <w:t>Process everything available, then stop: scheduled like a batch job.</w:t>
+      </w:r>
+    </w:p>
+    <w:p>
+      <w:r>
+        <w:rPr>
+          <w:b w:val="0"/>
+          <w:i w:val="0"/>
+        </w:rPr>
+        <w:t>Auto Loader replaces a fragile processed-files list with a checkpoint that commits together with the Delta write.</w:t>
+      </w:r>
+    </w:p>
+    <w:p>
+      <w:pPr>
+        <w:pStyle w:val="Heading4"/>
+      </w:pPr>
+      <w:r>
+        <w:t>Recap card</w:t>
       </w:r>
     </w:p>
     <w:p>
@@ -3935,10 +3698,17 @@
       </w:pPr>
       <w:r>
         <w:rPr>
-          <w:b w:val="0"/>
-          <w:i w:val="0"/>
-        </w:rPr>
-        <w:t>a) The column is silently dropped.</w:t>
+          <w:b/>
+          <w:i w:val="0"/>
+        </w:rPr>
+        <w:t>What does Auto Loader's checkpoint store?</w:t>
+      </w:r>
+      <w:r>
+        <w:rPr>
+          <w:b w:val="0"/>
+          <w:i w:val="0"/>
+        </w:rPr>
+        <w:t xml:space="preserve"> Discovered files (in RocksDB) and stream progress, so each file is processed exactly once across restarts.</w:t>
       </w:r>
     </w:p>
     <w:p>
@@ -3947,10 +3717,17 @@
       </w:pPr>
       <w:r>
         <w:rPr>
-          <w:b w:val="0"/>
-          <w:i w:val="0"/>
-        </w:rPr>
-        <w:t>b) The stream stops with UnknownFieldException after recording the new schema. The next start includes region.</w:t>
+          <w:b/>
+          <w:i w:val="0"/>
+        </w:rPr>
+        <w:t>Default schema evolution mode without a supplied schema</w:t>
+      </w:r>
+      <w:r>
+        <w:rPr>
+          <w:b w:val="0"/>
+          <w:i w:val="0"/>
+        </w:rPr>
+        <w:t xml:space="preserve"> addNewColumns: stop with UnknownFieldException, record the new schema, restart.</w:t>
       </w:r>
     </w:p>
     <w:p>
@@ -3959,10 +3736,17 @@
       </w:pPr>
       <w:r>
         <w:rPr>
-          <w:b w:val="0"/>
-          <w:i w:val="0"/>
-        </w:rPr>
-        <w:t>c) The stream continues and region lands in _rescued_data, forever.</w:t>
+          <w:b/>
+          <w:i w:val="0"/>
+        </w:rPr>
+        <w:t>Incremental at batch cost</w:t>
+      </w:r>
+      <w:r>
+        <w:rPr>
+          <w:b w:val="0"/>
+          <w:i w:val="0"/>
+        </w:rPr>
+        <w:t xml:space="preserve"> .trigger(availableNow=True) on a scheduled job.</w:t>
       </w:r>
     </w:p>
     <w:p>
@@ -3971,19 +3755,42 @@
       </w:pPr>
       <w:r>
         <w:rPr>
-          <w:b w:val="0"/>
-          <w:i w:val="0"/>
-        </w:rPr>
-        <w:t>d) The whole bronze table is rebuilt.</w:t>
+          <w:b/>
+          <w:i w:val="0"/>
+        </w:rPr>
+        <w:t>Checkpoint rule</w:t>
+      </w:r>
+      <w:r>
+        <w:rPr>
+          <w:b w:val="0"/>
+          <w:i w:val="0"/>
+        </w:rPr>
+        <w:t xml:space="preserve"> One per stream, in durable storage such as a UC volume. Never shared, never deleted casually.</w:t>
       </w:r>
     </w:p>
     <w:p>
-      <w:r>
-        <w:rPr>
-          <w:b/>
-          <w:i w:val="0"/>
-        </w:rPr>
-        <w:t>Why?</w:t>
+      <w:pPr>
+        <w:pStyle w:val="Heading4"/>
+      </w:pPr>
+      <w:r>
+        <w:t>Practice</w:t>
+      </w:r>
+    </w:p>
+    <w:p>
+      <w:pPr>
+        <w:pStyle w:val="Heading5"/>
+      </w:pPr>
+      <w:r>
+        <w:t>Exercise 1. Multiple choice (level 1)</w:t>
+      </w:r>
+    </w:p>
+    <w:p>
+      <w:r>
+        <w:rPr>
+          <w:b w:val="0"/>
+          <w:i w:val="0"/>
+        </w:rPr>
+        <w:t>What lets Auto Loader process each landing file exactly once across restarts?</w:t>
       </w:r>
     </w:p>
     <w:p>
@@ -3995,7 +3802,7 @@
           <w:b w:val="0"/>
           <w:i w:val="0"/>
         </w:rPr>
-        <w:t>r1) The default mode without a schema is addNewColumns, which evolves by failing once and restarting.</w:t>
+        <w:t>a) The schema location</w:t>
       </w:r>
     </w:p>
     <w:p>
@@ -4007,7 +3814,79 @@
           <w:b w:val="0"/>
           <w:i w:val="0"/>
         </w:rPr>
-        <w:t>r2) Auto Loader never changes a schema automatically.</w:t>
+        <w:t>b) The checkpoint location</w:t>
+      </w:r>
+    </w:p>
+    <w:p>
+      <w:pPr>
+        <w:pStyle w:val="ListBullet"/>
+      </w:pPr>
+      <w:r>
+        <w:rPr>
+          <w:b w:val="0"/>
+          <w:i w:val="0"/>
+        </w:rPr>
+        <w:t xml:space="preserve">c) The </w:t>
+      </w:r>
+      <w:r>
+        <w:rPr>
+          <w:rFonts w:ascii="Consolas" w:hAnsi="Consolas" w:eastAsia="Consolas"/>
+          <w:b w:val="0"/>
+          <w:sz w:val="19"/>
+        </w:rPr>
+        <w:t>_rescued_data</w:t>
+      </w:r>
+      <w:r>
+        <w:rPr>
+          <w:b w:val="0"/>
+          <w:i w:val="0"/>
+        </w:rPr>
+        <w:t xml:space="preserve"> column</w:t>
+      </w:r>
+    </w:p>
+    <w:p>
+      <w:pPr>
+        <w:pStyle w:val="ListBullet"/>
+      </w:pPr>
+      <w:r>
+        <w:rPr>
+          <w:b w:val="0"/>
+          <w:i w:val="0"/>
+        </w:rPr>
+        <w:t>d) The file names in the target table</w:t>
+      </w:r>
+    </w:p>
+    <w:p>
+      <w:r>
+        <w:rPr>
+          <w:b/>
+          <w:i w:val="0"/>
+        </w:rPr>
+        <w:t>Why?</w:t>
+      </w:r>
+    </w:p>
+    <w:p>
+      <w:pPr>
+        <w:pStyle w:val="ListBullet"/>
+      </w:pPr>
+      <w:r>
+        <w:rPr>
+          <w:b w:val="0"/>
+          <w:i w:val="0"/>
+        </w:rPr>
+        <w:t>r1) Auto Loader records discovered files in a key-value store in the checkpoint and resumes from it.</w:t>
+      </w:r>
+    </w:p>
+    <w:p>
+      <w:pPr>
+        <w:pStyle w:val="ListBullet"/>
+      </w:pPr>
+      <w:r>
+        <w:rPr>
+          <w:b w:val="0"/>
+          <w:i w:val="0"/>
+        </w:rPr>
+        <w:t>r2) The checkpoint deletes files after loading them.</w:t>
       </w:r>
     </w:p>
     <w:p>
@@ -4015,7 +3894,7 @@
         <w:pStyle w:val="Heading5"/>
       </w:pPr>
       <w:r>
-        <w:t>Exercise 4. Spot the bug (level 4)</w:t>
+        <w:t>Exercise 2. Fill the gap (level 2)</w:t>
       </w:r>
     </w:p>
     <w:p>
@@ -4024,7 +3903,7 @@
           <w:b w:val="0"/>
           <w:i w:val="0"/>
         </w:rPr>
-        <w:t>Two Auto Loader streams load different landing folders into two bronze tables. After a week, each table is missing files the other received. Tap the line, then fix the function.</w:t>
+        <w:t>Complete the Auto Loader read and a write that processes all available files, then stops.</w:t>
       </w:r>
     </w:p>
     <w:tbl>
@@ -4062,7 +3941,7 @@
                 <w:b w:val="0"/>
                 <w:sz w:val="16"/>
               </w:rPr>
-              <w:t>CHECKPOINT = "/Volumes/research_prod/research_bronze/checkpoints/bronze"</w:t>
+              <w:t>raw = (</w:t>
             </w:r>
           </w:p>
           <w:p>
@@ -4085,7 +3964,7 @@
                 <w:b w:val="0"/>
                 <w:sz w:val="16"/>
               </w:rPr>
-              <w:t xml:space="preserve"> </w:t>
+              <w:t xml:space="preserve">    spark.readStream.format("_____(1)")</w:t>
             </w:r>
           </w:p>
           <w:p>
@@ -4108,7 +3987,7 @@
                 <w:b w:val="0"/>
                 <w:sz w:val="16"/>
               </w:rPr>
-              <w:t xml:space="preserve"> </w:t>
+              <w:t xml:space="preserve">    .option("cloudFiles.format", "csv")</w:t>
             </w:r>
           </w:p>
           <w:p>
@@ -4131,7 +4010,7 @@
                 <w:b w:val="0"/>
                 <w:sz w:val="16"/>
               </w:rPr>
-              <w:t>def start_ingest(spark: SparkSession, landing: str, table: str, schema_path: str) -&gt; StreamingQuery:</w:t>
+              <w:t xml:space="preserve">    .option("cloudFiles._____(2)", schema_path)</w:t>
             </w:r>
           </w:p>
           <w:p>
@@ -4154,7 +4033,7 @@
                 <w:b w:val="0"/>
                 <w:sz w:val="16"/>
               </w:rPr>
-              <w:t xml:space="preserve">    """Load new files from landing into table."""</w:t>
+              <w:t xml:space="preserve">    .load(landing)</w:t>
             </w:r>
           </w:p>
           <w:p>
@@ -4177,7 +4056,7 @@
                 <w:b w:val="0"/>
                 <w:sz w:val="16"/>
               </w:rPr>
-              <w:t xml:space="preserve">    raw = spark.readStream.format("cloudFiles").option("cloudFiles.format", "csv").option("cloudFiles.schemaLocation", schema_path).load(landing)</w:t>
+              <w:t>)</w:t>
             </w:r>
           </w:p>
           <w:p>
@@ -4200,7 +4079,7 @@
                 <w:b w:val="0"/>
                 <w:sz w:val="16"/>
               </w:rPr>
-              <w:t xml:space="preserve">    return raw.writeStream.option("checkpointLocation", CHECKPOINT).trigger(availableNow=True).toTable(table)</w:t>
+              <w:t>raw.writeStream.option("checkpointLocation", checkpoint).trigger(_____(3)=True).toTable(table)</w:t>
             </w:r>
           </w:p>
         </w:tc>
@@ -4208,12 +4087,116 @@
     </w:tbl>
     <w:p/>
     <w:p>
-      <w:r>
-        <w:rPr>
-          <w:b w:val="0"/>
-          <w:i/>
-        </w:rPr>
-        <w:t>Write down the line number of the bug. Then write the fix.</w:t>
+      <w:pPr>
+        <w:pStyle w:val="Heading5"/>
+      </w:pPr>
+      <w:r>
+        <w:t>Exercise 3. Multiple choice (level 3)</w:t>
+      </w:r>
+    </w:p>
+    <w:p>
+      <w:r>
+        <w:rPr>
+          <w:b w:val="0"/>
+          <w:i w:val="0"/>
+        </w:rPr>
+        <w:t xml:space="preserve">An Auto Loader stream runs without a user-supplied schema. A new delivery adds a column </w:t>
+      </w:r>
+      <w:r>
+        <w:rPr>
+          <w:rFonts w:ascii="Consolas" w:hAnsi="Consolas" w:eastAsia="Consolas"/>
+          <w:b w:val="0"/>
+          <w:sz w:val="19"/>
+        </w:rPr>
+        <w:t>region</w:t>
+      </w:r>
+      <w:r>
+        <w:rPr>
+          <w:b w:val="0"/>
+          <w:i w:val="0"/>
+        </w:rPr>
+        <w:t>. What happens?</w:t>
+      </w:r>
+    </w:p>
+    <w:p>
+      <w:pPr>
+        <w:pStyle w:val="ListBullet"/>
+      </w:pPr>
+      <w:r>
+        <w:rPr>
+          <w:b w:val="0"/>
+          <w:i w:val="0"/>
+        </w:rPr>
+        <w:t>a) The column is silently dropped.</w:t>
+      </w:r>
+    </w:p>
+    <w:p>
+      <w:pPr>
+        <w:pStyle w:val="ListBullet"/>
+      </w:pPr>
+      <w:r>
+        <w:rPr>
+          <w:b w:val="0"/>
+          <w:i w:val="0"/>
+        </w:rPr>
+        <w:t>b) The stream stops with UnknownFieldException after recording the new schema. The next start includes region.</w:t>
+      </w:r>
+    </w:p>
+    <w:p>
+      <w:pPr>
+        <w:pStyle w:val="ListBullet"/>
+      </w:pPr>
+      <w:r>
+        <w:rPr>
+          <w:b w:val="0"/>
+          <w:i w:val="0"/>
+        </w:rPr>
+        <w:t>c) The stream continues and region lands in _rescued_data, forever.</w:t>
+      </w:r>
+    </w:p>
+    <w:p>
+      <w:pPr>
+        <w:pStyle w:val="ListBullet"/>
+      </w:pPr>
+      <w:r>
+        <w:rPr>
+          <w:b w:val="0"/>
+          <w:i w:val="0"/>
+        </w:rPr>
+        <w:t>d) The whole bronze table is rebuilt.</w:t>
+      </w:r>
+    </w:p>
+    <w:p>
+      <w:r>
+        <w:rPr>
+          <w:b/>
+          <w:i w:val="0"/>
+        </w:rPr>
+        <w:t>Why?</w:t>
+      </w:r>
+    </w:p>
+    <w:p>
+      <w:pPr>
+        <w:pStyle w:val="ListBullet"/>
+      </w:pPr>
+      <w:r>
+        <w:rPr>
+          <w:b w:val="0"/>
+          <w:i w:val="0"/>
+        </w:rPr>
+        <w:t>r1) The default mode without a schema is addNewColumns, which evolves by failing once and restarting.</w:t>
+      </w:r>
+    </w:p>
+    <w:p>
+      <w:pPr>
+        <w:pStyle w:val="ListBullet"/>
+      </w:pPr>
+      <w:r>
+        <w:rPr>
+          <w:b w:val="0"/>
+          <w:i w:val="0"/>
+        </w:rPr>
+        <w:t>r2) Auto Loader never changes a schema automatically.</w:t>
       </w:r>
     </w:p>
     <w:p>
@@ -4221,7 +4204,7 @@
         <w:pStyle w:val="Heading5"/>
       </w:pPr>
       <w:r>
-        <w:t>Exercise 5. Architecture design (level 5)</w:t>
+        <w:t>Exercise 4. Spot the bug (level 4)</w:t>
       </w:r>
     </w:p>
     <w:p>
@@ -4230,144 +4213,7 @@
           <w:b w:val="0"/>
           <w:i w:val="0"/>
         </w:rPr>
-        <w:t>Design the Auto Loader job for tracker nat. Choose each setting.</w:t>
-      </w:r>
-    </w:p>
-    <w:p>
-      <w:r>
-        <w:rPr>
-          <w:b w:val="0"/>
-          <w:i w:val="0"/>
-        </w:rPr>
-        <w:t>Options: trigger(availableNow=True), scheduled, A continuously running stream.</w:t>
-      </w:r>
-    </w:p>
-    <w:p>
-      <w:pPr>
-        <w:pStyle w:val="ListNumber"/>
-      </w:pPr>
-      <w:r>
-        <w:rPr>
-          <w:b w:val="0"/>
-          <w:i w:val="0"/>
-        </w:rPr>
-        <w:t>Files arrive a few times a day, and cost matters more than latency</w:t>
-      </w:r>
-    </w:p>
-    <w:p>
-      <w:pPr>
-        <w:pStyle w:val="ListNumber"/>
-      </w:pPr>
-      <w:r>
-        <w:rPr>
-          <w:b w:val="0"/>
-          <w:i w:val="0"/>
-        </w:rPr>
-        <w:t>Checkpoint location</w:t>
-      </w:r>
-    </w:p>
-    <w:p>
-      <w:pPr>
-        <w:pStyle w:val="ListNumber"/>
-      </w:pPr>
-      <w:r>
-        <w:rPr>
-          <w:b w:val="0"/>
-          <w:i w:val="0"/>
-        </w:rPr>
-        <w:t>What to do with _rescued_data</w:t>
-      </w:r>
-    </w:p>
-    <w:p>
-      <w:pPr>
-        <w:pStyle w:val="Heading4"/>
-      </w:pPr>
-      <w:r>
-        <w:t>Sources</w:t>
-      </w:r>
-    </w:p>
-    <w:p>
-      <w:pPr>
-        <w:pStyle w:val="ListBullet"/>
-      </w:pPr>
-      <w:r>
-        <w:rPr>
-          <w:b w:val="0"/>
-          <w:i w:val="0"/>
-        </w:rPr>
-        <w:t>Auto Loader tracks files in RocksDB in the checkpoint for exactly-once processing; _metadata.file_path is available; checkpoints can live in Volumes paths. (verified: https://docs.databricks.com/aws/en/ingestion/cloud-object-storage/auto-loader/ (checked 2026-09-25))</w:t>
-      </w:r>
-    </w:p>
-    <w:p>
-      <w:pPr>
-        <w:pStyle w:val="ListBullet"/>
-      </w:pPr>
-      <w:r>
-        <w:rPr>
-          <w:b w:val="0"/>
-          <w:i w:val="0"/>
-        </w:rPr>
-        <w:t>addNewColumns is the default schema evolution mode when no schema is provided; the stream stops with UnknownFieldException and picks up new columns on restart; _rescued_data is added when the schema is inferred. (verified: https://docs.databricks.com/aws/en/ingestion/cloud-object-storage/auto-loader/schema (checked 2026-09-25))</w:t>
-      </w:r>
-    </w:p>
-    <w:p>
-      <w:pPr>
-        <w:pStyle w:val="ListBullet"/>
-      </w:pPr>
-      <w:r>
-        <w:rPr>
-          <w:b w:val="0"/>
-          <w:i w:val="0"/>
-        </w:rPr>
-        <w:t>DataStreamWriter.trigger accepts availableNow=True and toTable exists in PySpark 4.0. (verified: Checked on PySpark 4.0.4 in this repository.)</w:t>
-      </w:r>
-    </w:p>
-    <w:p>
-      <w:pPr>
-        <w:pStyle w:val="Heading3"/>
-      </w:pPr>
-      <w:r>
-        <w:t>A8-L3 Change data feed, so downstream layers read only what changed</w:t>
-      </w:r>
-    </w:p>
-    <w:p>
-      <w:pPr>
-        <w:pStyle w:val="Heading4"/>
-      </w:pPr>
-      <w:r>
-        <w:t>Concept</w:t>
-      </w:r>
-    </w:p>
-    <w:p>
-      <w:r>
-        <w:rPr>
-          <w:b w:val="0"/>
-          <w:i w:val="0"/>
-        </w:rPr>
-        <w:t xml:space="preserve">When silver changes, gold should reprocess only the rows that changed, not the whole table. </w:t>
-      </w:r>
-      <w:r>
-        <w:rPr>
-          <w:b/>
-          <w:i w:val="0"/>
-        </w:rPr>
-        <w:t>Change data feed</w:t>
-      </w:r>
-      <w:r>
-        <w:rPr>
-          <w:b w:val="0"/>
-          <w:i w:val="0"/>
-        </w:rPr>
-        <w:t xml:space="preserve"> (CDF) makes a Delta table record row-level changes for every write.</w:t>
-      </w:r>
-    </w:p>
-    <w:p>
-      <w:r>
-        <w:rPr>
-          <w:b w:val="0"/>
-          <w:i w:val="0"/>
-        </w:rPr>
-        <w:t>Turn it on per table:</w:t>
+        <w:t>Two Auto Loader streams load different landing folders into two bronze tables. After a week, each table is missing files the other received. Tap the line, then fix the function.</w:t>
       </w:r>
     </w:p>
     <w:tbl>
@@ -4405,7 +4251,7 @@
                 <w:b w:val="0"/>
                 <w:sz w:val="16"/>
               </w:rPr>
-              <w:t>ALTER TABLE research_prod.research_silver.nat_respondents</w:t>
+              <w:t>CHECKPOINT = "/Volumes/research_prod/research_bronze/checkpoints/bronze"</w:t>
             </w:r>
           </w:p>
           <w:p>
@@ -4428,7 +4274,122 @@
                 <w:b w:val="0"/>
                 <w:sz w:val="16"/>
               </w:rPr>
-              <w:t>SET TBLPROPERTIES (delta.enableChangeDataFeed = true);</w:t>
+              <w:t xml:space="preserve"> </w:t>
+            </w:r>
+          </w:p>
+          <w:p>
+            <w:pPr>
+              <w:spacing w:before="0" w:after="0" w:line="240" w:lineRule="auto"/>
+              <w:ind w:left="567" w:hanging="567"/>
+            </w:pPr>
+            <w:r>
+              <w:rPr>
+                <w:rFonts w:ascii="Consolas" w:hAnsi="Consolas" w:eastAsia="Consolas"/>
+                <w:b w:val="0"/>
+                <w:color w:val="5B6875"/>
+                <w:sz w:val="16"/>
+              </w:rPr>
+              <w:t xml:space="preserve">   3  </w:t>
+            </w:r>
+            <w:r>
+              <w:rPr>
+                <w:rFonts w:ascii="Consolas" w:hAnsi="Consolas" w:eastAsia="Consolas"/>
+                <w:b w:val="0"/>
+                <w:sz w:val="16"/>
+              </w:rPr>
+              <w:t xml:space="preserve"> </w:t>
+            </w:r>
+          </w:p>
+          <w:p>
+            <w:pPr>
+              <w:spacing w:before="0" w:after="0" w:line="240" w:lineRule="auto"/>
+              <w:ind w:left="567" w:hanging="567"/>
+            </w:pPr>
+            <w:r>
+              <w:rPr>
+                <w:rFonts w:ascii="Consolas" w:hAnsi="Consolas" w:eastAsia="Consolas"/>
+                <w:b w:val="0"/>
+                <w:color w:val="5B6875"/>
+                <w:sz w:val="16"/>
+              </w:rPr>
+              <w:t xml:space="preserve">   4  </w:t>
+            </w:r>
+            <w:r>
+              <w:rPr>
+                <w:rFonts w:ascii="Consolas" w:hAnsi="Consolas" w:eastAsia="Consolas"/>
+                <w:b w:val="0"/>
+                <w:sz w:val="16"/>
+              </w:rPr>
+              <w:t>def start_ingest(spark: SparkSession, landing: str, table: str, schema_path: str) -&gt; StreamingQuery:</w:t>
+            </w:r>
+          </w:p>
+          <w:p>
+            <w:pPr>
+              <w:spacing w:before="0" w:after="0" w:line="240" w:lineRule="auto"/>
+              <w:ind w:left="567" w:hanging="567"/>
+            </w:pPr>
+            <w:r>
+              <w:rPr>
+                <w:rFonts w:ascii="Consolas" w:hAnsi="Consolas" w:eastAsia="Consolas"/>
+                <w:b w:val="0"/>
+                <w:color w:val="5B6875"/>
+                <w:sz w:val="16"/>
+              </w:rPr>
+              <w:t xml:space="preserve">   5  </w:t>
+            </w:r>
+            <w:r>
+              <w:rPr>
+                <w:rFonts w:ascii="Consolas" w:hAnsi="Consolas" w:eastAsia="Consolas"/>
+                <w:b w:val="0"/>
+                <w:sz w:val="16"/>
+              </w:rPr>
+              <w:t xml:space="preserve">    """Load new files from landing into table."""</w:t>
+            </w:r>
+          </w:p>
+          <w:p>
+            <w:pPr>
+              <w:spacing w:before="0" w:after="0" w:line="240" w:lineRule="auto"/>
+              <w:ind w:left="567" w:hanging="567"/>
+            </w:pPr>
+            <w:r>
+              <w:rPr>
+                <w:rFonts w:ascii="Consolas" w:hAnsi="Consolas" w:eastAsia="Consolas"/>
+                <w:b w:val="0"/>
+                <w:color w:val="5B6875"/>
+                <w:sz w:val="16"/>
+              </w:rPr>
+              <w:t xml:space="preserve">   6  </w:t>
+            </w:r>
+            <w:r>
+              <w:rPr>
+                <w:rFonts w:ascii="Consolas" w:hAnsi="Consolas" w:eastAsia="Consolas"/>
+                <w:b w:val="0"/>
+                <w:sz w:val="16"/>
+              </w:rPr>
+              <w:t xml:space="preserve">    raw = spark.readStream.format("cloudFiles").option("cloudFiles.format", "csv").option("cloudFiles.schemaLocation", schema_path).load(landing)</w:t>
+            </w:r>
+          </w:p>
+          <w:p>
+            <w:pPr>
+              <w:spacing w:before="0" w:after="0" w:line="240" w:lineRule="auto"/>
+              <w:ind w:left="567" w:hanging="567"/>
+            </w:pPr>
+            <w:r>
+              <w:rPr>
+                <w:rFonts w:ascii="Consolas" w:hAnsi="Consolas" w:eastAsia="Consolas"/>
+                <w:b w:val="0"/>
+                <w:color w:val="5B6875"/>
+                <w:sz w:val="16"/>
+              </w:rPr>
+              <w:t xml:space="preserve">   7  </w:t>
+            </w:r>
+            <w:r>
+              <w:rPr>
+                <w:rFonts w:ascii="Consolas" w:hAnsi="Consolas" w:eastAsia="Consolas"/>
+                <w:b w:val="0"/>
+                <w:sz w:val="16"/>
+              </w:rPr>
+              <w:t xml:space="preserve">    return raw.writeStream.option("checkpointLocation", CHECKPOINT).trigger(availableNow=True).toTable(table)</w:t>
             </w:r>
           </w:p>
         </w:tc>
@@ -4439,9 +4400,163 @@
       <w:r>
         <w:rPr>
           <w:b w:val="0"/>
-          <w:i w:val="0"/>
-        </w:rPr>
-        <w:t>Read the changes since a version:</w:t>
+          <w:i/>
+        </w:rPr>
+        <w:t>Write down the line number of the bug. Then write the fix.</w:t>
+      </w:r>
+    </w:p>
+    <w:p>
+      <w:pPr>
+        <w:pStyle w:val="Heading5"/>
+      </w:pPr>
+      <w:r>
+        <w:t>Exercise 5. Architecture design (level 5)</w:t>
+      </w:r>
+    </w:p>
+    <w:p>
+      <w:r>
+        <w:rPr>
+          <w:b w:val="0"/>
+          <w:i w:val="0"/>
+        </w:rPr>
+        <w:t>Design the Auto Loader job for tracker nat. Choose each setting.</w:t>
+      </w:r>
+    </w:p>
+    <w:p>
+      <w:r>
+        <w:rPr>
+          <w:b w:val="0"/>
+          <w:i w:val="0"/>
+        </w:rPr>
+        <w:t>Options: trigger(availableNow=True), scheduled, A continuously running stream.</w:t>
+      </w:r>
+    </w:p>
+    <w:p>
+      <w:pPr>
+        <w:pStyle w:val="ListNumber"/>
+      </w:pPr>
+      <w:r>
+        <w:rPr>
+          <w:b w:val="0"/>
+          <w:i w:val="0"/>
+        </w:rPr>
+        <w:t>Files arrive a few times a day, and cost matters more than latency</w:t>
+      </w:r>
+    </w:p>
+    <w:p>
+      <w:pPr>
+        <w:pStyle w:val="ListNumber"/>
+      </w:pPr>
+      <w:r>
+        <w:rPr>
+          <w:b w:val="0"/>
+          <w:i w:val="0"/>
+        </w:rPr>
+        <w:t>Checkpoint location</w:t>
+      </w:r>
+    </w:p>
+    <w:p>
+      <w:pPr>
+        <w:pStyle w:val="ListNumber"/>
+      </w:pPr>
+      <w:r>
+        <w:rPr>
+          <w:b w:val="0"/>
+          <w:i w:val="0"/>
+        </w:rPr>
+        <w:t>What to do with _rescued_data</w:t>
+      </w:r>
+    </w:p>
+    <w:p>
+      <w:pPr>
+        <w:pStyle w:val="Heading4"/>
+      </w:pPr>
+      <w:r>
+        <w:t>Sources</w:t>
+      </w:r>
+    </w:p>
+    <w:p>
+      <w:pPr>
+        <w:pStyle w:val="ListBullet"/>
+      </w:pPr>
+      <w:r>
+        <w:rPr>
+          <w:b w:val="0"/>
+          <w:i w:val="0"/>
+        </w:rPr>
+        <w:t>Auto Loader tracks files in RocksDB in the checkpoint for exactly-once processing; _metadata.file_path is available; checkpoints can live in Volumes paths. (verified: https://docs.databricks.com/aws/en/ingestion/cloud-object-storage/auto-loader/ (checked 2026-09-25))</w:t>
+      </w:r>
+    </w:p>
+    <w:p>
+      <w:pPr>
+        <w:pStyle w:val="ListBullet"/>
+      </w:pPr>
+      <w:r>
+        <w:rPr>
+          <w:b w:val="0"/>
+          <w:i w:val="0"/>
+        </w:rPr>
+        <w:t>addNewColumns is the default schema evolution mode when no schema is provided; the stream stops with UnknownFieldException and picks up new columns on restart; _rescued_data is added when the schema is inferred. (verified: https://docs.databricks.com/aws/en/ingestion/cloud-object-storage/auto-loader/schema (checked 2026-09-25))</w:t>
+      </w:r>
+    </w:p>
+    <w:p>
+      <w:pPr>
+        <w:pStyle w:val="ListBullet"/>
+      </w:pPr>
+      <w:r>
+        <w:rPr>
+          <w:b w:val="0"/>
+          <w:i w:val="0"/>
+        </w:rPr>
+        <w:t>DataStreamWriter.trigger accepts availableNow=True and toTable exists in PySpark 4.0. (verified: Checked on PySpark 4.0.4 in this repository.)</w:t>
+      </w:r>
+    </w:p>
+    <w:p>
+      <w:pPr>
+        <w:pStyle w:val="Heading3"/>
+      </w:pPr>
+      <w:r>
+        <w:t>A8-L3 Change data feed, so downstream layers read only what changed</w:t>
+      </w:r>
+    </w:p>
+    <w:p>
+      <w:pPr>
+        <w:pStyle w:val="Heading4"/>
+      </w:pPr>
+      <w:r>
+        <w:t>Concept</w:t>
+      </w:r>
+    </w:p>
+    <w:p>
+      <w:r>
+        <w:rPr>
+          <w:b w:val="0"/>
+          <w:i w:val="0"/>
+        </w:rPr>
+        <w:t xml:space="preserve">When silver changes, gold should reprocess only the rows that changed, not the whole table. </w:t>
+      </w:r>
+      <w:r>
+        <w:rPr>
+          <w:b/>
+          <w:i w:val="0"/>
+        </w:rPr>
+        <w:t>Change data feed</w:t>
+      </w:r>
+      <w:r>
+        <w:rPr>
+          <w:b w:val="0"/>
+          <w:i w:val="0"/>
+        </w:rPr>
+        <w:t xml:space="preserve"> (CDF) makes a Delta table record row-level changes for every write.</w:t>
+      </w:r>
+    </w:p>
+    <w:p>
+      <w:r>
+        <w:rPr>
+          <w:b w:val="0"/>
+          <w:i w:val="0"/>
+        </w:rPr>
+        <w:t>Turn it on per table:</w:t>
       </w:r>
     </w:p>
     <w:tbl>
@@ -4479,7 +4594,7 @@
                 <w:b w:val="0"/>
                 <w:sz w:val="16"/>
               </w:rPr>
-              <w:t>changes = (</w:t>
+              <w:t>ALTER TABLE research_prod.research_silver.nat_respondents</w:t>
             </w:r>
           </w:p>
           <w:p>
@@ -4502,76 +4617,7 @@
                 <w:b w:val="0"/>
                 <w:sz w:val="16"/>
               </w:rPr>
-              <w:t xml:space="preserve">    spark.read.option("readChangeFeed", "true")</w:t>
-            </w:r>
-          </w:p>
-          <w:p>
-            <w:pPr>
-              <w:spacing w:before="0" w:after="0" w:line="240" w:lineRule="auto"/>
-              <w:ind w:left="567" w:hanging="567"/>
-            </w:pPr>
-            <w:r>
-              <w:rPr>
-                <w:rFonts w:ascii="Consolas" w:hAnsi="Consolas" w:eastAsia="Consolas"/>
-                <w:b w:val="0"/>
-                <w:color w:val="5B6875"/>
-                <w:sz w:val="16"/>
-              </w:rPr>
-              <w:t xml:space="preserve">   3  </w:t>
-            </w:r>
-            <w:r>
-              <w:rPr>
-                <w:rFonts w:ascii="Consolas" w:hAnsi="Consolas" w:eastAsia="Consolas"/>
-                <w:b w:val="0"/>
-                <w:sz w:val="16"/>
-              </w:rPr>
-              <w:t xml:space="preserve">    .option("startingVersion", last_version + 1)</w:t>
-            </w:r>
-          </w:p>
-          <w:p>
-            <w:pPr>
-              <w:spacing w:before="0" w:after="0" w:line="240" w:lineRule="auto"/>
-              <w:ind w:left="567" w:hanging="567"/>
-            </w:pPr>
-            <w:r>
-              <w:rPr>
-                <w:rFonts w:ascii="Consolas" w:hAnsi="Consolas" w:eastAsia="Consolas"/>
-                <w:b w:val="0"/>
-                <w:color w:val="5B6875"/>
-                <w:sz w:val="16"/>
-              </w:rPr>
-              <w:t xml:space="preserve">   4  </w:t>
-            </w:r>
-            <w:r>
-              <w:rPr>
-                <w:rFonts w:ascii="Consolas" w:hAnsi="Consolas" w:eastAsia="Consolas"/>
-                <w:b w:val="0"/>
-                <w:sz w:val="16"/>
-              </w:rPr>
-              <w:t xml:space="preserve">    .table("research_prod.research_silver.nat_respondents")</w:t>
-            </w:r>
-          </w:p>
-          <w:p>
-            <w:pPr>
-              <w:spacing w:before="0" w:after="0" w:line="240" w:lineRule="auto"/>
-              <w:ind w:left="567" w:hanging="567"/>
-            </w:pPr>
-            <w:r>
-              <w:rPr>
-                <w:rFonts w:ascii="Consolas" w:hAnsi="Consolas" w:eastAsia="Consolas"/>
-                <w:b w:val="0"/>
-                <w:color w:val="5B6875"/>
-                <w:sz w:val="16"/>
-              </w:rPr>
-              <w:t xml:space="preserve">   5  </w:t>
-            </w:r>
-            <w:r>
-              <w:rPr>
-                <w:rFonts w:ascii="Consolas" w:hAnsi="Consolas" w:eastAsia="Consolas"/>
-                <w:b w:val="0"/>
-                <w:sz w:val="16"/>
-              </w:rPr>
-              <w:t>)</w:t>
+              <w:t>SET TBLPROPERTIES (delta.enableChangeDataFeed = true);</w:t>
             </w:r>
           </w:p>
         </w:tc>
@@ -4584,311 +4630,7 @@
           <w:b w:val="0"/>
           <w:i w:val="0"/>
         </w:rPr>
-        <w:t>Each row carries three extra columns:</w:t>
-      </w:r>
-    </w:p>
-    <w:p>
-      <w:pPr>
-        <w:pStyle w:val="ListBullet"/>
-      </w:pPr>
-      <w:r>
-        <w:rPr>
-          <w:rFonts w:ascii="Consolas" w:hAnsi="Consolas" w:eastAsia="Consolas"/>
-          <w:b w:val="0"/>
-          <w:sz w:val="19"/>
-        </w:rPr>
-        <w:t>_change_type</w:t>
-      </w:r>
-      <w:r>
-        <w:rPr>
-          <w:b w:val="0"/>
-          <w:i w:val="0"/>
-        </w:rPr>
-        <w:t xml:space="preserve">: </w:t>
-      </w:r>
-      <w:r>
-        <w:rPr>
-          <w:rFonts w:ascii="Consolas" w:hAnsi="Consolas" w:eastAsia="Consolas"/>
-          <w:b w:val="0"/>
-          <w:sz w:val="19"/>
-        </w:rPr>
-        <w:t>insert</w:t>
-      </w:r>
-      <w:r>
-        <w:rPr>
-          <w:b w:val="0"/>
-          <w:i w:val="0"/>
-        </w:rPr>
-        <w:t xml:space="preserve">, </w:t>
-      </w:r>
-      <w:r>
-        <w:rPr>
-          <w:rFonts w:ascii="Consolas" w:hAnsi="Consolas" w:eastAsia="Consolas"/>
-          <w:b w:val="0"/>
-          <w:sz w:val="19"/>
-        </w:rPr>
-        <w:t>update_preimage</w:t>
-      </w:r>
-      <w:r>
-        <w:rPr>
-          <w:b w:val="0"/>
-          <w:i w:val="0"/>
-        </w:rPr>
-        <w:t xml:space="preserve"> (the row before an update), </w:t>
-      </w:r>
-      <w:r>
-        <w:rPr>
-          <w:rFonts w:ascii="Consolas" w:hAnsi="Consolas" w:eastAsia="Consolas"/>
-          <w:b w:val="0"/>
-          <w:sz w:val="19"/>
-        </w:rPr>
-        <w:t>update_postimage</w:t>
-      </w:r>
-      <w:r>
-        <w:rPr>
-          <w:b w:val="0"/>
-          <w:i w:val="0"/>
-        </w:rPr>
-        <w:t xml:space="preserve"> (the row after), or </w:t>
-      </w:r>
-      <w:r>
-        <w:rPr>
-          <w:rFonts w:ascii="Consolas" w:hAnsi="Consolas" w:eastAsia="Consolas"/>
-          <w:b w:val="0"/>
-          <w:sz w:val="19"/>
-        </w:rPr>
-        <w:t>delete</w:t>
-      </w:r>
-      <w:r>
-        <w:rPr>
-          <w:b w:val="0"/>
-          <w:i w:val="0"/>
-        </w:rPr>
-        <w:t>.</w:t>
-      </w:r>
-    </w:p>
-    <w:p>
-      <w:pPr>
-        <w:pStyle w:val="ListBullet"/>
-      </w:pPr>
-      <w:r>
-        <w:rPr>
-          <w:rFonts w:ascii="Consolas" w:hAnsi="Consolas" w:eastAsia="Consolas"/>
-          <w:b w:val="0"/>
-          <w:sz w:val="19"/>
-        </w:rPr>
-        <w:t>_commit_version</w:t>
-      </w:r>
-      <w:r>
-        <w:rPr>
-          <w:b w:val="0"/>
-          <w:i w:val="0"/>
-        </w:rPr>
-        <w:t xml:space="preserve"> and </w:t>
-      </w:r>
-      <w:r>
-        <w:rPr>
-          <w:rFonts w:ascii="Consolas" w:hAnsi="Consolas" w:eastAsia="Consolas"/>
-          <w:b w:val="0"/>
-          <w:sz w:val="19"/>
-        </w:rPr>
-        <w:t>_commit_timestamp</w:t>
-      </w:r>
-      <w:r>
-        <w:rPr>
-          <w:b w:val="0"/>
-          <w:i w:val="0"/>
-        </w:rPr>
-        <w:t>: which commit made the change.</w:t>
-      </w:r>
-    </w:p>
-    <w:p>
-      <w:r>
-        <w:rPr>
-          <w:b w:val="0"/>
-          <w:i w:val="0"/>
-        </w:rPr>
-        <w:t>Two rules make CDF consumers correct:</w:t>
-      </w:r>
-    </w:p>
-    <w:p>
-      <w:pPr>
-        <w:pStyle w:val="ListNumber"/>
-      </w:pPr>
-      <w:r>
-        <w:rPr>
-          <w:b/>
-          <w:i w:val="0"/>
-        </w:rPr>
-        <w:t xml:space="preserve">Drop </w:t>
-      </w:r>
-      <w:r>
-        <w:rPr>
-          <w:rFonts w:ascii="Consolas" w:hAnsi="Consolas" w:eastAsia="Consolas"/>
-          <w:b w:val="0"/>
-          <w:sz w:val="19"/>
-        </w:rPr>
-        <w:t>update_preimage</w:t>
-      </w:r>
-      <w:r>
-        <w:rPr>
-          <w:b/>
-          <w:i w:val="0"/>
-        </w:rPr>
-        <w:t xml:space="preserve"> rows</w:t>
-      </w:r>
-      <w:r>
-        <w:rPr>
-          <w:b w:val="0"/>
-          <w:i w:val="0"/>
-        </w:rPr>
-        <w:t xml:space="preserve"> before you use the changes. An update produces two rows, old and new. Keep the old one and every updated respondent is counted twice.</w:t>
-      </w:r>
-    </w:p>
-    <w:p>
-      <w:pPr>
-        <w:pStyle w:val="ListNumber"/>
-      </w:pPr>
-      <w:r>
-        <w:rPr>
-          <w:b/>
-          <w:i w:val="0"/>
-        </w:rPr>
-        <w:t>Keep one row per key</w:t>
-      </w:r>
-      <w:r>
-        <w:rPr>
-          <w:b w:val="0"/>
-          <w:i w:val="0"/>
-        </w:rPr>
-        <w:t xml:space="preserve">: the latest by </w:t>
-      </w:r>
-      <w:r>
-        <w:rPr>
-          <w:rFonts w:ascii="Consolas" w:hAnsi="Consolas" w:eastAsia="Consolas"/>
-          <w:b w:val="0"/>
-          <w:sz w:val="19"/>
-        </w:rPr>
-        <w:t>_commit_version</w:t>
-      </w:r>
-      <w:r>
-        <w:rPr>
-          <w:b w:val="0"/>
-          <w:i w:val="0"/>
-        </w:rPr>
-        <w:t>. A respondent updated in three commits since your last run appears three times.</w:t>
-      </w:r>
-    </w:p>
-    <w:p>
-      <w:r>
-        <w:rPr>
-          <w:b w:val="0"/>
-          <w:i w:val="0"/>
-        </w:rPr>
-        <w:t>Track progress. Either store the last processed version in a state table, or read the feed as a stream (</w:t>
-      </w:r>
-      <w:r>
-        <w:rPr>
-          <w:rFonts w:ascii="Consolas" w:hAnsi="Consolas" w:eastAsia="Consolas"/>
-          <w:b w:val="0"/>
-          <w:sz w:val="19"/>
-        </w:rPr>
-        <w:t>readStream</w:t>
-      </w:r>
-      <w:r>
-        <w:rPr>
-          <w:b w:val="0"/>
-          <w:i w:val="0"/>
-        </w:rPr>
-        <w:t xml:space="preserve"> with </w:t>
-      </w:r>
-      <w:r>
-        <w:rPr>
-          <w:rFonts w:ascii="Consolas" w:hAnsi="Consolas" w:eastAsia="Consolas"/>
-          <w:b w:val="0"/>
-          <w:sz w:val="19"/>
-        </w:rPr>
-        <w:t>readChangeFeed</w:t>
-      </w:r>
-      <w:r>
-        <w:rPr>
-          <w:b w:val="0"/>
-          <w:i w:val="0"/>
-        </w:rPr>
-        <w:t xml:space="preserve">) and let the checkpoint remember it. Change data only exists from the version where you enabled it. Asking for an earlier version fails with </w:t>
-      </w:r>
-      <w:r>
-        <w:rPr>
-          <w:rFonts w:ascii="Consolas" w:hAnsi="Consolas" w:eastAsia="Consolas"/>
-          <w:b w:val="0"/>
-          <w:sz w:val="19"/>
-        </w:rPr>
-        <w:t>DELTA_MISSING_CHANGE_DATA</w:t>
-      </w:r>
-      <w:r>
-        <w:rPr>
-          <w:b w:val="0"/>
-          <w:i w:val="0"/>
-        </w:rPr>
-        <w:t>. VACUUM also removes old change files after the retention window.</w:t>
-      </w:r>
-    </w:p>
-    <w:p>
-      <w:r>
-        <w:rPr>
-          <w:b w:val="0"/>
-          <w:i w:val="0"/>
-        </w:rPr>
-        <w:t>For gold, collect the waves and subgroups the changes touch, then recompute just those aggregates. Aggregates cannot be patched row by row.</w:t>
-      </w:r>
-    </w:p>
-    <w:p>
-      <w:pPr>
-        <w:pStyle w:val="Heading4"/>
-      </w:pPr>
-      <w:r>
-        <w:t>Why it matters</w:t>
-      </w:r>
-    </w:p>
-    <w:p>
-      <w:r>
-        <w:rPr>
-          <w:b w:val="0"/>
-          <w:i w:val="0"/>
-        </w:rPr>
-        <w:t>A gold job rebuilds weighted metrics for every wave every night: 180 waves, 40 minutes. Most nights, only one wave changed. When a late correction arrives mid-afternoon, the team cannot refresh gold before the client call, because a full rebuild takes too long.</w:t>
-      </w:r>
-    </w:p>
-    <w:p>
-      <w:r>
-        <w:rPr>
-          <w:b w:val="0"/>
-          <w:i w:val="0"/>
-        </w:rPr>
-        <w:t xml:space="preserve">With CDF on silver, the job reads the day's changes, finds the one wave they touch, and recomputes it in under two minutes. The same job also stops double counting, because it drops </w:t>
-      </w:r>
-      <w:r>
-        <w:rPr>
-          <w:rFonts w:ascii="Consolas" w:hAnsi="Consolas" w:eastAsia="Consolas"/>
-          <w:b w:val="0"/>
-          <w:sz w:val="19"/>
-        </w:rPr>
-        <w:t>update_preimage</w:t>
-      </w:r>
-      <w:r>
-        <w:rPr>
-          <w:b w:val="0"/>
-          <w:i w:val="0"/>
-        </w:rPr>
-        <w:t xml:space="preserve"> rows before aggregating.</w:t>
-      </w:r>
-    </w:p>
-    <w:p>
-      <w:pPr>
-        <w:pStyle w:val="Heading4"/>
-      </w:pPr>
-      <w:r>
-        <w:t>Worked example: weak code</w:t>
+        <w:t>Read the changes since a version:</w:t>
       </w:r>
     </w:p>
     <w:tbl>
@@ -4914,19 +4656,19 @@
             <w:r>
               <w:rPr>
                 <w:rFonts w:ascii="Consolas" w:hAnsi="Consolas" w:eastAsia="Consolas"/>
-                <w:b/>
+                <w:b w:val="0"/>
                 <w:color w:val="5B6875"/>
                 <w:sz w:val="16"/>
               </w:rPr>
-              <w:t xml:space="preserve"> [1]  </w:t>
-            </w:r>
-            <w:r>
-              <w:rPr>
-                <w:rFonts w:ascii="Consolas" w:hAnsi="Consolas" w:eastAsia="Consolas"/>
-                <w:b w:val="0"/>
-                <w:sz w:val="16"/>
-              </w:rPr>
-              <w:t>def changed_rows(spark, table, since):</w:t>
+              <w:t xml:space="preserve">   1  </w:t>
+            </w:r>
+            <w:r>
+              <w:rPr>
+                <w:rFonts w:ascii="Consolas" w:hAnsi="Consolas" w:eastAsia="Consolas"/>
+                <w:b w:val="0"/>
+                <w:sz w:val="16"/>
+              </w:rPr>
+              <w:t>changes = (</w:t>
             </w:r>
           </w:p>
           <w:p>
@@ -4949,7 +4691,7 @@
                 <w:b w:val="0"/>
                 <w:sz w:val="16"/>
               </w:rPr>
-              <w:t xml:space="preserve">    changes = (</w:t>
+              <w:t xml:space="preserve">    spark.read.option("readChangeFeed", "true")</w:t>
             </w:r>
           </w:p>
           <w:p>
@@ -4972,7 +4714,7 @@
                 <w:b w:val="0"/>
                 <w:sz w:val="16"/>
               </w:rPr>
-              <w:t xml:space="preserve">        spark.read.option("readChangeFeed", "true")</w:t>
+              <w:t xml:space="preserve">    .option("startingVersion", last_version + 1)</w:t>
             </w:r>
           </w:p>
           <w:p>
@@ -4983,19 +4725,19 @@
             <w:r>
               <w:rPr>
                 <w:rFonts w:ascii="Consolas" w:hAnsi="Consolas" w:eastAsia="Consolas"/>
-                <w:b/>
+                <w:b w:val="0"/>
                 <w:color w:val="5B6875"/>
                 <w:sz w:val="16"/>
               </w:rPr>
-              <w:t xml:space="preserve"> [2]  </w:t>
-            </w:r>
-            <w:r>
-              <w:rPr>
-                <w:rFonts w:ascii="Consolas" w:hAnsi="Consolas" w:eastAsia="Consolas"/>
-                <w:b w:val="0"/>
-                <w:sz w:val="16"/>
-              </w:rPr>
-              <w:t xml:space="preserve">        .option("startingVersion", since)</w:t>
+              <w:t xml:space="preserve">   4  </w:t>
+            </w:r>
+            <w:r>
+              <w:rPr>
+                <w:rFonts w:ascii="Consolas" w:hAnsi="Consolas" w:eastAsia="Consolas"/>
+                <w:b w:val="0"/>
+                <w:sz w:val="16"/>
+              </w:rPr>
+              <w:t xml:space="preserve">    .table("research_prod.research_silver.nat_respondents")</w:t>
             </w:r>
           </w:p>
           <w:p>
@@ -5018,74 +4760,144 @@
                 <w:b w:val="0"/>
                 <w:sz w:val="16"/>
               </w:rPr>
-              <w:t xml:space="preserve">        .table(table)</w:t>
-            </w:r>
-          </w:p>
-          <w:p>
-            <w:pPr>
-              <w:spacing w:before="0" w:after="0" w:line="240" w:lineRule="auto"/>
-              <w:ind w:left="567" w:hanging="567"/>
-            </w:pPr>
-            <w:r>
-              <w:rPr>
-                <w:rFonts w:ascii="Consolas" w:hAnsi="Consolas" w:eastAsia="Consolas"/>
-                <w:b w:val="0"/>
-                <w:color w:val="5B6875"/>
-                <w:sz w:val="16"/>
-              </w:rPr>
-              <w:t xml:space="preserve">   6  </w:t>
-            </w:r>
-            <w:r>
-              <w:rPr>
-                <w:rFonts w:ascii="Consolas" w:hAnsi="Consolas" w:eastAsia="Consolas"/>
-                <w:b w:val="0"/>
-                <w:sz w:val="16"/>
-              </w:rPr>
-              <w:t xml:space="preserve">    )</w:t>
-            </w:r>
-          </w:p>
-          <w:p>
-            <w:pPr>
-              <w:spacing w:before="0" w:after="0" w:line="240" w:lineRule="auto"/>
-              <w:ind w:left="567" w:hanging="567"/>
-            </w:pPr>
-            <w:r>
-              <w:rPr>
-                <w:rFonts w:ascii="Consolas" w:hAnsi="Consolas" w:eastAsia="Consolas"/>
-                <w:b/>
-                <w:color w:val="5B6875"/>
-                <w:sz w:val="16"/>
-              </w:rPr>
-              <w:t xml:space="preserve"> [3]  </w:t>
-            </w:r>
-            <w:r>
-              <w:rPr>
-                <w:rFonts w:ascii="Consolas" w:hAnsi="Consolas" w:eastAsia="Consolas"/>
-                <w:b w:val="0"/>
-                <w:sz w:val="16"/>
-              </w:rPr>
-              <w:t xml:space="preserve">    return changes.filter(F.col("_change_type") != "delete")</w:t>
+              <w:t>)</w:t>
             </w:r>
           </w:p>
         </w:tc>
       </w:tr>
     </w:tbl>
+    <w:p/>
+    <w:p>
+      <w:r>
+        <w:rPr>
+          <w:b w:val="0"/>
+          <w:i w:val="0"/>
+        </w:rPr>
+        <w:t>Each row carries three extra columns:</w:t>
+      </w:r>
+    </w:p>
     <w:p>
       <w:pPr>
-        <w:pStyle w:val="ListNumber"/>
+        <w:pStyle w:val="ListBullet"/>
       </w:pPr>
       <w:r>
         <w:rPr>
-          <w:b/>
-        </w:rPr>
-        <w:t xml:space="preserve">Line 1. </w:t>
-      </w:r>
-      <w:r>
-        <w:rPr>
-          <w:b w:val="0"/>
-          <w:i w:val="0"/>
-        </w:rPr>
-        <w:t>A respondent updated in several commits still appears once per commit.</w:t>
+          <w:rFonts w:ascii="Consolas" w:hAnsi="Consolas" w:eastAsia="Consolas"/>
+          <w:b w:val="0"/>
+          <w:sz w:val="19"/>
+        </w:rPr>
+        <w:t>_change_type</w:t>
+      </w:r>
+      <w:r>
+        <w:rPr>
+          <w:b w:val="0"/>
+          <w:i w:val="0"/>
+        </w:rPr>
+        <w:t xml:space="preserve">: </w:t>
+      </w:r>
+      <w:r>
+        <w:rPr>
+          <w:rFonts w:ascii="Consolas" w:hAnsi="Consolas" w:eastAsia="Consolas"/>
+          <w:b w:val="0"/>
+          <w:sz w:val="19"/>
+        </w:rPr>
+        <w:t>insert</w:t>
+      </w:r>
+      <w:r>
+        <w:rPr>
+          <w:b w:val="0"/>
+          <w:i w:val="0"/>
+        </w:rPr>
+        <w:t xml:space="preserve">, </w:t>
+      </w:r>
+      <w:r>
+        <w:rPr>
+          <w:rFonts w:ascii="Consolas" w:hAnsi="Consolas" w:eastAsia="Consolas"/>
+          <w:b w:val="0"/>
+          <w:sz w:val="19"/>
+        </w:rPr>
+        <w:t>update_preimage</w:t>
+      </w:r>
+      <w:r>
+        <w:rPr>
+          <w:b w:val="0"/>
+          <w:i w:val="0"/>
+        </w:rPr>
+        <w:t xml:space="preserve"> (the row before an update), </w:t>
+      </w:r>
+      <w:r>
+        <w:rPr>
+          <w:rFonts w:ascii="Consolas" w:hAnsi="Consolas" w:eastAsia="Consolas"/>
+          <w:b w:val="0"/>
+          <w:sz w:val="19"/>
+        </w:rPr>
+        <w:t>update_postimage</w:t>
+      </w:r>
+      <w:r>
+        <w:rPr>
+          <w:b w:val="0"/>
+          <w:i w:val="0"/>
+        </w:rPr>
+        <w:t xml:space="preserve"> (the row after), or </w:t>
+      </w:r>
+      <w:r>
+        <w:rPr>
+          <w:rFonts w:ascii="Consolas" w:hAnsi="Consolas" w:eastAsia="Consolas"/>
+          <w:b w:val="0"/>
+          <w:sz w:val="19"/>
+        </w:rPr>
+        <w:t>delete</w:t>
+      </w:r>
+      <w:r>
+        <w:rPr>
+          <w:b w:val="0"/>
+          <w:i w:val="0"/>
+        </w:rPr>
+        <w:t>.</w:t>
+      </w:r>
+    </w:p>
+    <w:p>
+      <w:pPr>
+        <w:pStyle w:val="ListBullet"/>
+      </w:pPr>
+      <w:r>
+        <w:rPr>
+          <w:rFonts w:ascii="Consolas" w:hAnsi="Consolas" w:eastAsia="Consolas"/>
+          <w:b w:val="0"/>
+          <w:sz w:val="19"/>
+        </w:rPr>
+        <w:t>_commit_version</w:t>
+      </w:r>
+      <w:r>
+        <w:rPr>
+          <w:b w:val="0"/>
+          <w:i w:val="0"/>
+        </w:rPr>
+        <w:t xml:space="preserve"> and </w:t>
+      </w:r>
+      <w:r>
+        <w:rPr>
+          <w:rFonts w:ascii="Consolas" w:hAnsi="Consolas" w:eastAsia="Consolas"/>
+          <w:b w:val="0"/>
+          <w:sz w:val="19"/>
+        </w:rPr>
+        <w:t>_commit_timestamp</w:t>
+      </w:r>
+      <w:r>
+        <w:rPr>
+          <w:b w:val="0"/>
+          <w:i w:val="0"/>
+        </w:rPr>
+        <w:t>: which commit made the change.</w:t>
+      </w:r>
+    </w:p>
+    <w:p>
+      <w:r>
+        <w:rPr>
+          <w:b w:val="0"/>
+          <w:i w:val="0"/>
+        </w:rPr>
+        <w:t>Two rules make CDF consumers correct:</w:t>
       </w:r>
     </w:p>
     <w:p>
@@ -5095,15 +4907,31 @@
       <w:r>
         <w:rPr>
           <w:b/>
-        </w:rPr>
-        <w:t xml:space="preserve">Line 4. </w:t>
-      </w:r>
-      <w:r>
-        <w:rPr>
-          <w:b w:val="0"/>
-          <w:i w:val="0"/>
-        </w:rPr>
-        <w:t>If since is the last processed version, that version is read again.</w:t>
+          <w:i w:val="0"/>
+        </w:rPr>
+        <w:t xml:space="preserve">Drop </w:t>
+      </w:r>
+      <w:r>
+        <w:rPr>
+          <w:rFonts w:ascii="Consolas" w:hAnsi="Consolas" w:eastAsia="Consolas"/>
+          <w:b w:val="0"/>
+          <w:sz w:val="19"/>
+        </w:rPr>
+        <w:t>update_preimage</w:t>
+      </w:r>
+      <w:r>
+        <w:rPr>
+          <w:b/>
+          <w:i w:val="0"/>
+        </w:rPr>
+        <w:t xml:space="preserve"> rows</w:t>
+      </w:r>
+      <w:r>
+        <w:rPr>
+          <w:b w:val="0"/>
+          <w:i w:val="0"/>
+        </w:rPr>
+        <w:t xml:space="preserve"> before you use the changes. An update produces two rows, old and new. Keep the old one and every updated respondent is counted twice.</w:t>
       </w:r>
     </w:p>
     <w:p>
@@ -5113,15 +4941,94 @@
       <w:r>
         <w:rPr>
           <w:b/>
-        </w:rPr>
-        <w:t xml:space="preserve">Line 7. </w:t>
-      </w:r>
-      <w:r>
-        <w:rPr>
-          <w:b w:val="0"/>
-          <w:i w:val="0"/>
-        </w:rPr>
-        <w:t>Keeps update_preimage rows: every updated respondent appears twice, once with old values.</w:t>
+          <w:i w:val="0"/>
+        </w:rPr>
+        <w:t>Keep one row per key</w:t>
+      </w:r>
+      <w:r>
+        <w:rPr>
+          <w:b w:val="0"/>
+          <w:i w:val="0"/>
+        </w:rPr>
+        <w:t xml:space="preserve">: the latest by </w:t>
+      </w:r>
+      <w:r>
+        <w:rPr>
+          <w:rFonts w:ascii="Consolas" w:hAnsi="Consolas" w:eastAsia="Consolas"/>
+          <w:b w:val="0"/>
+          <w:sz w:val="19"/>
+        </w:rPr>
+        <w:t>_commit_version</w:t>
+      </w:r>
+      <w:r>
+        <w:rPr>
+          <w:b w:val="0"/>
+          <w:i w:val="0"/>
+        </w:rPr>
+        <w:t>. A respondent updated in three commits since your last run appears three times.</w:t>
+      </w:r>
+    </w:p>
+    <w:p>
+      <w:r>
+        <w:rPr>
+          <w:b w:val="0"/>
+          <w:i w:val="0"/>
+        </w:rPr>
+        <w:t>Track progress. Either store the last processed version in a state table, or read the feed as a stream (</w:t>
+      </w:r>
+      <w:r>
+        <w:rPr>
+          <w:rFonts w:ascii="Consolas" w:hAnsi="Consolas" w:eastAsia="Consolas"/>
+          <w:b w:val="0"/>
+          <w:sz w:val="19"/>
+        </w:rPr>
+        <w:t>readStream</w:t>
+      </w:r>
+      <w:r>
+        <w:rPr>
+          <w:b w:val="0"/>
+          <w:i w:val="0"/>
+        </w:rPr>
+        <w:t xml:space="preserve"> with </w:t>
+      </w:r>
+      <w:r>
+        <w:rPr>
+          <w:rFonts w:ascii="Consolas" w:hAnsi="Consolas" w:eastAsia="Consolas"/>
+          <w:b w:val="0"/>
+          <w:sz w:val="19"/>
+        </w:rPr>
+        <w:t>readChangeFeed</w:t>
+      </w:r>
+      <w:r>
+        <w:rPr>
+          <w:b w:val="0"/>
+          <w:i w:val="0"/>
+        </w:rPr>
+        <w:t xml:space="preserve">) and let the checkpoint remember it. Change data only exists from the version where you enabled it. Asking for an earlier version fails with </w:t>
+      </w:r>
+      <w:r>
+        <w:rPr>
+          <w:rFonts w:ascii="Consolas" w:hAnsi="Consolas" w:eastAsia="Consolas"/>
+          <w:b w:val="0"/>
+          <w:sz w:val="19"/>
+        </w:rPr>
+        <w:t>DELTA_MISSING_CHANGE_DATA</w:t>
+      </w:r>
+      <w:r>
+        <w:rPr>
+          <w:b w:val="0"/>
+          <w:i w:val="0"/>
+        </w:rPr>
+        <w:t>. VACUUM also removes old change files after the retention window.</w:t>
+      </w:r>
+    </w:p>
+    <w:p>
+      <w:r>
+        <w:rPr>
+          <w:b w:val="0"/>
+          <w:i w:val="0"/>
+        </w:rPr>
+        <w:t>For gold, collect the waves and subgroups the changes touch, then recompute just those aggregates. Aggregates cannot be patched row by row.</w:t>
       </w:r>
     </w:p>
     <w:p>
@@ -5129,7 +5036,48 @@
         <w:pStyle w:val="Heading4"/>
       </w:pPr>
       <w:r>
-        <w:t>Worked example: strong code</w:t>
+        <w:t>Why it matters</w:t>
+      </w:r>
+    </w:p>
+    <w:p>
+      <w:r>
+        <w:rPr>
+          <w:b w:val="0"/>
+          <w:i w:val="0"/>
+        </w:rPr>
+        <w:t>A gold job rebuilds weighted metrics for every wave every night: 180 waves, 40 minutes. Most nights, only one wave changed. When a late correction arrives mid-afternoon, the team cannot refresh gold before the client call, because a full rebuild takes too long.</w:t>
+      </w:r>
+    </w:p>
+    <w:p>
+      <w:r>
+        <w:rPr>
+          <w:b w:val="0"/>
+          <w:i w:val="0"/>
+        </w:rPr>
+        <w:t xml:space="preserve">With CDF on silver, the job reads the day's changes, finds the one wave they touch, and recomputes it in under two minutes. The same job also stops double counting, because it drops </w:t>
+      </w:r>
+      <w:r>
+        <w:rPr>
+          <w:rFonts w:ascii="Consolas" w:hAnsi="Consolas" w:eastAsia="Consolas"/>
+          <w:b w:val="0"/>
+          <w:sz w:val="19"/>
+        </w:rPr>
+        <w:t>update_preimage</w:t>
+      </w:r>
+      <w:r>
+        <w:rPr>
+          <w:b w:val="0"/>
+          <w:i w:val="0"/>
+        </w:rPr>
+        <w:t xml:space="preserve"> rows before aggregating.</w:t>
+      </w:r>
+    </w:p>
+    <w:p>
+      <w:pPr>
+        <w:pStyle w:val="Heading4"/>
+      </w:pPr>
+      <w:r>
+        <w:t>Worked example: weak code</w:t>
       </w:r>
     </w:p>
     <w:tbl>
@@ -5155,19 +5103,19 @@
             <w:r>
               <w:rPr>
                 <w:rFonts w:ascii="Consolas" w:hAnsi="Consolas" w:eastAsia="Consolas"/>
-                <w:b w:val="0"/>
+                <w:b/>
                 <w:color w:val="5B6875"/>
                 <w:sz w:val="16"/>
               </w:rPr>
-              <w:t xml:space="preserve">   1  </w:t>
-            </w:r>
-            <w:r>
-              <w:rPr>
-                <w:rFonts w:ascii="Consolas" w:hAnsi="Consolas" w:eastAsia="Consolas"/>
-                <w:b w:val="0"/>
-                <w:sz w:val="16"/>
-              </w:rPr>
-              <w:t>CURRENT_STATE = ["insert", "update_postimage"]</w:t>
+              <w:t xml:space="preserve"> [1]  </w:t>
+            </w:r>
+            <w:r>
+              <w:rPr>
+                <w:rFonts w:ascii="Consolas" w:hAnsi="Consolas" w:eastAsia="Consolas"/>
+                <w:b w:val="0"/>
+                <w:sz w:val="16"/>
+              </w:rPr>
+              <w:t>def changed_rows(spark, table, since):</w:t>
             </w:r>
           </w:p>
           <w:p>
@@ -5190,7 +5138,7 @@
                 <w:b w:val="0"/>
                 <w:sz w:val="16"/>
               </w:rPr>
-              <w:t xml:space="preserve"> </w:t>
+              <w:t xml:space="preserve">    changes = (</w:t>
             </w:r>
           </w:p>
           <w:p>
@@ -5213,7 +5161,7 @@
                 <w:b w:val="0"/>
                 <w:sz w:val="16"/>
               </w:rPr>
-              <w:t xml:space="preserve"> </w:t>
+              <w:t xml:space="preserve">        spark.read.option("readChangeFeed", "true")</w:t>
             </w:r>
           </w:p>
           <w:p>
@@ -5224,19 +5172,19 @@
             <w:r>
               <w:rPr>
                 <w:rFonts w:ascii="Consolas" w:hAnsi="Consolas" w:eastAsia="Consolas"/>
-                <w:b w:val="0"/>
+                <w:b/>
                 <w:color w:val="5B6875"/>
                 <w:sz w:val="16"/>
               </w:rPr>
-              <w:t xml:space="preserve">   4  </w:t>
-            </w:r>
-            <w:r>
-              <w:rPr>
-                <w:rFonts w:ascii="Consolas" w:hAnsi="Consolas" w:eastAsia="Consolas"/>
-                <w:b w:val="0"/>
-                <w:sz w:val="16"/>
-              </w:rPr>
-              <w:t>def read_changes(spark: SparkSession, table: str, last_processed_version: int) -&gt; DataFrame:</w:t>
+              <w:t xml:space="preserve"> [2]  </w:t>
+            </w:r>
+            <w:r>
+              <w:rPr>
+                <w:rFonts w:ascii="Consolas" w:hAnsi="Consolas" w:eastAsia="Consolas"/>
+                <w:b w:val="0"/>
+                <w:sz w:val="16"/>
+              </w:rPr>
+              <w:t xml:space="preserve">        .option("startingVersion", since)</w:t>
             </w:r>
           </w:p>
           <w:p>
@@ -5259,7 +5207,7 @@
                 <w:b w:val="0"/>
                 <w:sz w:val="16"/>
               </w:rPr>
-              <w:t xml:space="preserve">    """Row changes committed after last_processed_version."""</w:t>
+              <w:t xml:space="preserve">        .table(table)</w:t>
             </w:r>
           </w:p>
           <w:p>
@@ -5282,7 +5230,7 @@
                 <w:b w:val="0"/>
                 <w:sz w:val="16"/>
               </w:rPr>
-              <w:t xml:space="preserve">    return (</w:t>
+              <w:t xml:space="preserve">    )</w:t>
             </w:r>
           </w:p>
           <w:p>
@@ -5293,240 +5241,10 @@
             <w:r>
               <w:rPr>
                 <w:rFonts w:ascii="Consolas" w:hAnsi="Consolas" w:eastAsia="Consolas"/>
-                <w:b w:val="0"/>
-                <w:color w:val="5B6875"/>
-                <w:sz w:val="16"/>
-              </w:rPr>
-              <w:t xml:space="preserve">   7  </w:t>
-            </w:r>
-            <w:r>
-              <w:rPr>
-                <w:rFonts w:ascii="Consolas" w:hAnsi="Consolas" w:eastAsia="Consolas"/>
-                <w:b w:val="0"/>
-                <w:sz w:val="16"/>
-              </w:rPr>
-              <w:t xml:space="preserve">        spark.read.option("readChangeFeed", "true")</w:t>
-            </w:r>
-          </w:p>
-          <w:p>
-            <w:pPr>
-              <w:spacing w:before="0" w:after="0" w:line="240" w:lineRule="auto"/>
-              <w:ind w:left="567" w:hanging="567"/>
-            </w:pPr>
-            <w:r>
-              <w:rPr>
-                <w:rFonts w:ascii="Consolas" w:hAnsi="Consolas" w:eastAsia="Consolas"/>
                 <w:b/>
                 <w:color w:val="5B6875"/>
                 <w:sz w:val="16"/>
               </w:rPr>
-              <w:t xml:space="preserve"> [1]  </w:t>
-            </w:r>
-            <w:r>
-              <w:rPr>
-                <w:rFonts w:ascii="Consolas" w:hAnsi="Consolas" w:eastAsia="Consolas"/>
-                <w:b w:val="0"/>
-                <w:sz w:val="16"/>
-              </w:rPr>
-              <w:t xml:space="preserve">        .option("startingVersion", last_processed_version + 1)</w:t>
-            </w:r>
-          </w:p>
-          <w:p>
-            <w:pPr>
-              <w:spacing w:before="0" w:after="0" w:line="240" w:lineRule="auto"/>
-              <w:ind w:left="567" w:hanging="567"/>
-            </w:pPr>
-            <w:r>
-              <w:rPr>
-                <w:rFonts w:ascii="Consolas" w:hAnsi="Consolas" w:eastAsia="Consolas"/>
-                <w:b w:val="0"/>
-                <w:color w:val="5B6875"/>
-                <w:sz w:val="16"/>
-              </w:rPr>
-              <w:t xml:space="preserve">   9  </w:t>
-            </w:r>
-            <w:r>
-              <w:rPr>
-                <w:rFonts w:ascii="Consolas" w:hAnsi="Consolas" w:eastAsia="Consolas"/>
-                <w:b w:val="0"/>
-                <w:sz w:val="16"/>
-              </w:rPr>
-              <w:t xml:space="preserve">        .table(table)</w:t>
-            </w:r>
-          </w:p>
-          <w:p>
-            <w:pPr>
-              <w:spacing w:before="0" w:after="0" w:line="240" w:lineRule="auto"/>
-              <w:ind w:left="567" w:hanging="567"/>
-            </w:pPr>
-            <w:r>
-              <w:rPr>
-                <w:rFonts w:ascii="Consolas" w:hAnsi="Consolas" w:eastAsia="Consolas"/>
-                <w:b w:val="0"/>
-                <w:color w:val="5B6875"/>
-                <w:sz w:val="16"/>
-              </w:rPr>
-              <w:t xml:space="preserve">  10  </w:t>
-            </w:r>
-            <w:r>
-              <w:rPr>
-                <w:rFonts w:ascii="Consolas" w:hAnsi="Consolas" w:eastAsia="Consolas"/>
-                <w:b w:val="0"/>
-                <w:sz w:val="16"/>
-              </w:rPr>
-              <w:t xml:space="preserve">    )</w:t>
-            </w:r>
-          </w:p>
-          <w:p>
-            <w:pPr>
-              <w:spacing w:before="0" w:after="0" w:line="240" w:lineRule="auto"/>
-              <w:ind w:left="567" w:hanging="567"/>
-            </w:pPr>
-            <w:r>
-              <w:rPr>
-                <w:rFonts w:ascii="Consolas" w:hAnsi="Consolas" w:eastAsia="Consolas"/>
-                <w:b w:val="0"/>
-                <w:color w:val="5B6875"/>
-                <w:sz w:val="16"/>
-              </w:rPr>
-              <w:t xml:space="preserve">  11  </w:t>
-            </w:r>
-            <w:r>
-              <w:rPr>
-                <w:rFonts w:ascii="Consolas" w:hAnsi="Consolas" w:eastAsia="Consolas"/>
-                <w:b w:val="0"/>
-                <w:sz w:val="16"/>
-              </w:rPr>
-              <w:t xml:space="preserve"> </w:t>
-            </w:r>
-          </w:p>
-          <w:p>
-            <w:pPr>
-              <w:spacing w:before="0" w:after="0" w:line="240" w:lineRule="auto"/>
-              <w:ind w:left="567" w:hanging="567"/>
-            </w:pPr>
-            <w:r>
-              <w:rPr>
-                <w:rFonts w:ascii="Consolas" w:hAnsi="Consolas" w:eastAsia="Consolas"/>
-                <w:b w:val="0"/>
-                <w:color w:val="5B6875"/>
-                <w:sz w:val="16"/>
-              </w:rPr>
-              <w:t xml:space="preserve">  12  </w:t>
-            </w:r>
-            <w:r>
-              <w:rPr>
-                <w:rFonts w:ascii="Consolas" w:hAnsi="Consolas" w:eastAsia="Consolas"/>
-                <w:b w:val="0"/>
-                <w:sz w:val="16"/>
-              </w:rPr>
-              <w:t xml:space="preserve"> </w:t>
-            </w:r>
-          </w:p>
-          <w:p>
-            <w:pPr>
-              <w:spacing w:before="0" w:after="0" w:line="240" w:lineRule="auto"/>
-              <w:ind w:left="567" w:hanging="567"/>
-            </w:pPr>
-            <w:r>
-              <w:rPr>
-                <w:rFonts w:ascii="Consolas" w:hAnsi="Consolas" w:eastAsia="Consolas"/>
-                <w:b w:val="0"/>
-                <w:color w:val="5B6875"/>
-                <w:sz w:val="16"/>
-              </w:rPr>
-              <w:t xml:space="preserve">  13  </w:t>
-            </w:r>
-            <w:r>
-              <w:rPr>
-                <w:rFonts w:ascii="Consolas" w:hAnsi="Consolas" w:eastAsia="Consolas"/>
-                <w:b w:val="0"/>
-                <w:sz w:val="16"/>
-              </w:rPr>
-              <w:t>def latest_state(changes: DataFrame, keys: list[str]) -&gt; DataFrame:</w:t>
-            </w:r>
-          </w:p>
-          <w:p>
-            <w:pPr>
-              <w:spacing w:before="0" w:after="0" w:line="240" w:lineRule="auto"/>
-              <w:ind w:left="567" w:hanging="567"/>
-            </w:pPr>
-            <w:r>
-              <w:rPr>
-                <w:rFonts w:ascii="Consolas" w:hAnsi="Consolas" w:eastAsia="Consolas"/>
-                <w:b w:val="0"/>
-                <w:color w:val="5B6875"/>
-                <w:sz w:val="16"/>
-              </w:rPr>
-              <w:t xml:space="preserve">  14  </w:t>
-            </w:r>
-            <w:r>
-              <w:rPr>
-                <w:rFonts w:ascii="Consolas" w:hAnsi="Consolas" w:eastAsia="Consolas"/>
-                <w:b w:val="0"/>
-                <w:sz w:val="16"/>
-              </w:rPr>
-              <w:t xml:space="preserve">    """One row per key: its newest change, excluding pre-images."""</w:t>
-            </w:r>
-          </w:p>
-          <w:p>
-            <w:pPr>
-              <w:spacing w:before="0" w:after="0" w:line="240" w:lineRule="auto"/>
-              <w:ind w:left="567" w:hanging="567"/>
-            </w:pPr>
-            <w:r>
-              <w:rPr>
-                <w:rFonts w:ascii="Consolas" w:hAnsi="Consolas" w:eastAsia="Consolas"/>
-                <w:b/>
-                <w:color w:val="5B6875"/>
-                <w:sz w:val="16"/>
-              </w:rPr>
-              <w:t xml:space="preserve"> [2]  </w:t>
-            </w:r>
-            <w:r>
-              <w:rPr>
-                <w:rFonts w:ascii="Consolas" w:hAnsi="Consolas" w:eastAsia="Consolas"/>
-                <w:b w:val="0"/>
-                <w:sz w:val="16"/>
-              </w:rPr>
-              <w:t xml:space="preserve">    window = Window.partitionBy(*keys).orderBy(F.col("_commit_version").desc())</w:t>
-            </w:r>
-          </w:p>
-          <w:p>
-            <w:pPr>
-              <w:spacing w:before="0" w:after="0" w:line="240" w:lineRule="auto"/>
-              <w:ind w:left="567" w:hanging="567"/>
-            </w:pPr>
-            <w:r>
-              <w:rPr>
-                <w:rFonts w:ascii="Consolas" w:hAnsi="Consolas" w:eastAsia="Consolas"/>
-                <w:b w:val="0"/>
-                <w:color w:val="5B6875"/>
-                <w:sz w:val="16"/>
-              </w:rPr>
-              <w:t xml:space="preserve">  16  </w:t>
-            </w:r>
-            <w:r>
-              <w:rPr>
-                <w:rFonts w:ascii="Consolas" w:hAnsi="Consolas" w:eastAsia="Consolas"/>
-                <w:b w:val="0"/>
-                <w:sz w:val="16"/>
-              </w:rPr>
-              <w:t xml:space="preserve">    return (</w:t>
-            </w:r>
-          </w:p>
-          <w:p>
-            <w:pPr>
-              <w:spacing w:before="0" w:after="0" w:line="240" w:lineRule="auto"/>
-              <w:ind w:left="567" w:hanging="567"/>
-            </w:pPr>
-            <w:r>
-              <w:rPr>
-                <w:rFonts w:ascii="Consolas" w:hAnsi="Consolas" w:eastAsia="Consolas"/>
-                <w:b/>
-                <w:color w:val="5B6875"/>
-                <w:sz w:val="16"/>
-              </w:rPr>
               <w:t xml:space="preserve"> [3]  </w:t>
             </w:r>
             <w:r>
@@ -5535,214 +5253,7 @@
                 <w:b w:val="0"/>
                 <w:sz w:val="16"/>
               </w:rPr>
-              <w:t xml:space="preserve">        changes.filter(F.col("_change_type") != "update_preimage")</w:t>
-            </w:r>
-          </w:p>
-          <w:p>
-            <w:pPr>
-              <w:spacing w:before="0" w:after="0" w:line="240" w:lineRule="auto"/>
-              <w:ind w:left="567" w:hanging="567"/>
-            </w:pPr>
-            <w:r>
-              <w:rPr>
-                <w:rFonts w:ascii="Consolas" w:hAnsi="Consolas" w:eastAsia="Consolas"/>
-                <w:b w:val="0"/>
-                <w:color w:val="5B6875"/>
-                <w:sz w:val="16"/>
-              </w:rPr>
-              <w:t xml:space="preserve">  18  </w:t>
-            </w:r>
-            <w:r>
-              <w:rPr>
-                <w:rFonts w:ascii="Consolas" w:hAnsi="Consolas" w:eastAsia="Consolas"/>
-                <w:b w:val="0"/>
-                <w:sz w:val="16"/>
-              </w:rPr>
-              <w:t xml:space="preserve">        .withColumn("_rank", F.row_number().over(window))</w:t>
-            </w:r>
-          </w:p>
-          <w:p>
-            <w:pPr>
-              <w:spacing w:before="0" w:after="0" w:line="240" w:lineRule="auto"/>
-              <w:ind w:left="567" w:hanging="567"/>
-            </w:pPr>
-            <w:r>
-              <w:rPr>
-                <w:rFonts w:ascii="Consolas" w:hAnsi="Consolas" w:eastAsia="Consolas"/>
-                <w:b w:val="0"/>
-                <w:color w:val="5B6875"/>
-                <w:sz w:val="16"/>
-              </w:rPr>
-              <w:t xml:space="preserve">  19  </w:t>
-            </w:r>
-            <w:r>
-              <w:rPr>
-                <w:rFonts w:ascii="Consolas" w:hAnsi="Consolas" w:eastAsia="Consolas"/>
-                <w:b w:val="0"/>
-                <w:sz w:val="16"/>
-              </w:rPr>
-              <w:t xml:space="preserve">        .filter(F.col("_rank") == 1)</w:t>
-            </w:r>
-          </w:p>
-          <w:p>
-            <w:pPr>
-              <w:spacing w:before="0" w:after="0" w:line="240" w:lineRule="auto"/>
-              <w:ind w:left="567" w:hanging="567"/>
-            </w:pPr>
-            <w:r>
-              <w:rPr>
-                <w:rFonts w:ascii="Consolas" w:hAnsi="Consolas" w:eastAsia="Consolas"/>
-                <w:b w:val="0"/>
-                <w:color w:val="5B6875"/>
-                <w:sz w:val="16"/>
-              </w:rPr>
-              <w:t xml:space="preserve">  20  </w:t>
-            </w:r>
-            <w:r>
-              <w:rPr>
-                <w:rFonts w:ascii="Consolas" w:hAnsi="Consolas" w:eastAsia="Consolas"/>
-                <w:b w:val="0"/>
-                <w:sz w:val="16"/>
-              </w:rPr>
-              <w:t xml:space="preserve">        .drop("_rank")</w:t>
-            </w:r>
-          </w:p>
-          <w:p>
-            <w:pPr>
-              <w:spacing w:before="0" w:after="0" w:line="240" w:lineRule="auto"/>
-              <w:ind w:left="567" w:hanging="567"/>
-            </w:pPr>
-            <w:r>
-              <w:rPr>
-                <w:rFonts w:ascii="Consolas" w:hAnsi="Consolas" w:eastAsia="Consolas"/>
-                <w:b w:val="0"/>
-                <w:color w:val="5B6875"/>
-                <w:sz w:val="16"/>
-              </w:rPr>
-              <w:t xml:space="preserve">  21  </w:t>
-            </w:r>
-            <w:r>
-              <w:rPr>
-                <w:rFonts w:ascii="Consolas" w:hAnsi="Consolas" w:eastAsia="Consolas"/>
-                <w:b w:val="0"/>
-                <w:sz w:val="16"/>
-              </w:rPr>
-              <w:t xml:space="preserve">    )</w:t>
-            </w:r>
-          </w:p>
-          <w:p>
-            <w:pPr>
-              <w:spacing w:before="0" w:after="0" w:line="240" w:lineRule="auto"/>
-              <w:ind w:left="567" w:hanging="567"/>
-            </w:pPr>
-            <w:r>
-              <w:rPr>
-                <w:rFonts w:ascii="Consolas" w:hAnsi="Consolas" w:eastAsia="Consolas"/>
-                <w:b w:val="0"/>
-                <w:color w:val="5B6875"/>
-                <w:sz w:val="16"/>
-              </w:rPr>
-              <w:t xml:space="preserve">  22  </w:t>
-            </w:r>
-            <w:r>
-              <w:rPr>
-                <w:rFonts w:ascii="Consolas" w:hAnsi="Consolas" w:eastAsia="Consolas"/>
-                <w:b w:val="0"/>
-                <w:sz w:val="16"/>
-              </w:rPr>
-              <w:t xml:space="preserve"> </w:t>
-            </w:r>
-          </w:p>
-          <w:p>
-            <w:pPr>
-              <w:spacing w:before="0" w:after="0" w:line="240" w:lineRule="auto"/>
-              <w:ind w:left="567" w:hanging="567"/>
-            </w:pPr>
-            <w:r>
-              <w:rPr>
-                <w:rFonts w:ascii="Consolas" w:hAnsi="Consolas" w:eastAsia="Consolas"/>
-                <w:b w:val="0"/>
-                <w:color w:val="5B6875"/>
-                <w:sz w:val="16"/>
-              </w:rPr>
-              <w:t xml:space="preserve">  23  </w:t>
-            </w:r>
-            <w:r>
-              <w:rPr>
-                <w:rFonts w:ascii="Consolas" w:hAnsi="Consolas" w:eastAsia="Consolas"/>
-                <w:b w:val="0"/>
-                <w:sz w:val="16"/>
-              </w:rPr>
-              <w:t xml:space="preserve"> </w:t>
-            </w:r>
-          </w:p>
-          <w:p>
-            <w:pPr>
-              <w:spacing w:before="0" w:after="0" w:line="240" w:lineRule="auto"/>
-              <w:ind w:left="567" w:hanging="567"/>
-            </w:pPr>
-            <w:r>
-              <w:rPr>
-                <w:rFonts w:ascii="Consolas" w:hAnsi="Consolas" w:eastAsia="Consolas"/>
-                <w:b/>
-                <w:color w:val="5B6875"/>
-                <w:sz w:val="16"/>
-              </w:rPr>
-              <w:t xml:space="preserve"> [4]  </w:t>
-            </w:r>
-            <w:r>
-              <w:rPr>
-                <w:rFonts w:ascii="Consolas" w:hAnsi="Consolas" w:eastAsia="Consolas"/>
-                <w:b w:val="0"/>
-                <w:sz w:val="16"/>
-              </w:rPr>
-              <w:t>def touched_waves(changes: DataFrame) -&gt; list[str]:</w:t>
-            </w:r>
-          </w:p>
-          <w:p>
-            <w:pPr>
-              <w:spacing w:before="0" w:after="0" w:line="240" w:lineRule="auto"/>
-              <w:ind w:left="567" w:hanging="567"/>
-            </w:pPr>
-            <w:r>
-              <w:rPr>
-                <w:rFonts w:ascii="Consolas" w:hAnsi="Consolas" w:eastAsia="Consolas"/>
-                <w:b w:val="0"/>
-                <w:color w:val="5B6875"/>
-                <w:sz w:val="16"/>
-              </w:rPr>
-              <w:t xml:space="preserve">  25  </w:t>
-            </w:r>
-            <w:r>
-              <w:rPr>
-                <w:rFonts w:ascii="Consolas" w:hAnsi="Consolas" w:eastAsia="Consolas"/>
-                <w:b w:val="0"/>
-                <w:sz w:val="16"/>
-              </w:rPr>
-              <w:t xml:space="preserve">    """Waves with any change: the only gold waves to recompute."""</w:t>
-            </w:r>
-          </w:p>
-          <w:p>
-            <w:pPr>
-              <w:spacing w:before="0" w:after="0" w:line="240" w:lineRule="auto"/>
-              <w:ind w:left="567" w:hanging="567"/>
-            </w:pPr>
-            <w:r>
-              <w:rPr>
-                <w:rFonts w:ascii="Consolas" w:hAnsi="Consolas" w:eastAsia="Consolas"/>
-                <w:b w:val="0"/>
-                <w:color w:val="5B6875"/>
-                <w:sz w:val="16"/>
-              </w:rPr>
-              <w:t xml:space="preserve">  26  </w:t>
-            </w:r>
-            <w:r>
-              <w:rPr>
-                <w:rFonts w:ascii="Consolas" w:hAnsi="Consolas" w:eastAsia="Consolas"/>
-                <w:b w:val="0"/>
-                <w:sz w:val="16"/>
-              </w:rPr>
-              <w:t xml:space="preserve">    return sorted(r.wave_id for r in changes.select("wave_id").distinct().collect())</w:t>
+              <w:t xml:space="preserve">    return changes.filter(F.col("_change_type") != "delete")</w:t>
             </w:r>
           </w:p>
         </w:tc>
@@ -5756,14 +5267,14 @@
         <w:rPr>
           <w:b/>
         </w:rPr>
-        <w:t xml:space="preserve">Line 8. </w:t>
-      </w:r>
-      <w:r>
-        <w:rPr>
-          <w:b w:val="0"/>
-          <w:i w:val="0"/>
-        </w:rPr>
-        <w:t>Start after the last processed version, so nothing is read twice.</w:t>
+        <w:t xml:space="preserve">Line 1. </w:t>
+      </w:r>
+      <w:r>
+        <w:rPr>
+          <w:b w:val="0"/>
+          <w:i w:val="0"/>
+        </w:rPr>
+        <w:t>A respondent updated in several commits still appears once per commit.</w:t>
       </w:r>
     </w:p>
     <w:p>
@@ -5774,14 +5285,14 @@
         <w:rPr>
           <w:b/>
         </w:rPr>
-        <w:t xml:space="preserve">Line 15. </w:t>
-      </w:r>
-      <w:r>
-        <w:rPr>
-          <w:b w:val="0"/>
-          <w:i w:val="0"/>
-        </w:rPr>
-        <w:t>Several changes to one key since the last run: keep the newest. Deletes stay, so the consumer can remove the key.</w:t>
+        <w:t xml:space="preserve">Line 4. </w:t>
+      </w:r>
+      <w:r>
+        <w:rPr>
+          <w:b w:val="0"/>
+          <w:i w:val="0"/>
+        </w:rPr>
+        <w:t>If since is the last processed version, that version is read again.</w:t>
       </w:r>
     </w:p>
     <w:p>
@@ -5792,41 +5303,14 @@
         <w:rPr>
           <w:b/>
         </w:rPr>
-        <w:t xml:space="preserve">Line 17. </w:t>
-      </w:r>
-      <w:r>
-        <w:rPr>
-          <w:b w:val="0"/>
-          <w:i w:val="0"/>
-        </w:rPr>
-        <w:t>Pre-images describe old state. Drop them.</w:t>
-      </w:r>
-    </w:p>
-    <w:p>
-      <w:pPr>
-        <w:pStyle w:val="ListNumber"/>
-      </w:pPr>
-      <w:r>
-        <w:rPr>
-          <w:b/>
-        </w:rPr>
-        <w:t xml:space="preserve">Line 24. </w:t>
-      </w:r>
-      <w:r>
-        <w:rPr>
-          <w:b w:val="0"/>
-          <w:i w:val="0"/>
-        </w:rPr>
-        <w:t>Gold recomputes whole aggregates, but only for the waves that changed.</w:t>
-      </w:r>
-    </w:p>
-    <w:p>
-      <w:r>
-        <w:rPr>
-          <w:b w:val="0"/>
-          <w:i w:val="0"/>
-        </w:rPr>
-        <w:t>Read after the last version, drop pre-images, keep the newest change per key, and recompute only what the changes touch.</w:t>
+        <w:t xml:space="preserve">Line 7. </w:t>
+      </w:r>
+      <w:r>
+        <w:rPr>
+          <w:b w:val="0"/>
+          <w:i w:val="0"/>
+        </w:rPr>
+        <w:t>Keeps update_preimage rows: every updated respondent appears twice, once with old values.</w:t>
       </w:r>
     </w:p>
     <w:p>
@@ -5834,206 +5318,7 @@
         <w:pStyle w:val="Heading4"/>
       </w:pPr>
       <w:r>
-        <w:t>Recap card</w:t>
-      </w:r>
-    </w:p>
-    <w:p>
-      <w:pPr>
-        <w:pStyle w:val="ListBullet"/>
-      </w:pPr>
-      <w:r>
-        <w:rPr>
-          <w:b/>
-          <w:i w:val="0"/>
-        </w:rPr>
-        <w:t>Turn on change data feed</w:t>
-      </w:r>
-      <w:r>
-        <w:rPr>
-          <w:b w:val="0"/>
-          <w:i w:val="0"/>
-        </w:rPr>
-        <w:t xml:space="preserve"> ALTER TABLE t SET TBLPROPERTIES (delta.enableChangeDataFeed = true)</w:t>
-      </w:r>
-    </w:p>
-    <w:p>
-      <w:pPr>
-        <w:pStyle w:val="ListBullet"/>
-      </w:pPr>
-      <w:r>
-        <w:rPr>
-          <w:b/>
-          <w:i w:val="0"/>
-        </w:rPr>
-        <w:t>The four _change_type values</w:t>
-      </w:r>
-      <w:r>
-        <w:rPr>
-          <w:b w:val="0"/>
-          <w:i w:val="0"/>
-        </w:rPr>
-        <w:t xml:space="preserve"> insert, update_preimage (old), update_postimage (new), delete.</w:t>
-      </w:r>
-    </w:p>
-    <w:p>
-      <w:pPr>
-        <w:pStyle w:val="ListBullet"/>
-      </w:pPr>
-      <w:r>
-        <w:rPr>
-          <w:b/>
-          <w:i w:val="0"/>
-        </w:rPr>
-        <w:t>Two rules for consuming CDF</w:t>
-      </w:r>
-      <w:r>
-        <w:rPr>
-          <w:b w:val="0"/>
-          <w:i w:val="0"/>
-        </w:rPr>
-        <w:t xml:space="preserve"> Drop update_preimage. Keep the newest change per key by _commit_version.</w:t>
-      </w:r>
-    </w:p>
-    <w:p>
-      <w:pPr>
-        <w:pStyle w:val="ListBullet"/>
-      </w:pPr>
-      <w:r>
-        <w:rPr>
-          <w:b/>
-          <w:i w:val="0"/>
-        </w:rPr>
-        <w:t>Where does the next run start?</w:t>
-      </w:r>
-      <w:r>
-        <w:rPr>
-          <w:b w:val="0"/>
-          <w:i w:val="0"/>
-        </w:rPr>
-        <w:t xml:space="preserve"> startingVersion = last processed version + 1 (it is inclusive), or a streaming checkpoint.</w:t>
-      </w:r>
-    </w:p>
-    <w:p>
-      <w:pPr>
-        <w:pStyle w:val="Heading4"/>
-      </w:pPr>
-      <w:r>
-        <w:t>Practice</w:t>
-      </w:r>
-    </w:p>
-    <w:p>
-      <w:pPr>
-        <w:pStyle w:val="Heading5"/>
-      </w:pPr>
-      <w:r>
-        <w:t>Exercise 1. Multiple choice (level 1)</w:t>
-      </w:r>
-    </w:p>
-    <w:p>
-      <w:r>
-        <w:rPr>
-          <w:b w:val="0"/>
-          <w:i w:val="0"/>
-        </w:rPr>
-        <w:t>An UPDATE changes one respondent's weight. Which change feed row holds the new weight?</w:t>
-      </w:r>
-    </w:p>
-    <w:p>
-      <w:pPr>
-        <w:pStyle w:val="ListBullet"/>
-      </w:pPr>
-      <w:r>
-        <w:rPr>
-          <w:b w:val="0"/>
-          <w:i w:val="0"/>
-        </w:rPr>
-        <w:t>a) insert</w:t>
-      </w:r>
-    </w:p>
-    <w:p>
-      <w:pPr>
-        <w:pStyle w:val="ListBullet"/>
-      </w:pPr>
-      <w:r>
-        <w:rPr>
-          <w:b w:val="0"/>
-          <w:i w:val="0"/>
-        </w:rPr>
-        <w:t>b) update_preimage</w:t>
-      </w:r>
-    </w:p>
-    <w:p>
-      <w:pPr>
-        <w:pStyle w:val="ListBullet"/>
-      </w:pPr>
-      <w:r>
-        <w:rPr>
-          <w:b w:val="0"/>
-          <w:i w:val="0"/>
-        </w:rPr>
-        <w:t>c) update_postimage</w:t>
-      </w:r>
-    </w:p>
-    <w:p>
-      <w:pPr>
-        <w:pStyle w:val="ListBullet"/>
-      </w:pPr>
-      <w:r>
-        <w:rPr>
-          <w:b w:val="0"/>
-          <w:i w:val="0"/>
-        </w:rPr>
-        <w:t>d) delete</w:t>
-      </w:r>
-    </w:p>
-    <w:p>
-      <w:r>
-        <w:rPr>
-          <w:b/>
-          <w:i w:val="0"/>
-        </w:rPr>
-        <w:t>Why?</w:t>
-      </w:r>
-    </w:p>
-    <w:p>
-      <w:pPr>
-        <w:pStyle w:val="ListBullet"/>
-      </w:pPr>
-      <w:r>
-        <w:rPr>
-          <w:b w:val="0"/>
-          <w:i w:val="0"/>
-        </w:rPr>
-        <w:t>r1) An update records the row before (pre-image) and after (post-image). The post-image holds the new values.</w:t>
-      </w:r>
-    </w:p>
-    <w:p>
-      <w:pPr>
-        <w:pStyle w:val="ListBullet"/>
-      </w:pPr>
-      <w:r>
-        <w:rPr>
-          <w:b w:val="0"/>
-          <w:i w:val="0"/>
-        </w:rPr>
-        <w:t>r2) Updates are recorded as a delete followed by an insert.</w:t>
-      </w:r>
-    </w:p>
-    <w:p>
-      <w:pPr>
-        <w:pStyle w:val="Heading5"/>
-      </w:pPr>
-      <w:r>
-        <w:t>Exercise 2. Predict the output (level 2)</w:t>
-      </w:r>
-    </w:p>
-    <w:p>
-      <w:r>
-        <w:rPr>
-          <w:b w:val="0"/>
-          <w:i w:val="0"/>
-        </w:rPr>
-        <w:t>CDF is enabled when the table is created. How many rows does the change read return?</w:t>
+        <w:t>Worked example: strong code</w:t>
       </w:r>
     </w:p>
     <w:tbl>
@@ -6071,7 +5356,7 @@
                 <w:b w:val="0"/>
                 <w:sz w:val="16"/>
               </w:rPr>
-              <w:t>CREATE TABLE c1 (id INT, v STRING) USING DELTA</w:t>
+              <w:t>CURRENT_STATE = ["insert", "update_postimage"]</w:t>
             </w:r>
           </w:p>
           <w:p>
@@ -6094,7 +5379,7 @@
                 <w:b w:val="0"/>
                 <w:sz w:val="16"/>
               </w:rPr>
-              <w:t xml:space="preserve">  TBLPROPERTIES (delta.enableChangeDataFeed = true);   -- version 0</w:t>
+              <w:t xml:space="preserve"> </w:t>
             </w:r>
           </w:p>
           <w:p>
@@ -6117,7 +5402,7 @@
                 <w:b w:val="0"/>
                 <w:sz w:val="16"/>
               </w:rPr>
-              <w:t>INSERT INTO c1 VALUES (1, 'a'), (2, 'b');              -- version 1</w:t>
+              <w:t xml:space="preserve"> </w:t>
             </w:r>
           </w:p>
           <w:p>
@@ -6140,7 +5425,7 @@
                 <w:b w:val="0"/>
                 <w:sz w:val="16"/>
               </w:rPr>
-              <w:t>UPDATE c1 SET v = 'z' WHERE id = 1;                    -- version 2</w:t>
+              <w:t>def read_changes(spark: SparkSession, table: str, last_processed_version: int) -&gt; DataFrame:</w:t>
             </w:r>
           </w:p>
           <w:p>
@@ -6163,7 +5448,7 @@
                 <w:b w:val="0"/>
                 <w:sz w:val="16"/>
               </w:rPr>
-              <w:t>DELETE FROM c1 WHERE id = 2;                           -- version 3</w:t>
+              <w:t xml:space="preserve">    """Row changes committed after last_processed_version."""</w:t>
             </w:r>
           </w:p>
           <w:p>
@@ -6186,7 +5471,7 @@
                 <w:b w:val="0"/>
                 <w:sz w:val="16"/>
               </w:rPr>
-              <w:t xml:space="preserve"> </w:t>
+              <w:t xml:space="preserve">    return (</w:t>
             </w:r>
           </w:p>
           <w:p>
@@ -6209,19 +5494,628 @@
                 <w:b w:val="0"/>
                 <w:sz w:val="16"/>
               </w:rPr>
-              <w:t>SELECT COUNT(*) FROM table_changes('c1', 2);</w:t>
+              <w:t xml:space="preserve">        spark.read.option("readChangeFeed", "true")</w:t>
+            </w:r>
+          </w:p>
+          <w:p>
+            <w:pPr>
+              <w:spacing w:before="0" w:after="0" w:line="240" w:lineRule="auto"/>
+              <w:ind w:left="567" w:hanging="567"/>
+            </w:pPr>
+            <w:r>
+              <w:rPr>
+                <w:rFonts w:ascii="Consolas" w:hAnsi="Consolas" w:eastAsia="Consolas"/>
+                <w:b/>
+                <w:color w:val="5B6875"/>
+                <w:sz w:val="16"/>
+              </w:rPr>
+              <w:t xml:space="preserve"> [1]  </w:t>
+            </w:r>
+            <w:r>
+              <w:rPr>
+                <w:rFonts w:ascii="Consolas" w:hAnsi="Consolas" w:eastAsia="Consolas"/>
+                <w:b w:val="0"/>
+                <w:sz w:val="16"/>
+              </w:rPr>
+              <w:t xml:space="preserve">        .option("startingVersion", last_processed_version + 1)</w:t>
+            </w:r>
+          </w:p>
+          <w:p>
+            <w:pPr>
+              <w:spacing w:before="0" w:after="0" w:line="240" w:lineRule="auto"/>
+              <w:ind w:left="567" w:hanging="567"/>
+            </w:pPr>
+            <w:r>
+              <w:rPr>
+                <w:rFonts w:ascii="Consolas" w:hAnsi="Consolas" w:eastAsia="Consolas"/>
+                <w:b w:val="0"/>
+                <w:color w:val="5B6875"/>
+                <w:sz w:val="16"/>
+              </w:rPr>
+              <w:t xml:space="preserve">   9  </w:t>
+            </w:r>
+            <w:r>
+              <w:rPr>
+                <w:rFonts w:ascii="Consolas" w:hAnsi="Consolas" w:eastAsia="Consolas"/>
+                <w:b w:val="0"/>
+                <w:sz w:val="16"/>
+              </w:rPr>
+              <w:t xml:space="preserve">        .table(table)</w:t>
+            </w:r>
+          </w:p>
+          <w:p>
+            <w:pPr>
+              <w:spacing w:before="0" w:after="0" w:line="240" w:lineRule="auto"/>
+              <w:ind w:left="567" w:hanging="567"/>
+            </w:pPr>
+            <w:r>
+              <w:rPr>
+                <w:rFonts w:ascii="Consolas" w:hAnsi="Consolas" w:eastAsia="Consolas"/>
+                <w:b w:val="0"/>
+                <w:color w:val="5B6875"/>
+                <w:sz w:val="16"/>
+              </w:rPr>
+              <w:t xml:space="preserve">  10  </w:t>
+            </w:r>
+            <w:r>
+              <w:rPr>
+                <w:rFonts w:ascii="Consolas" w:hAnsi="Consolas" w:eastAsia="Consolas"/>
+                <w:b w:val="0"/>
+                <w:sz w:val="16"/>
+              </w:rPr>
+              <w:t xml:space="preserve">    )</w:t>
+            </w:r>
+          </w:p>
+          <w:p>
+            <w:pPr>
+              <w:spacing w:before="0" w:after="0" w:line="240" w:lineRule="auto"/>
+              <w:ind w:left="567" w:hanging="567"/>
+            </w:pPr>
+            <w:r>
+              <w:rPr>
+                <w:rFonts w:ascii="Consolas" w:hAnsi="Consolas" w:eastAsia="Consolas"/>
+                <w:b w:val="0"/>
+                <w:color w:val="5B6875"/>
+                <w:sz w:val="16"/>
+              </w:rPr>
+              <w:t xml:space="preserve">  11  </w:t>
+            </w:r>
+            <w:r>
+              <w:rPr>
+                <w:rFonts w:ascii="Consolas" w:hAnsi="Consolas" w:eastAsia="Consolas"/>
+                <w:b w:val="0"/>
+                <w:sz w:val="16"/>
+              </w:rPr>
+              <w:t xml:space="preserve"> </w:t>
+            </w:r>
+          </w:p>
+          <w:p>
+            <w:pPr>
+              <w:spacing w:before="0" w:after="0" w:line="240" w:lineRule="auto"/>
+              <w:ind w:left="567" w:hanging="567"/>
+            </w:pPr>
+            <w:r>
+              <w:rPr>
+                <w:rFonts w:ascii="Consolas" w:hAnsi="Consolas" w:eastAsia="Consolas"/>
+                <w:b w:val="0"/>
+                <w:color w:val="5B6875"/>
+                <w:sz w:val="16"/>
+              </w:rPr>
+              <w:t xml:space="preserve">  12  </w:t>
+            </w:r>
+            <w:r>
+              <w:rPr>
+                <w:rFonts w:ascii="Consolas" w:hAnsi="Consolas" w:eastAsia="Consolas"/>
+                <w:b w:val="0"/>
+                <w:sz w:val="16"/>
+              </w:rPr>
+              <w:t xml:space="preserve"> </w:t>
+            </w:r>
+          </w:p>
+          <w:p>
+            <w:pPr>
+              <w:spacing w:before="0" w:after="0" w:line="240" w:lineRule="auto"/>
+              <w:ind w:left="567" w:hanging="567"/>
+            </w:pPr>
+            <w:r>
+              <w:rPr>
+                <w:rFonts w:ascii="Consolas" w:hAnsi="Consolas" w:eastAsia="Consolas"/>
+                <w:b w:val="0"/>
+                <w:color w:val="5B6875"/>
+                <w:sz w:val="16"/>
+              </w:rPr>
+              <w:t xml:space="preserve">  13  </w:t>
+            </w:r>
+            <w:r>
+              <w:rPr>
+                <w:rFonts w:ascii="Consolas" w:hAnsi="Consolas" w:eastAsia="Consolas"/>
+                <w:b w:val="0"/>
+                <w:sz w:val="16"/>
+              </w:rPr>
+              <w:t>def latest_state(changes: DataFrame, keys: list[str]) -&gt; DataFrame:</w:t>
+            </w:r>
+          </w:p>
+          <w:p>
+            <w:pPr>
+              <w:spacing w:before="0" w:after="0" w:line="240" w:lineRule="auto"/>
+              <w:ind w:left="567" w:hanging="567"/>
+            </w:pPr>
+            <w:r>
+              <w:rPr>
+                <w:rFonts w:ascii="Consolas" w:hAnsi="Consolas" w:eastAsia="Consolas"/>
+                <w:b w:val="0"/>
+                <w:color w:val="5B6875"/>
+                <w:sz w:val="16"/>
+              </w:rPr>
+              <w:t xml:space="preserve">  14  </w:t>
+            </w:r>
+            <w:r>
+              <w:rPr>
+                <w:rFonts w:ascii="Consolas" w:hAnsi="Consolas" w:eastAsia="Consolas"/>
+                <w:b w:val="0"/>
+                <w:sz w:val="16"/>
+              </w:rPr>
+              <w:t xml:space="preserve">    """One row per key: its newest change, excluding pre-images."""</w:t>
+            </w:r>
+          </w:p>
+          <w:p>
+            <w:pPr>
+              <w:spacing w:before="0" w:after="0" w:line="240" w:lineRule="auto"/>
+              <w:ind w:left="567" w:hanging="567"/>
+            </w:pPr>
+            <w:r>
+              <w:rPr>
+                <w:rFonts w:ascii="Consolas" w:hAnsi="Consolas" w:eastAsia="Consolas"/>
+                <w:b/>
+                <w:color w:val="5B6875"/>
+                <w:sz w:val="16"/>
+              </w:rPr>
+              <w:t xml:space="preserve"> [2]  </w:t>
+            </w:r>
+            <w:r>
+              <w:rPr>
+                <w:rFonts w:ascii="Consolas" w:hAnsi="Consolas" w:eastAsia="Consolas"/>
+                <w:b w:val="0"/>
+                <w:sz w:val="16"/>
+              </w:rPr>
+              <w:t xml:space="preserve">    window = Window.partitionBy(*keys).orderBy(F.col("_commit_version").desc())</w:t>
+            </w:r>
+          </w:p>
+          <w:p>
+            <w:pPr>
+              <w:spacing w:before="0" w:after="0" w:line="240" w:lineRule="auto"/>
+              <w:ind w:left="567" w:hanging="567"/>
+            </w:pPr>
+            <w:r>
+              <w:rPr>
+                <w:rFonts w:ascii="Consolas" w:hAnsi="Consolas" w:eastAsia="Consolas"/>
+                <w:b w:val="0"/>
+                <w:color w:val="5B6875"/>
+                <w:sz w:val="16"/>
+              </w:rPr>
+              <w:t xml:space="preserve">  16  </w:t>
+            </w:r>
+            <w:r>
+              <w:rPr>
+                <w:rFonts w:ascii="Consolas" w:hAnsi="Consolas" w:eastAsia="Consolas"/>
+                <w:b w:val="0"/>
+                <w:sz w:val="16"/>
+              </w:rPr>
+              <w:t xml:space="preserve">    return (</w:t>
+            </w:r>
+          </w:p>
+          <w:p>
+            <w:pPr>
+              <w:spacing w:before="0" w:after="0" w:line="240" w:lineRule="auto"/>
+              <w:ind w:left="567" w:hanging="567"/>
+            </w:pPr>
+            <w:r>
+              <w:rPr>
+                <w:rFonts w:ascii="Consolas" w:hAnsi="Consolas" w:eastAsia="Consolas"/>
+                <w:b/>
+                <w:color w:val="5B6875"/>
+                <w:sz w:val="16"/>
+              </w:rPr>
+              <w:t xml:space="preserve"> [3]  </w:t>
+            </w:r>
+            <w:r>
+              <w:rPr>
+                <w:rFonts w:ascii="Consolas" w:hAnsi="Consolas" w:eastAsia="Consolas"/>
+                <w:b w:val="0"/>
+                <w:sz w:val="16"/>
+              </w:rPr>
+              <w:t xml:space="preserve">        changes.filter(F.col("_change_type") != "update_preimage")</w:t>
+            </w:r>
+          </w:p>
+          <w:p>
+            <w:pPr>
+              <w:spacing w:before="0" w:after="0" w:line="240" w:lineRule="auto"/>
+              <w:ind w:left="567" w:hanging="567"/>
+            </w:pPr>
+            <w:r>
+              <w:rPr>
+                <w:rFonts w:ascii="Consolas" w:hAnsi="Consolas" w:eastAsia="Consolas"/>
+                <w:b w:val="0"/>
+                <w:color w:val="5B6875"/>
+                <w:sz w:val="16"/>
+              </w:rPr>
+              <w:t xml:space="preserve">  18  </w:t>
+            </w:r>
+            <w:r>
+              <w:rPr>
+                <w:rFonts w:ascii="Consolas" w:hAnsi="Consolas" w:eastAsia="Consolas"/>
+                <w:b w:val="0"/>
+                <w:sz w:val="16"/>
+              </w:rPr>
+              <w:t xml:space="preserve">        .withColumn("_rank", F.row_number().over(window))</w:t>
+            </w:r>
+          </w:p>
+          <w:p>
+            <w:pPr>
+              <w:spacing w:before="0" w:after="0" w:line="240" w:lineRule="auto"/>
+              <w:ind w:left="567" w:hanging="567"/>
+            </w:pPr>
+            <w:r>
+              <w:rPr>
+                <w:rFonts w:ascii="Consolas" w:hAnsi="Consolas" w:eastAsia="Consolas"/>
+                <w:b w:val="0"/>
+                <w:color w:val="5B6875"/>
+                <w:sz w:val="16"/>
+              </w:rPr>
+              <w:t xml:space="preserve">  19  </w:t>
+            </w:r>
+            <w:r>
+              <w:rPr>
+                <w:rFonts w:ascii="Consolas" w:hAnsi="Consolas" w:eastAsia="Consolas"/>
+                <w:b w:val="0"/>
+                <w:sz w:val="16"/>
+              </w:rPr>
+              <w:t xml:space="preserve">        .filter(F.col("_rank") == 1)</w:t>
+            </w:r>
+          </w:p>
+          <w:p>
+            <w:pPr>
+              <w:spacing w:before="0" w:after="0" w:line="240" w:lineRule="auto"/>
+              <w:ind w:left="567" w:hanging="567"/>
+            </w:pPr>
+            <w:r>
+              <w:rPr>
+                <w:rFonts w:ascii="Consolas" w:hAnsi="Consolas" w:eastAsia="Consolas"/>
+                <w:b w:val="0"/>
+                <w:color w:val="5B6875"/>
+                <w:sz w:val="16"/>
+              </w:rPr>
+              <w:t xml:space="preserve">  20  </w:t>
+            </w:r>
+            <w:r>
+              <w:rPr>
+                <w:rFonts w:ascii="Consolas" w:hAnsi="Consolas" w:eastAsia="Consolas"/>
+                <w:b w:val="0"/>
+                <w:sz w:val="16"/>
+              </w:rPr>
+              <w:t xml:space="preserve">        .drop("_rank")</w:t>
+            </w:r>
+          </w:p>
+          <w:p>
+            <w:pPr>
+              <w:spacing w:before="0" w:after="0" w:line="240" w:lineRule="auto"/>
+              <w:ind w:left="567" w:hanging="567"/>
+            </w:pPr>
+            <w:r>
+              <w:rPr>
+                <w:rFonts w:ascii="Consolas" w:hAnsi="Consolas" w:eastAsia="Consolas"/>
+                <w:b w:val="0"/>
+                <w:color w:val="5B6875"/>
+                <w:sz w:val="16"/>
+              </w:rPr>
+              <w:t xml:space="preserve">  21  </w:t>
+            </w:r>
+            <w:r>
+              <w:rPr>
+                <w:rFonts w:ascii="Consolas" w:hAnsi="Consolas" w:eastAsia="Consolas"/>
+                <w:b w:val="0"/>
+                <w:sz w:val="16"/>
+              </w:rPr>
+              <w:t xml:space="preserve">    )</w:t>
+            </w:r>
+          </w:p>
+          <w:p>
+            <w:pPr>
+              <w:spacing w:before="0" w:after="0" w:line="240" w:lineRule="auto"/>
+              <w:ind w:left="567" w:hanging="567"/>
+            </w:pPr>
+            <w:r>
+              <w:rPr>
+                <w:rFonts w:ascii="Consolas" w:hAnsi="Consolas" w:eastAsia="Consolas"/>
+                <w:b w:val="0"/>
+                <w:color w:val="5B6875"/>
+                <w:sz w:val="16"/>
+              </w:rPr>
+              <w:t xml:space="preserve">  22  </w:t>
+            </w:r>
+            <w:r>
+              <w:rPr>
+                <w:rFonts w:ascii="Consolas" w:hAnsi="Consolas" w:eastAsia="Consolas"/>
+                <w:b w:val="0"/>
+                <w:sz w:val="16"/>
+              </w:rPr>
+              <w:t xml:space="preserve"> </w:t>
+            </w:r>
+          </w:p>
+          <w:p>
+            <w:pPr>
+              <w:spacing w:before="0" w:after="0" w:line="240" w:lineRule="auto"/>
+              <w:ind w:left="567" w:hanging="567"/>
+            </w:pPr>
+            <w:r>
+              <w:rPr>
+                <w:rFonts w:ascii="Consolas" w:hAnsi="Consolas" w:eastAsia="Consolas"/>
+                <w:b w:val="0"/>
+                <w:color w:val="5B6875"/>
+                <w:sz w:val="16"/>
+              </w:rPr>
+              <w:t xml:space="preserve">  23  </w:t>
+            </w:r>
+            <w:r>
+              <w:rPr>
+                <w:rFonts w:ascii="Consolas" w:hAnsi="Consolas" w:eastAsia="Consolas"/>
+                <w:b w:val="0"/>
+                <w:sz w:val="16"/>
+              </w:rPr>
+              <w:t xml:space="preserve"> </w:t>
+            </w:r>
+          </w:p>
+          <w:p>
+            <w:pPr>
+              <w:spacing w:before="0" w:after="0" w:line="240" w:lineRule="auto"/>
+              <w:ind w:left="567" w:hanging="567"/>
+            </w:pPr>
+            <w:r>
+              <w:rPr>
+                <w:rFonts w:ascii="Consolas" w:hAnsi="Consolas" w:eastAsia="Consolas"/>
+                <w:b/>
+                <w:color w:val="5B6875"/>
+                <w:sz w:val="16"/>
+              </w:rPr>
+              <w:t xml:space="preserve"> [4]  </w:t>
+            </w:r>
+            <w:r>
+              <w:rPr>
+                <w:rFonts w:ascii="Consolas" w:hAnsi="Consolas" w:eastAsia="Consolas"/>
+                <w:b w:val="0"/>
+                <w:sz w:val="16"/>
+              </w:rPr>
+              <w:t>def touched_waves(changes: DataFrame) -&gt; list[str]:</w:t>
+            </w:r>
+          </w:p>
+          <w:p>
+            <w:pPr>
+              <w:spacing w:before="0" w:after="0" w:line="240" w:lineRule="auto"/>
+              <w:ind w:left="567" w:hanging="567"/>
+            </w:pPr>
+            <w:r>
+              <w:rPr>
+                <w:rFonts w:ascii="Consolas" w:hAnsi="Consolas" w:eastAsia="Consolas"/>
+                <w:b w:val="0"/>
+                <w:color w:val="5B6875"/>
+                <w:sz w:val="16"/>
+              </w:rPr>
+              <w:t xml:space="preserve">  25  </w:t>
+            </w:r>
+            <w:r>
+              <w:rPr>
+                <w:rFonts w:ascii="Consolas" w:hAnsi="Consolas" w:eastAsia="Consolas"/>
+                <w:b w:val="0"/>
+                <w:sz w:val="16"/>
+              </w:rPr>
+              <w:t xml:space="preserve">    """Waves with any change: the only gold waves to recompute."""</w:t>
+            </w:r>
+          </w:p>
+          <w:p>
+            <w:pPr>
+              <w:spacing w:before="0" w:after="0" w:line="240" w:lineRule="auto"/>
+              <w:ind w:left="567" w:hanging="567"/>
+            </w:pPr>
+            <w:r>
+              <w:rPr>
+                <w:rFonts w:ascii="Consolas" w:hAnsi="Consolas" w:eastAsia="Consolas"/>
+                <w:b w:val="0"/>
+                <w:color w:val="5B6875"/>
+                <w:sz w:val="16"/>
+              </w:rPr>
+              <w:t xml:space="preserve">  26  </w:t>
+            </w:r>
+            <w:r>
+              <w:rPr>
+                <w:rFonts w:ascii="Consolas" w:hAnsi="Consolas" w:eastAsia="Consolas"/>
+                <w:b w:val="0"/>
+                <w:sz w:val="16"/>
+              </w:rPr>
+              <w:t xml:space="preserve">    return sorted(r.wave_id for r in changes.select("wave_id").distinct().collect())</w:t>
             </w:r>
           </w:p>
         </w:tc>
       </w:tr>
     </w:tbl>
-    <w:p/>
+    <w:p>
+      <w:pPr>
+        <w:pStyle w:val="ListNumber"/>
+      </w:pPr>
+      <w:r>
+        <w:rPr>
+          <w:b/>
+        </w:rPr>
+        <w:t xml:space="preserve">Line 8. </w:t>
+      </w:r>
+      <w:r>
+        <w:rPr>
+          <w:b w:val="0"/>
+          <w:i w:val="0"/>
+        </w:rPr>
+        <w:t>Start after the last processed version, so nothing is read twice.</w:t>
+      </w:r>
+    </w:p>
+    <w:p>
+      <w:pPr>
+        <w:pStyle w:val="ListNumber"/>
+      </w:pPr>
+      <w:r>
+        <w:rPr>
+          <w:b/>
+        </w:rPr>
+        <w:t xml:space="preserve">Line 15. </w:t>
+      </w:r>
+      <w:r>
+        <w:rPr>
+          <w:b w:val="0"/>
+          <w:i w:val="0"/>
+        </w:rPr>
+        <w:t>Several changes to one key since the last run: keep the newest. Deletes stay, so the consumer can remove the key.</w:t>
+      </w:r>
+    </w:p>
+    <w:p>
+      <w:pPr>
+        <w:pStyle w:val="ListNumber"/>
+      </w:pPr>
+      <w:r>
+        <w:rPr>
+          <w:b/>
+        </w:rPr>
+        <w:t xml:space="preserve">Line 17. </w:t>
+      </w:r>
+      <w:r>
+        <w:rPr>
+          <w:b w:val="0"/>
+          <w:i w:val="0"/>
+        </w:rPr>
+        <w:t>Pre-images describe old state. Drop them.</w:t>
+      </w:r>
+    </w:p>
+    <w:p>
+      <w:pPr>
+        <w:pStyle w:val="ListNumber"/>
+      </w:pPr>
+      <w:r>
+        <w:rPr>
+          <w:b/>
+        </w:rPr>
+        <w:t xml:space="preserve">Line 24. </w:t>
+      </w:r>
+      <w:r>
+        <w:rPr>
+          <w:b w:val="0"/>
+          <w:i w:val="0"/>
+        </w:rPr>
+        <w:t>Gold recomputes whole aggregates, but only for the waves that changed.</w:t>
+      </w:r>
+    </w:p>
+    <w:p>
+      <w:r>
+        <w:rPr>
+          <w:b w:val="0"/>
+          <w:i w:val="0"/>
+        </w:rPr>
+        <w:t>Read after the last version, drop pre-images, keep the newest change per key, and recompute only what the changes touch.</w:t>
+      </w:r>
+    </w:p>
+    <w:p>
+      <w:pPr>
+        <w:pStyle w:val="Heading4"/>
+      </w:pPr>
+      <w:r>
+        <w:t>Recap card</w:t>
+      </w:r>
+    </w:p>
+    <w:p>
+      <w:pPr>
+        <w:pStyle w:val="ListBullet"/>
+      </w:pPr>
+      <w:r>
+        <w:rPr>
+          <w:b/>
+          <w:i w:val="0"/>
+        </w:rPr>
+        <w:t>Turn on change data feed</w:t>
+      </w:r>
+      <w:r>
+        <w:rPr>
+          <w:b w:val="0"/>
+          <w:i w:val="0"/>
+        </w:rPr>
+        <w:t xml:space="preserve"> ALTER TABLE t SET TBLPROPERTIES (delta.enableChangeDataFeed = true)</w:t>
+      </w:r>
+    </w:p>
+    <w:p>
+      <w:pPr>
+        <w:pStyle w:val="ListBullet"/>
+      </w:pPr>
+      <w:r>
+        <w:rPr>
+          <w:b/>
+          <w:i w:val="0"/>
+        </w:rPr>
+        <w:t>The four _change_type values</w:t>
+      </w:r>
+      <w:r>
+        <w:rPr>
+          <w:b w:val="0"/>
+          <w:i w:val="0"/>
+        </w:rPr>
+        <w:t xml:space="preserve"> insert, update_preimage (old), update_postimage (new), delete.</w:t>
+      </w:r>
+    </w:p>
+    <w:p>
+      <w:pPr>
+        <w:pStyle w:val="ListBullet"/>
+      </w:pPr>
+      <w:r>
+        <w:rPr>
+          <w:b/>
+          <w:i w:val="0"/>
+        </w:rPr>
+        <w:t>Two rules for consuming CDF</w:t>
+      </w:r>
+      <w:r>
+        <w:rPr>
+          <w:b w:val="0"/>
+          <w:i w:val="0"/>
+        </w:rPr>
+        <w:t xml:space="preserve"> Drop update_preimage. Keep the newest change per key by _commit_version.</w:t>
+      </w:r>
+    </w:p>
+    <w:p>
+      <w:pPr>
+        <w:pStyle w:val="ListBullet"/>
+      </w:pPr>
+      <w:r>
+        <w:rPr>
+          <w:b/>
+          <w:i w:val="0"/>
+        </w:rPr>
+        <w:t>Where does the next run start?</w:t>
+      </w:r>
+      <w:r>
+        <w:rPr>
+          <w:b w:val="0"/>
+          <w:i w:val="0"/>
+        </w:rPr>
+        <w:t xml:space="preserve"> startingVersion = last processed version + 1 (it is inclusive), or a streaming checkpoint.</w:t>
+      </w:r>
+    </w:p>
+    <w:p>
+      <w:pPr>
+        <w:pStyle w:val="Heading4"/>
+      </w:pPr>
+      <w:r>
+        <w:t>Practice</w:t>
+      </w:r>
+    </w:p>
     <w:p>
       <w:pPr>
         <w:pStyle w:val="Heading5"/>
       </w:pPr>
       <w:r>
-        <w:t>Exercise 3. Fill the gap (level 3)</w:t>
+        <w:t>Exercise 1. Multiple choice (level 1)</w:t>
       </w:r>
     </w:p>
     <w:p>
@@ -6230,7 +6124,105 @@
           <w:b w:val="0"/>
           <w:i w:val="0"/>
         </w:rPr>
-        <w:t>Read silver's changes committed after the last processed version.</w:t>
+        <w:t>An UPDATE changes one respondent's weight. Which change feed row holds the new weight?</w:t>
+      </w:r>
+    </w:p>
+    <w:p>
+      <w:pPr>
+        <w:pStyle w:val="ListBullet"/>
+      </w:pPr>
+      <w:r>
+        <w:rPr>
+          <w:b w:val="0"/>
+          <w:i w:val="0"/>
+        </w:rPr>
+        <w:t>a) insert</w:t>
+      </w:r>
+    </w:p>
+    <w:p>
+      <w:pPr>
+        <w:pStyle w:val="ListBullet"/>
+      </w:pPr>
+      <w:r>
+        <w:rPr>
+          <w:b w:val="0"/>
+          <w:i w:val="0"/>
+        </w:rPr>
+        <w:t>b) update_preimage</w:t>
+      </w:r>
+    </w:p>
+    <w:p>
+      <w:pPr>
+        <w:pStyle w:val="ListBullet"/>
+      </w:pPr>
+      <w:r>
+        <w:rPr>
+          <w:b w:val="0"/>
+          <w:i w:val="0"/>
+        </w:rPr>
+        <w:t>c) update_postimage</w:t>
+      </w:r>
+    </w:p>
+    <w:p>
+      <w:pPr>
+        <w:pStyle w:val="ListBullet"/>
+      </w:pPr>
+      <w:r>
+        <w:rPr>
+          <w:b w:val="0"/>
+          <w:i w:val="0"/>
+        </w:rPr>
+        <w:t>d) delete</w:t>
+      </w:r>
+    </w:p>
+    <w:p>
+      <w:r>
+        <w:rPr>
+          <w:b/>
+          <w:i w:val="0"/>
+        </w:rPr>
+        <w:t>Why?</w:t>
+      </w:r>
+    </w:p>
+    <w:p>
+      <w:pPr>
+        <w:pStyle w:val="ListBullet"/>
+      </w:pPr>
+      <w:r>
+        <w:rPr>
+          <w:b w:val="0"/>
+          <w:i w:val="0"/>
+        </w:rPr>
+        <w:t>r1) An update records the row before (pre-image) and after (post-image). The post-image holds the new values.</w:t>
+      </w:r>
+    </w:p>
+    <w:p>
+      <w:pPr>
+        <w:pStyle w:val="ListBullet"/>
+      </w:pPr>
+      <w:r>
+        <w:rPr>
+          <w:b w:val="0"/>
+          <w:i w:val="0"/>
+        </w:rPr>
+        <w:t>r2) Updates are recorded as a delete followed by an insert.</w:t>
+      </w:r>
+    </w:p>
+    <w:p>
+      <w:pPr>
+        <w:pStyle w:val="Heading5"/>
+      </w:pPr>
+      <w:r>
+        <w:t>Exercise 2. Predict the output (level 2)</w:t>
+      </w:r>
+    </w:p>
+    <w:p>
+      <w:r>
+        <w:rPr>
+          <w:b w:val="0"/>
+          <w:i w:val="0"/>
+        </w:rPr>
+        <w:t>CDF is enabled when the table is created. How many rows does the change read return?</w:t>
       </w:r>
     </w:p>
     <w:tbl>
@@ -6268,7 +6260,7 @@
                 <w:b w:val="0"/>
                 <w:sz w:val="16"/>
               </w:rPr>
-              <w:t>changes = (</w:t>
+              <w:t>CREATE TABLE c1 (id INT, v STRING) USING DELTA</w:t>
             </w:r>
           </w:p>
           <w:p>
@@ -6291,7 +6283,7 @@
                 <w:b w:val="0"/>
                 <w:sz w:val="16"/>
               </w:rPr>
-              <w:t xml:space="preserve">    spark.read.option("_____(1)", "true")</w:t>
+              <w:t xml:space="preserve">  TBLPROPERTIES (delta.enableChangeDataFeed = true);   -- version 0</w:t>
             </w:r>
           </w:p>
           <w:p>
@@ -6314,7 +6306,7 @@
                 <w:b w:val="0"/>
                 <w:sz w:val="16"/>
               </w:rPr>
-              <w:t xml:space="preserve">    .option("startingVersion", _____(2))</w:t>
+              <w:t>INSERT INTO c1 VALUES (1, 'a'), (2, 'b');              -- version 1</w:t>
             </w:r>
           </w:p>
           <w:p>
@@ -6337,7 +6329,7 @@
                 <w:b w:val="0"/>
                 <w:sz w:val="16"/>
               </w:rPr>
-              <w:t xml:space="preserve">    .table(silver)</w:t>
+              <w:t>UPDATE c1 SET v = 'z' WHERE id = 1;                    -- version 2</w:t>
             </w:r>
           </w:p>
           <w:p>
@@ -6360,7 +6352,53 @@
                 <w:b w:val="0"/>
                 <w:sz w:val="16"/>
               </w:rPr>
-              <w:t>)</w:t>
+              <w:t>DELETE FROM c1 WHERE id = 2;                           -- version 3</w:t>
+            </w:r>
+          </w:p>
+          <w:p>
+            <w:pPr>
+              <w:spacing w:before="0" w:after="0" w:line="240" w:lineRule="auto"/>
+              <w:ind w:left="567" w:hanging="567"/>
+            </w:pPr>
+            <w:r>
+              <w:rPr>
+                <w:rFonts w:ascii="Consolas" w:hAnsi="Consolas" w:eastAsia="Consolas"/>
+                <w:b w:val="0"/>
+                <w:color w:val="5B6875"/>
+                <w:sz w:val="16"/>
+              </w:rPr>
+              <w:t xml:space="preserve">   6  </w:t>
+            </w:r>
+            <w:r>
+              <w:rPr>
+                <w:rFonts w:ascii="Consolas" w:hAnsi="Consolas" w:eastAsia="Consolas"/>
+                <w:b w:val="0"/>
+                <w:sz w:val="16"/>
+              </w:rPr>
+              <w:t xml:space="preserve"> </w:t>
+            </w:r>
+          </w:p>
+          <w:p>
+            <w:pPr>
+              <w:spacing w:before="0" w:after="0" w:line="240" w:lineRule="auto"/>
+              <w:ind w:left="567" w:hanging="567"/>
+            </w:pPr>
+            <w:r>
+              <w:rPr>
+                <w:rFonts w:ascii="Consolas" w:hAnsi="Consolas" w:eastAsia="Consolas"/>
+                <w:b w:val="0"/>
+                <w:color w:val="5B6875"/>
+                <w:sz w:val="16"/>
+              </w:rPr>
+              <w:t xml:space="preserve">   7  </w:t>
+            </w:r>
+            <w:r>
+              <w:rPr>
+                <w:rFonts w:ascii="Consolas" w:hAnsi="Consolas" w:eastAsia="Consolas"/>
+                <w:b w:val="0"/>
+                <w:sz w:val="16"/>
+              </w:rPr>
+              <w:t>SELECT COUNT(*) FROM table_changes('c1', 2);</w:t>
             </w:r>
           </w:p>
         </w:tc>
@@ -6372,7 +6410,7 @@
         <w:pStyle w:val="Heading5"/>
       </w:pPr>
       <w:r>
-        <w:t>Exercise 4. Write the function (level 4)</w:t>
+        <w:t>Exercise 3. Fill the gap (level 3)</w:t>
       </w:r>
     </w:p>
     <w:p>
@@ -6381,6 +6419,157 @@
           <w:b w:val="0"/>
           <w:i w:val="0"/>
         </w:rPr>
+        <w:t>Read silver's changes committed after the last processed version.</w:t>
+      </w:r>
+    </w:p>
+    <w:tbl>
+      <w:tblPr>
+        <w:tblW w:type="auto" w:w="0"/>
+        <w:jc w:val="left"/>
+        <w:tblLook w:firstColumn="1" w:firstRow="1" w:lastColumn="0" w:lastRow="0" w:noHBand="0" w:noVBand="1" w:val="04A0"/>
+      </w:tblPr>
+      <w:tblGrid>
+        <w:gridCol w:w="8221"/>
+      </w:tblGrid>
+      <w:tr>
+        <w:tc>
+          <w:tcPr>
+            <w:tcW w:type="dxa" w:w="8221"/>
+            <w:shd w:val="clear" w:color="auto" w:fill="F2F4F7"/>
+          </w:tcPr>
+          <w:p>
+            <w:pPr>
+              <w:spacing w:before="0" w:after="0" w:line="240" w:lineRule="auto"/>
+              <w:ind w:left="567" w:hanging="567"/>
+            </w:pPr>
+            <w:r>
+              <w:rPr>
+                <w:rFonts w:ascii="Consolas" w:hAnsi="Consolas" w:eastAsia="Consolas"/>
+                <w:b w:val="0"/>
+                <w:color w:val="5B6875"/>
+                <w:sz w:val="16"/>
+              </w:rPr>
+              <w:t xml:space="preserve">   1  </w:t>
+            </w:r>
+            <w:r>
+              <w:rPr>
+                <w:rFonts w:ascii="Consolas" w:hAnsi="Consolas" w:eastAsia="Consolas"/>
+                <w:b w:val="0"/>
+                <w:sz w:val="16"/>
+              </w:rPr>
+              <w:t>changes = (</w:t>
+            </w:r>
+          </w:p>
+          <w:p>
+            <w:pPr>
+              <w:spacing w:before="0" w:after="0" w:line="240" w:lineRule="auto"/>
+              <w:ind w:left="567" w:hanging="567"/>
+            </w:pPr>
+            <w:r>
+              <w:rPr>
+                <w:rFonts w:ascii="Consolas" w:hAnsi="Consolas" w:eastAsia="Consolas"/>
+                <w:b w:val="0"/>
+                <w:color w:val="5B6875"/>
+                <w:sz w:val="16"/>
+              </w:rPr>
+              <w:t xml:space="preserve">   2  </w:t>
+            </w:r>
+            <w:r>
+              <w:rPr>
+                <w:rFonts w:ascii="Consolas" w:hAnsi="Consolas" w:eastAsia="Consolas"/>
+                <w:b w:val="0"/>
+                <w:sz w:val="16"/>
+              </w:rPr>
+              <w:t xml:space="preserve">    spark.read.option("_____(1)", "true")</w:t>
+            </w:r>
+          </w:p>
+          <w:p>
+            <w:pPr>
+              <w:spacing w:before="0" w:after="0" w:line="240" w:lineRule="auto"/>
+              <w:ind w:left="567" w:hanging="567"/>
+            </w:pPr>
+            <w:r>
+              <w:rPr>
+                <w:rFonts w:ascii="Consolas" w:hAnsi="Consolas" w:eastAsia="Consolas"/>
+                <w:b w:val="0"/>
+                <w:color w:val="5B6875"/>
+                <w:sz w:val="16"/>
+              </w:rPr>
+              <w:t xml:space="preserve">   3  </w:t>
+            </w:r>
+            <w:r>
+              <w:rPr>
+                <w:rFonts w:ascii="Consolas" w:hAnsi="Consolas" w:eastAsia="Consolas"/>
+                <w:b w:val="0"/>
+                <w:sz w:val="16"/>
+              </w:rPr>
+              <w:t xml:space="preserve">    .option("startingVersion", _____(2))</w:t>
+            </w:r>
+          </w:p>
+          <w:p>
+            <w:pPr>
+              <w:spacing w:before="0" w:after="0" w:line="240" w:lineRule="auto"/>
+              <w:ind w:left="567" w:hanging="567"/>
+            </w:pPr>
+            <w:r>
+              <w:rPr>
+                <w:rFonts w:ascii="Consolas" w:hAnsi="Consolas" w:eastAsia="Consolas"/>
+                <w:b w:val="0"/>
+                <w:color w:val="5B6875"/>
+                <w:sz w:val="16"/>
+              </w:rPr>
+              <w:t xml:space="preserve">   4  </w:t>
+            </w:r>
+            <w:r>
+              <w:rPr>
+                <w:rFonts w:ascii="Consolas" w:hAnsi="Consolas" w:eastAsia="Consolas"/>
+                <w:b w:val="0"/>
+                <w:sz w:val="16"/>
+              </w:rPr>
+              <w:t xml:space="preserve">    .table(silver)</w:t>
+            </w:r>
+          </w:p>
+          <w:p>
+            <w:pPr>
+              <w:spacing w:before="0" w:after="0" w:line="240" w:lineRule="auto"/>
+              <w:ind w:left="567" w:hanging="567"/>
+            </w:pPr>
+            <w:r>
+              <w:rPr>
+                <w:rFonts w:ascii="Consolas" w:hAnsi="Consolas" w:eastAsia="Consolas"/>
+                <w:b w:val="0"/>
+                <w:color w:val="5B6875"/>
+                <w:sz w:val="16"/>
+              </w:rPr>
+              <w:t xml:space="preserve">   5  </w:t>
+            </w:r>
+            <w:r>
+              <w:rPr>
+                <w:rFonts w:ascii="Consolas" w:hAnsi="Consolas" w:eastAsia="Consolas"/>
+                <w:b w:val="0"/>
+                <w:sz w:val="16"/>
+              </w:rPr>
+              <w:t>)</w:t>
+            </w:r>
+          </w:p>
+        </w:tc>
+      </w:tr>
+    </w:tbl>
+    <w:p/>
+    <w:p>
+      <w:pPr>
+        <w:pStyle w:val="Heading5"/>
+      </w:pPr>
+      <w:r>
+        <w:t>Exercise 4. Write the function (level 4)</w:t>
+      </w:r>
+    </w:p>
+    <w:p>
+      <w:r>
+        <w:rPr>
+          <w:b w:val="0"/>
+          <w:i w:val="0"/>
+        </w:rPr>
         <w:t xml:space="preserve">Write </w:t>
       </w:r>
       <w:r>
@@ -6444,6 +6633,149 @@
         <w:t>.</w:t>
       </w:r>
     </w:p>
+    <w:p>
+      <w:r>
+        <w:rPr>
+          <w:b w:val="0"/>
+          <w:i w:val="0"/>
+        </w:rPr>
+        <w:t>Shape of the answer. The reference solution defines these names. Write the bodies yourself.</w:t>
+      </w:r>
+    </w:p>
+    <w:tbl>
+      <w:tblPr>
+        <w:tblW w:type="auto" w:w="0"/>
+        <w:jc w:val="left"/>
+        <w:tblLook w:firstColumn="1" w:firstRow="1" w:lastColumn="0" w:lastRow="0" w:noHBand="0" w:noVBand="1" w:val="04A0"/>
+      </w:tblPr>
+      <w:tblGrid>
+        <w:gridCol w:w="8221"/>
+      </w:tblGrid>
+      <w:tr>
+        <w:tc>
+          <w:tcPr>
+            <w:tcW w:type="dxa" w:w="8221"/>
+            <w:shd w:val="clear" w:color="auto" w:fill="F2F4F7"/>
+          </w:tcPr>
+          <w:p>
+            <w:pPr>
+              <w:spacing w:before="0" w:after="0" w:line="240" w:lineRule="auto"/>
+              <w:ind w:left="567" w:hanging="567"/>
+            </w:pPr>
+            <w:r>
+              <w:rPr>
+                <w:rFonts w:ascii="Consolas" w:hAnsi="Consolas" w:eastAsia="Consolas"/>
+                <w:b w:val="0"/>
+                <w:color w:val="5B6875"/>
+                <w:sz w:val="16"/>
+              </w:rPr>
+              <w:t xml:space="preserve">   1  </w:t>
+            </w:r>
+            <w:r>
+              <w:rPr>
+                <w:rFonts w:ascii="Consolas" w:hAnsi="Consolas" w:eastAsia="Consolas"/>
+                <w:b w:val="0"/>
+                <w:sz w:val="16"/>
+              </w:rPr>
+              <w:t># One row per key: its newest change, excluding update pre-images.</w:t>
+            </w:r>
+          </w:p>
+          <w:p>
+            <w:pPr>
+              <w:spacing w:before="0" w:after="0" w:line="240" w:lineRule="auto"/>
+              <w:ind w:left="567" w:hanging="567"/>
+            </w:pPr>
+            <w:r>
+              <w:rPr>
+                <w:rFonts w:ascii="Consolas" w:hAnsi="Consolas" w:eastAsia="Consolas"/>
+                <w:b w:val="0"/>
+                <w:color w:val="5B6875"/>
+                <w:sz w:val="16"/>
+              </w:rPr>
+              <w:t xml:space="preserve">   2  </w:t>
+            </w:r>
+            <w:r>
+              <w:rPr>
+                <w:rFonts w:ascii="Consolas" w:hAnsi="Consolas" w:eastAsia="Consolas"/>
+                <w:b w:val="0"/>
+                <w:sz w:val="16"/>
+              </w:rPr>
+              <w:t>def latest_state(</w:t>
+            </w:r>
+          </w:p>
+          <w:p>
+            <w:pPr>
+              <w:spacing w:before="0" w:after="0" w:line="240" w:lineRule="auto"/>
+              <w:ind w:left="567" w:hanging="567"/>
+            </w:pPr>
+            <w:r>
+              <w:rPr>
+                <w:rFonts w:ascii="Consolas" w:hAnsi="Consolas" w:eastAsia="Consolas"/>
+                <w:b w:val="0"/>
+                <w:color w:val="5B6875"/>
+                <w:sz w:val="16"/>
+              </w:rPr>
+              <w:t xml:space="preserve">   3  </w:t>
+            </w:r>
+            <w:r>
+              <w:rPr>
+                <w:rFonts w:ascii="Consolas" w:hAnsi="Consolas" w:eastAsia="Consolas"/>
+                <w:b w:val="0"/>
+                <w:sz w:val="16"/>
+              </w:rPr>
+              <w:t xml:space="preserve">    changes: DataFrame,</w:t>
+            </w:r>
+          </w:p>
+          <w:p>
+            <w:pPr>
+              <w:spacing w:before="0" w:after="0" w:line="240" w:lineRule="auto"/>
+              <w:ind w:left="567" w:hanging="567"/>
+            </w:pPr>
+            <w:r>
+              <w:rPr>
+                <w:rFonts w:ascii="Consolas" w:hAnsi="Consolas" w:eastAsia="Consolas"/>
+                <w:b w:val="0"/>
+                <w:color w:val="5B6875"/>
+                <w:sz w:val="16"/>
+              </w:rPr>
+              <w:t xml:space="preserve">   4  </w:t>
+            </w:r>
+            <w:r>
+              <w:rPr>
+                <w:rFonts w:ascii="Consolas" w:hAnsi="Consolas" w:eastAsia="Consolas"/>
+                <w:b w:val="0"/>
+                <w:sz w:val="16"/>
+              </w:rPr>
+              <w:t xml:space="preserve">    keys: list[str],</w:t>
+            </w:r>
+          </w:p>
+          <w:p>
+            <w:pPr>
+              <w:spacing w:before="0" w:after="0" w:line="240" w:lineRule="auto"/>
+              <w:ind w:left="567" w:hanging="567"/>
+            </w:pPr>
+            <w:r>
+              <w:rPr>
+                <w:rFonts w:ascii="Consolas" w:hAnsi="Consolas" w:eastAsia="Consolas"/>
+                <w:b w:val="0"/>
+                <w:color w:val="5B6875"/>
+                <w:sz w:val="16"/>
+              </w:rPr>
+              <w:t xml:space="preserve">   5  </w:t>
+            </w:r>
+            <w:r>
+              <w:rPr>
+                <w:rFonts w:ascii="Consolas" w:hAnsi="Consolas" w:eastAsia="Consolas"/>
+                <w:b w:val="0"/>
+                <w:sz w:val="16"/>
+              </w:rPr>
+              <w:t>) -&gt; DataFrame: ...</w:t>
+            </w:r>
+          </w:p>
+        </w:tc>
+      </w:tr>
+    </w:tbl>
+    <w:p/>
     <w:p>
       <w:r>
         <w:rPr>

--- a/site/downloads/handbook-A8.docx
+++ b/site/downloads/handbook-A8.docx
@@ -6225,192 +6225,13 @@
         <w:t>CDF is enabled when the table is created. How many rows does the change read return?</w:t>
       </w:r>
     </w:p>
-    <w:tbl>
-      <w:tblPr>
-        <w:tblW w:type="auto" w:w="0"/>
-        <w:jc w:val="left"/>
-        <w:tblLook w:firstColumn="1" w:firstRow="1" w:lastColumn="0" w:lastRow="0" w:noHBand="0" w:noVBand="1" w:val="04A0"/>
-      </w:tblPr>
-      <w:tblGrid>
-        <w:gridCol w:w="8221"/>
-      </w:tblGrid>
-      <w:tr>
-        <w:tc>
-          <w:tcPr>
-            <w:tcW w:type="dxa" w:w="8221"/>
-            <w:shd w:val="clear" w:color="auto" w:fill="F2F4F7"/>
-          </w:tcPr>
-          <w:p>
-            <w:pPr>
-              <w:spacing w:before="0" w:after="0" w:line="240" w:lineRule="auto"/>
-              <w:ind w:left="567" w:hanging="567"/>
-            </w:pPr>
-            <w:r>
-              <w:rPr>
-                <w:rFonts w:ascii="Consolas" w:hAnsi="Consolas" w:eastAsia="Consolas"/>
-                <w:b w:val="0"/>
-                <w:color w:val="5B6875"/>
-                <w:sz w:val="16"/>
-              </w:rPr>
-              <w:t xml:space="preserve">   1  </w:t>
-            </w:r>
-            <w:r>
-              <w:rPr>
-                <w:rFonts w:ascii="Consolas" w:hAnsi="Consolas" w:eastAsia="Consolas"/>
-                <w:b w:val="0"/>
-                <w:sz w:val="16"/>
-              </w:rPr>
-              <w:t>CREATE TABLE c1 (id INT, v STRING) USING DELTA</w:t>
-            </w:r>
-          </w:p>
-          <w:p>
-            <w:pPr>
-              <w:spacing w:before="0" w:after="0" w:line="240" w:lineRule="auto"/>
-              <w:ind w:left="567" w:hanging="567"/>
-            </w:pPr>
-            <w:r>
-              <w:rPr>
-                <w:rFonts w:ascii="Consolas" w:hAnsi="Consolas" w:eastAsia="Consolas"/>
-                <w:b w:val="0"/>
-                <w:color w:val="5B6875"/>
-                <w:sz w:val="16"/>
-              </w:rPr>
-              <w:t xml:space="preserve">   2  </w:t>
-            </w:r>
-            <w:r>
-              <w:rPr>
-                <w:rFonts w:ascii="Consolas" w:hAnsi="Consolas" w:eastAsia="Consolas"/>
-                <w:b w:val="0"/>
-                <w:sz w:val="16"/>
-              </w:rPr>
-              <w:t xml:space="preserve">  TBLPROPERTIES (delta.enableChangeDataFeed = true);   -- version 0</w:t>
-            </w:r>
-          </w:p>
-          <w:p>
-            <w:pPr>
-              <w:spacing w:before="0" w:after="0" w:line="240" w:lineRule="auto"/>
-              <w:ind w:left="567" w:hanging="567"/>
-            </w:pPr>
-            <w:r>
-              <w:rPr>
-                <w:rFonts w:ascii="Consolas" w:hAnsi="Consolas" w:eastAsia="Consolas"/>
-                <w:b w:val="0"/>
-                <w:color w:val="5B6875"/>
-                <w:sz w:val="16"/>
-              </w:rPr>
-              <w:t xml:space="preserve">   3  </w:t>
-            </w:r>
-            <w:r>
-              <w:rPr>
-                <w:rFonts w:ascii="Consolas" w:hAnsi="Consolas" w:eastAsia="Consolas"/>
-                <w:b w:val="0"/>
-                <w:sz w:val="16"/>
-              </w:rPr>
-              <w:t>INSERT INTO c1 VALUES (1, 'a'), (2, 'b');              -- version 1</w:t>
-            </w:r>
-          </w:p>
-          <w:p>
-            <w:pPr>
-              <w:spacing w:before="0" w:after="0" w:line="240" w:lineRule="auto"/>
-              <w:ind w:left="567" w:hanging="567"/>
-            </w:pPr>
-            <w:r>
-              <w:rPr>
-                <w:rFonts w:ascii="Consolas" w:hAnsi="Consolas" w:eastAsia="Consolas"/>
-                <w:b w:val="0"/>
-                <w:color w:val="5B6875"/>
-                <w:sz w:val="16"/>
-              </w:rPr>
-              <w:t xml:space="preserve">   4  </w:t>
-            </w:r>
-            <w:r>
-              <w:rPr>
-                <w:rFonts w:ascii="Consolas" w:hAnsi="Consolas" w:eastAsia="Consolas"/>
-                <w:b w:val="0"/>
-                <w:sz w:val="16"/>
-              </w:rPr>
-              <w:t>UPDATE c1 SET v = 'z' WHERE id = 1;                    -- version 2</w:t>
-            </w:r>
-          </w:p>
-          <w:p>
-            <w:pPr>
-              <w:spacing w:before="0" w:after="0" w:line="240" w:lineRule="auto"/>
-              <w:ind w:left="567" w:hanging="567"/>
-            </w:pPr>
-            <w:r>
-              <w:rPr>
-                <w:rFonts w:ascii="Consolas" w:hAnsi="Consolas" w:eastAsia="Consolas"/>
-                <w:b w:val="0"/>
-                <w:color w:val="5B6875"/>
-                <w:sz w:val="16"/>
-              </w:rPr>
-              <w:t xml:space="preserve">   5  </w:t>
-            </w:r>
-            <w:r>
-              <w:rPr>
-                <w:rFonts w:ascii="Consolas" w:hAnsi="Consolas" w:eastAsia="Consolas"/>
-                <w:b w:val="0"/>
-                <w:sz w:val="16"/>
-              </w:rPr>
-              <w:t>DELETE FROM c1 WHERE id = 2;                           -- version 3</w:t>
-            </w:r>
-          </w:p>
-          <w:p>
-            <w:pPr>
-              <w:spacing w:before="0" w:after="0" w:line="240" w:lineRule="auto"/>
-              <w:ind w:left="567" w:hanging="567"/>
-            </w:pPr>
-            <w:r>
-              <w:rPr>
-                <w:rFonts w:ascii="Consolas" w:hAnsi="Consolas" w:eastAsia="Consolas"/>
-                <w:b w:val="0"/>
-                <w:color w:val="5B6875"/>
-                <w:sz w:val="16"/>
-              </w:rPr>
-              <w:t xml:space="preserve">   6  </w:t>
-            </w:r>
-            <w:r>
-              <w:rPr>
-                <w:rFonts w:ascii="Consolas" w:hAnsi="Consolas" w:eastAsia="Consolas"/>
-                <w:b w:val="0"/>
-                <w:sz w:val="16"/>
-              </w:rPr>
-              <w:t xml:space="preserve"> </w:t>
-            </w:r>
-          </w:p>
-          <w:p>
-            <w:pPr>
-              <w:spacing w:before="0" w:after="0" w:line="240" w:lineRule="auto"/>
-              <w:ind w:left="567" w:hanging="567"/>
-            </w:pPr>
-            <w:r>
-              <w:rPr>
-                <w:rFonts w:ascii="Consolas" w:hAnsi="Consolas" w:eastAsia="Consolas"/>
-                <w:b w:val="0"/>
-                <w:color w:val="5B6875"/>
-                <w:sz w:val="16"/>
-              </w:rPr>
-              <w:t xml:space="preserve">   7  </w:t>
-            </w:r>
-            <w:r>
-              <w:rPr>
-                <w:rFonts w:ascii="Consolas" w:hAnsi="Consolas" w:eastAsia="Consolas"/>
-                <w:b w:val="0"/>
-                <w:sz w:val="16"/>
-              </w:rPr>
-              <w:t>SELECT COUNT(*) FROM table_changes('c1', 2);</w:t>
-            </w:r>
-          </w:p>
-        </w:tc>
-      </w:tr>
-    </w:tbl>
-    <w:p/>
     <w:p>
-      <w:pPr>
-        <w:pStyle w:val="Heading5"/>
-      </w:pPr>
-      <w:r>
-        <w:t>Exercise 3. Fill the gap (level 3)</w:t>
+      <w:r>
+        <w:rPr>
+          <w:b/>
+          <w:i w:val="0"/>
+        </w:rPr>
+        <w:t>What you need to know.</w:t>
       </w:r>
     </w:p>
     <w:p>
@@ -6419,7 +6240,144 @@
           <w:b w:val="0"/>
           <w:i w:val="0"/>
         </w:rPr>
-        <w:t>Read silver's changes committed after the last processed version.</w:t>
+        <w:t xml:space="preserve">In SQL, </w:t>
+      </w:r>
+      <w:r>
+        <w:rPr>
+          <w:rFonts w:ascii="Consolas" w:hAnsi="Consolas" w:eastAsia="Consolas"/>
+          <w:b w:val="0"/>
+          <w:sz w:val="19"/>
+        </w:rPr>
+        <w:t>table_changes('table_name', start_version)</w:t>
+      </w:r>
+      <w:r>
+        <w:rPr>
+          <w:b w:val="0"/>
+          <w:i w:val="0"/>
+        </w:rPr>
+        <w:t xml:space="preserve"> returns the same rows as reading the change feed with </w:t>
+      </w:r>
+      <w:r>
+        <w:rPr>
+          <w:rFonts w:ascii="Consolas" w:hAnsi="Consolas" w:eastAsia="Consolas"/>
+          <w:b w:val="0"/>
+          <w:sz w:val="19"/>
+        </w:rPr>
+        <w:t>readChangeFeed</w:t>
+      </w:r>
+      <w:r>
+        <w:rPr>
+          <w:b w:val="0"/>
+          <w:i w:val="0"/>
+        </w:rPr>
+        <w:t xml:space="preserve">: one row per change from </w:t>
+      </w:r>
+      <w:r>
+        <w:rPr>
+          <w:rFonts w:ascii="Consolas" w:hAnsi="Consolas" w:eastAsia="Consolas"/>
+          <w:b w:val="0"/>
+          <w:sz w:val="19"/>
+        </w:rPr>
+        <w:t>start_version</w:t>
+      </w:r>
+      <w:r>
+        <w:rPr>
+          <w:b w:val="0"/>
+          <w:i w:val="0"/>
+        </w:rPr>
+        <w:t xml:space="preserve"> onwards, with </w:t>
+      </w:r>
+      <w:r>
+        <w:rPr>
+          <w:rFonts w:ascii="Consolas" w:hAnsi="Consolas" w:eastAsia="Consolas"/>
+          <w:b w:val="0"/>
+          <w:sz w:val="19"/>
+        </w:rPr>
+        <w:t>_change_type</w:t>
+      </w:r>
+      <w:r>
+        <w:rPr>
+          <w:b w:val="0"/>
+          <w:i w:val="0"/>
+        </w:rPr>
+        <w:t xml:space="preserve">, </w:t>
+      </w:r>
+      <w:r>
+        <w:rPr>
+          <w:rFonts w:ascii="Consolas" w:hAnsi="Consolas" w:eastAsia="Consolas"/>
+          <w:b w:val="0"/>
+          <w:sz w:val="19"/>
+        </w:rPr>
+        <w:t>_commit_version</w:t>
+      </w:r>
+      <w:r>
+        <w:rPr>
+          <w:b w:val="0"/>
+          <w:i w:val="0"/>
+        </w:rPr>
+        <w:t xml:space="preserve"> and </w:t>
+      </w:r>
+      <w:r>
+        <w:rPr>
+          <w:rFonts w:ascii="Consolas" w:hAnsi="Consolas" w:eastAsia="Consolas"/>
+          <w:b w:val="0"/>
+          <w:sz w:val="19"/>
+        </w:rPr>
+        <w:t>_commit_timestamp</w:t>
+      </w:r>
+      <w:r>
+        <w:rPr>
+          <w:b w:val="0"/>
+          <w:i w:val="0"/>
+        </w:rPr>
+        <w:t>.</w:t>
+      </w:r>
+    </w:p>
+    <w:p>
+      <w:r>
+        <w:rPr>
+          <w:rFonts w:ascii="Consolas" w:hAnsi="Consolas" w:eastAsia="Consolas"/>
+          <w:b w:val="0"/>
+          <w:sz w:val="19"/>
+        </w:rPr>
+        <w:t>TBLPROPERTIES (...)</w:t>
+      </w:r>
+      <w:r>
+        <w:rPr>
+          <w:b w:val="0"/>
+          <w:i w:val="0"/>
+        </w:rPr>
+        <w:t xml:space="preserve"> inside </w:t>
+      </w:r>
+      <w:r>
+        <w:rPr>
+          <w:rFonts w:ascii="Consolas" w:hAnsi="Consolas" w:eastAsia="Consolas"/>
+          <w:b w:val="0"/>
+          <w:sz w:val="19"/>
+        </w:rPr>
+        <w:t>CREATE TABLE</w:t>
+      </w:r>
+      <w:r>
+        <w:rPr>
+          <w:b w:val="0"/>
+          <w:i w:val="0"/>
+        </w:rPr>
+        <w:t xml:space="preserve"> sets table properties at creation, as </w:t>
+      </w:r>
+      <w:r>
+        <w:rPr>
+          <w:rFonts w:ascii="Consolas" w:hAnsi="Consolas" w:eastAsia="Consolas"/>
+          <w:b w:val="0"/>
+          <w:sz w:val="19"/>
+        </w:rPr>
+        <w:t>ALTER TABLE ... SET TBLPROPERTIES</w:t>
+      </w:r>
+      <w:r>
+        <w:rPr>
+          <w:b w:val="0"/>
+          <w:i w:val="0"/>
+        </w:rPr>
+        <w:t xml:space="preserve"> does later.</w:t>
       </w:r>
     </w:p>
     <w:tbl>
@@ -6457,7 +6415,7 @@
                 <w:b w:val="0"/>
                 <w:sz w:val="16"/>
               </w:rPr>
-              <w:t>changes = (</w:t>
+              <w:t>CREATE TABLE c1 (id INT, v STRING) USING DELTA</w:t>
             </w:r>
           </w:p>
           <w:p>
@@ -6480,7 +6438,7 @@
                 <w:b w:val="0"/>
                 <w:sz w:val="16"/>
               </w:rPr>
-              <w:t xml:space="preserve">    spark.read.option("_____(1)", "true")</w:t>
+              <w:t xml:space="preserve">  TBLPROPERTIES (delta.enableChangeDataFeed = true);   -- version 0</w:t>
             </w:r>
           </w:p>
           <w:p>
@@ -6503,7 +6461,7 @@
                 <w:b w:val="0"/>
                 <w:sz w:val="16"/>
               </w:rPr>
-              <w:t xml:space="preserve">    .option("startingVersion", _____(2))</w:t>
+              <w:t>INSERT INTO c1 VALUES (1, 'a'), (2, 'b');              -- version 1</w:t>
             </w:r>
           </w:p>
           <w:p>
@@ -6526,7 +6484,7 @@
                 <w:b w:val="0"/>
                 <w:sz w:val="16"/>
               </w:rPr>
-              <w:t xml:space="preserve">    .table(silver)</w:t>
+              <w:t>UPDATE c1 SET v = 'z' WHERE id = 1;                    -- version 2</w:t>
             </w:r>
           </w:p>
           <w:p>
@@ -6549,7 +6507,53 @@
                 <w:b w:val="0"/>
                 <w:sz w:val="16"/>
               </w:rPr>
-              <w:t>)</w:t>
+              <w:t>DELETE FROM c1 WHERE id = 2;                           -- version 3</w:t>
+            </w:r>
+          </w:p>
+          <w:p>
+            <w:pPr>
+              <w:spacing w:before="0" w:after="0" w:line="240" w:lineRule="auto"/>
+              <w:ind w:left="567" w:hanging="567"/>
+            </w:pPr>
+            <w:r>
+              <w:rPr>
+                <w:rFonts w:ascii="Consolas" w:hAnsi="Consolas" w:eastAsia="Consolas"/>
+                <w:b w:val="0"/>
+                <w:color w:val="5B6875"/>
+                <w:sz w:val="16"/>
+              </w:rPr>
+              <w:t xml:space="preserve">   6  </w:t>
+            </w:r>
+            <w:r>
+              <w:rPr>
+                <w:rFonts w:ascii="Consolas" w:hAnsi="Consolas" w:eastAsia="Consolas"/>
+                <w:b w:val="0"/>
+                <w:sz w:val="16"/>
+              </w:rPr>
+              <w:t xml:space="preserve"> </w:t>
+            </w:r>
+          </w:p>
+          <w:p>
+            <w:pPr>
+              <w:spacing w:before="0" w:after="0" w:line="240" w:lineRule="auto"/>
+              <w:ind w:left="567" w:hanging="567"/>
+            </w:pPr>
+            <w:r>
+              <w:rPr>
+                <w:rFonts w:ascii="Consolas" w:hAnsi="Consolas" w:eastAsia="Consolas"/>
+                <w:b w:val="0"/>
+                <w:color w:val="5B6875"/>
+                <w:sz w:val="16"/>
+              </w:rPr>
+              <w:t xml:space="preserve">   7  </w:t>
+            </w:r>
+            <w:r>
+              <w:rPr>
+                <w:rFonts w:ascii="Consolas" w:hAnsi="Consolas" w:eastAsia="Consolas"/>
+                <w:b w:val="0"/>
+                <w:sz w:val="16"/>
+              </w:rPr>
+              <w:t>SELECT COUNT(*) FROM table_changes('c1', 2);</w:t>
             </w:r>
           </w:p>
         </w:tc>
@@ -6561,7 +6565,7 @@
         <w:pStyle w:val="Heading5"/>
       </w:pPr>
       <w:r>
-        <w:t>Exercise 4. Write the function (level 4)</w:t>
+        <w:t>Exercise 3. Fill the gap (level 3)</w:t>
       </w:r>
     </w:p>
     <w:p>
@@ -6570,76 +6574,7 @@
           <w:b w:val="0"/>
           <w:i w:val="0"/>
         </w:rPr>
-        <w:t xml:space="preserve">Write </w:t>
-      </w:r>
-      <w:r>
-        <w:rPr>
-          <w:rFonts w:ascii="Consolas" w:hAnsi="Consolas" w:eastAsia="Consolas"/>
-          <w:b w:val="0"/>
-          <w:sz w:val="19"/>
-        </w:rPr>
-        <w:t>latest_state(changes, keys)</w:t>
-      </w:r>
-      <w:r>
-        <w:rPr>
-          <w:b w:val="0"/>
-          <w:i w:val="0"/>
-        </w:rPr>
-        <w:t xml:space="preserve">. From a change feed DataFrame, drop </w:t>
-      </w:r>
-      <w:r>
-        <w:rPr>
-          <w:rFonts w:ascii="Consolas" w:hAnsi="Consolas" w:eastAsia="Consolas"/>
-          <w:b w:val="0"/>
-          <w:sz w:val="19"/>
-        </w:rPr>
-        <w:t>update_preimage</w:t>
-      </w:r>
-      <w:r>
-        <w:rPr>
-          <w:b w:val="0"/>
-          <w:i w:val="0"/>
-        </w:rPr>
-        <w:t xml:space="preserve"> rows, then keep one row per key: the one with the highest </w:t>
-      </w:r>
-      <w:r>
-        <w:rPr>
-          <w:rFonts w:ascii="Consolas" w:hAnsi="Consolas" w:eastAsia="Consolas"/>
-          <w:b w:val="0"/>
-          <w:sz w:val="19"/>
-        </w:rPr>
-        <w:t>_commit_version</w:t>
-      </w:r>
-      <w:r>
-        <w:rPr>
-          <w:b w:val="0"/>
-          <w:i w:val="0"/>
-        </w:rPr>
-        <w:t xml:space="preserve">. Use a window with </w:t>
-      </w:r>
-      <w:r>
-        <w:rPr>
-          <w:rFonts w:ascii="Consolas" w:hAnsi="Consolas" w:eastAsia="Consolas"/>
-          <w:b w:val="0"/>
-          <w:sz w:val="19"/>
-        </w:rPr>
-        <w:t>row_number</w:t>
-      </w:r>
-      <w:r>
-        <w:rPr>
-          <w:b w:val="0"/>
-          <w:i w:val="0"/>
-        </w:rPr>
-        <w:t>.</w:t>
-      </w:r>
-    </w:p>
-    <w:p>
-      <w:r>
-        <w:rPr>
-          <w:b w:val="0"/>
-          <w:i w:val="0"/>
-        </w:rPr>
-        <w:t>Shape of the answer. The reference solution defines these names. Write the bodies yourself.</w:t>
+        <w:t>Read silver's changes committed after the last processed version.</w:t>
       </w:r>
     </w:p>
     <w:tbl>
@@ -6677,7 +6612,7 @@
                 <w:b w:val="0"/>
                 <w:sz w:val="16"/>
               </w:rPr>
-              <w:t># One row per key: its newest change, excluding update pre-images.</w:t>
+              <w:t>changes = (</w:t>
             </w:r>
           </w:p>
           <w:p>
@@ -6700,7 +6635,7 @@
                 <w:b w:val="0"/>
                 <w:sz w:val="16"/>
               </w:rPr>
-              <w:t>def latest_state(</w:t>
+              <w:t xml:space="preserve">    spark.read.option("_____(1)", "true")</w:t>
             </w:r>
           </w:p>
           <w:p>
@@ -6723,7 +6658,7 @@
                 <w:b w:val="0"/>
                 <w:sz w:val="16"/>
               </w:rPr>
-              <w:t xml:space="preserve">    changes: DataFrame,</w:t>
+              <w:t xml:space="preserve">    .option("startingVersion", _____(2))</w:t>
             </w:r>
           </w:p>
           <w:p>
@@ -6746,7 +6681,7 @@
                 <w:b w:val="0"/>
                 <w:sz w:val="16"/>
               </w:rPr>
-              <w:t xml:space="preserve">    keys: list[str],</w:t>
+              <w:t xml:space="preserve">    .table(silver)</w:t>
             </w:r>
           </w:p>
           <w:p>
@@ -6769,7 +6704,7 @@
                 <w:b w:val="0"/>
                 <w:sz w:val="16"/>
               </w:rPr>
-              <w:t>) -&gt; DataFrame: ...</w:t>
+              <w:t>)</w:t>
             </w:r>
           </w:p>
         </w:tc>
@@ -6777,12 +6712,89 @@
     </w:tbl>
     <w:p/>
     <w:p>
-      <w:r>
-        <w:rPr>
-          <w:b w:val="0"/>
-          <w:i w:val="0"/>
-        </w:rPr>
-        <w:t>Starter code:</w:t>
+      <w:pPr>
+        <w:pStyle w:val="Heading5"/>
+      </w:pPr>
+      <w:r>
+        <w:t>Exercise 4. Write the function (level 4)</w:t>
+      </w:r>
+    </w:p>
+    <w:p>
+      <w:r>
+        <w:rPr>
+          <w:b w:val="0"/>
+          <w:i w:val="0"/>
+        </w:rPr>
+        <w:t xml:space="preserve">Write </w:t>
+      </w:r>
+      <w:r>
+        <w:rPr>
+          <w:rFonts w:ascii="Consolas" w:hAnsi="Consolas" w:eastAsia="Consolas"/>
+          <w:b w:val="0"/>
+          <w:sz w:val="19"/>
+        </w:rPr>
+        <w:t>latest_state(changes, keys)</w:t>
+      </w:r>
+      <w:r>
+        <w:rPr>
+          <w:b w:val="0"/>
+          <w:i w:val="0"/>
+        </w:rPr>
+        <w:t xml:space="preserve">. From a change feed DataFrame, drop </w:t>
+      </w:r>
+      <w:r>
+        <w:rPr>
+          <w:rFonts w:ascii="Consolas" w:hAnsi="Consolas" w:eastAsia="Consolas"/>
+          <w:b w:val="0"/>
+          <w:sz w:val="19"/>
+        </w:rPr>
+        <w:t>update_preimage</w:t>
+      </w:r>
+      <w:r>
+        <w:rPr>
+          <w:b w:val="0"/>
+          <w:i w:val="0"/>
+        </w:rPr>
+        <w:t xml:space="preserve"> rows, then keep one row per key: the one with the highest </w:t>
+      </w:r>
+      <w:r>
+        <w:rPr>
+          <w:rFonts w:ascii="Consolas" w:hAnsi="Consolas" w:eastAsia="Consolas"/>
+          <w:b w:val="0"/>
+          <w:sz w:val="19"/>
+        </w:rPr>
+        <w:t>_commit_version</w:t>
+      </w:r>
+      <w:r>
+        <w:rPr>
+          <w:b w:val="0"/>
+          <w:i w:val="0"/>
+        </w:rPr>
+        <w:t xml:space="preserve">. Use a window with </w:t>
+      </w:r>
+      <w:r>
+        <w:rPr>
+          <w:rFonts w:ascii="Consolas" w:hAnsi="Consolas" w:eastAsia="Consolas"/>
+          <w:b w:val="0"/>
+          <w:sz w:val="19"/>
+        </w:rPr>
+        <w:t>row_number</w:t>
+      </w:r>
+      <w:r>
+        <w:rPr>
+          <w:b w:val="0"/>
+          <w:i w:val="0"/>
+        </w:rPr>
+        <w:t>.</w:t>
+      </w:r>
+    </w:p>
+    <w:p>
+      <w:r>
+        <w:rPr>
+          <w:b w:val="0"/>
+          <w:i w:val="0"/>
+        </w:rPr>
+        <w:t>Shape of the answer. The reference solution defines these names. Write the bodies yourself.</w:t>
       </w:r>
     </w:p>
     <w:tbl>
@@ -6820,6 +6832,149 @@
                 <w:b w:val="0"/>
                 <w:sz w:val="16"/>
               </w:rPr>
+              <w:t># One row per key: its newest change, excluding update pre-images.</w:t>
+            </w:r>
+          </w:p>
+          <w:p>
+            <w:pPr>
+              <w:spacing w:before="0" w:after="0" w:line="240" w:lineRule="auto"/>
+              <w:ind w:left="567" w:hanging="567"/>
+            </w:pPr>
+            <w:r>
+              <w:rPr>
+                <w:rFonts w:ascii="Consolas" w:hAnsi="Consolas" w:eastAsia="Consolas"/>
+                <w:b w:val="0"/>
+                <w:color w:val="5B6875"/>
+                <w:sz w:val="16"/>
+              </w:rPr>
+              <w:t xml:space="preserve">   2  </w:t>
+            </w:r>
+            <w:r>
+              <w:rPr>
+                <w:rFonts w:ascii="Consolas" w:hAnsi="Consolas" w:eastAsia="Consolas"/>
+                <w:b w:val="0"/>
+                <w:sz w:val="16"/>
+              </w:rPr>
+              <w:t>def latest_state(</w:t>
+            </w:r>
+          </w:p>
+          <w:p>
+            <w:pPr>
+              <w:spacing w:before="0" w:after="0" w:line="240" w:lineRule="auto"/>
+              <w:ind w:left="567" w:hanging="567"/>
+            </w:pPr>
+            <w:r>
+              <w:rPr>
+                <w:rFonts w:ascii="Consolas" w:hAnsi="Consolas" w:eastAsia="Consolas"/>
+                <w:b w:val="0"/>
+                <w:color w:val="5B6875"/>
+                <w:sz w:val="16"/>
+              </w:rPr>
+              <w:t xml:space="preserve">   3  </w:t>
+            </w:r>
+            <w:r>
+              <w:rPr>
+                <w:rFonts w:ascii="Consolas" w:hAnsi="Consolas" w:eastAsia="Consolas"/>
+                <w:b w:val="0"/>
+                <w:sz w:val="16"/>
+              </w:rPr>
+              <w:t xml:space="preserve">    changes: DataFrame,</w:t>
+            </w:r>
+          </w:p>
+          <w:p>
+            <w:pPr>
+              <w:spacing w:before="0" w:after="0" w:line="240" w:lineRule="auto"/>
+              <w:ind w:left="567" w:hanging="567"/>
+            </w:pPr>
+            <w:r>
+              <w:rPr>
+                <w:rFonts w:ascii="Consolas" w:hAnsi="Consolas" w:eastAsia="Consolas"/>
+                <w:b w:val="0"/>
+                <w:color w:val="5B6875"/>
+                <w:sz w:val="16"/>
+              </w:rPr>
+              <w:t xml:space="preserve">   4  </w:t>
+            </w:r>
+            <w:r>
+              <w:rPr>
+                <w:rFonts w:ascii="Consolas" w:hAnsi="Consolas" w:eastAsia="Consolas"/>
+                <w:b w:val="0"/>
+                <w:sz w:val="16"/>
+              </w:rPr>
+              <w:t xml:space="preserve">    keys: list[str],</w:t>
+            </w:r>
+          </w:p>
+          <w:p>
+            <w:pPr>
+              <w:spacing w:before="0" w:after="0" w:line="240" w:lineRule="auto"/>
+              <w:ind w:left="567" w:hanging="567"/>
+            </w:pPr>
+            <w:r>
+              <w:rPr>
+                <w:rFonts w:ascii="Consolas" w:hAnsi="Consolas" w:eastAsia="Consolas"/>
+                <w:b w:val="0"/>
+                <w:color w:val="5B6875"/>
+                <w:sz w:val="16"/>
+              </w:rPr>
+              <w:t xml:space="preserve">   5  </w:t>
+            </w:r>
+            <w:r>
+              <w:rPr>
+                <w:rFonts w:ascii="Consolas" w:hAnsi="Consolas" w:eastAsia="Consolas"/>
+                <w:b w:val="0"/>
+                <w:sz w:val="16"/>
+              </w:rPr>
+              <w:t>) -&gt; DataFrame: ...</w:t>
+            </w:r>
+          </w:p>
+        </w:tc>
+      </w:tr>
+    </w:tbl>
+    <w:p/>
+    <w:p>
+      <w:r>
+        <w:rPr>
+          <w:b w:val="0"/>
+          <w:i w:val="0"/>
+        </w:rPr>
+        <w:t>Starter code:</w:t>
+      </w:r>
+    </w:p>
+    <w:tbl>
+      <w:tblPr>
+        <w:tblW w:type="auto" w:w="0"/>
+        <w:jc w:val="left"/>
+        <w:tblLook w:firstColumn="1" w:firstRow="1" w:lastColumn="0" w:lastRow="0" w:noHBand="0" w:noVBand="1" w:val="04A0"/>
+      </w:tblPr>
+      <w:tblGrid>
+        <w:gridCol w:w="8221"/>
+      </w:tblGrid>
+      <w:tr>
+        <w:tc>
+          <w:tcPr>
+            <w:tcW w:type="dxa" w:w="8221"/>
+            <w:shd w:val="clear" w:color="auto" w:fill="F2F4F7"/>
+          </w:tcPr>
+          <w:p>
+            <w:pPr>
+              <w:spacing w:before="0" w:after="0" w:line="240" w:lineRule="auto"/>
+              <w:ind w:left="567" w:hanging="567"/>
+            </w:pPr>
+            <w:r>
+              <w:rPr>
+                <w:rFonts w:ascii="Consolas" w:hAnsi="Consolas" w:eastAsia="Consolas"/>
+                <w:b w:val="0"/>
+                <w:color w:val="5B6875"/>
+                <w:sz w:val="16"/>
+              </w:rPr>
+              <w:t xml:space="preserve">   1  </w:t>
+            </w:r>
+            <w:r>
+              <w:rPr>
+                <w:rFonts w:ascii="Consolas" w:hAnsi="Consolas" w:eastAsia="Consolas"/>
+                <w:b w:val="0"/>
+                <w:sz w:val="16"/>
+              </w:rPr>
               <w:t>from pyspark.sql import DataFrame, Window</w:t>
             </w:r>
           </w:p>
@@ -6959,6 +7114,74 @@
         <w:t>After enabling CDF, updated respondents appear twice in the gold input, once with old values. Tap the line, then fix the function.</w:t>
       </w:r>
     </w:p>
+    <w:p>
+      <w:r>
+        <w:rPr>
+          <w:b/>
+          <w:i w:val="0"/>
+        </w:rPr>
+        <w:t>What you need to know.</w:t>
+      </w:r>
+    </w:p>
+    <w:p>
+      <w:r>
+        <w:rPr>
+          <w:rFonts w:ascii="Consolas" w:hAnsi="Consolas" w:eastAsia="Consolas"/>
+          <w:b w:val="0"/>
+          <w:sz w:val="19"/>
+        </w:rPr>
+        <w:t>F.col(name).isin([...])</w:t>
+      </w:r>
+      <w:r>
+        <w:rPr>
+          <w:b w:val="0"/>
+          <w:i w:val="0"/>
+        </w:rPr>
+        <w:t xml:space="preserve"> is true when the column's value equals any item in the list. It keeps several allowed values in one condition:</w:t>
+      </w:r>
+    </w:p>
+    <w:tbl>
+      <w:tblPr>
+        <w:tblW w:type="auto" w:w="0"/>
+        <w:jc w:val="left"/>
+        <w:tblLook w:firstColumn="1" w:firstRow="1" w:lastColumn="0" w:lastRow="0" w:noHBand="0" w:noVBand="1" w:val="04A0"/>
+      </w:tblPr>
+      <w:tblGrid>
+        <w:gridCol w:w="8221"/>
+      </w:tblGrid>
+      <w:tr>
+        <w:tc>
+          <w:tcPr>
+            <w:tcW w:type="dxa" w:w="8221"/>
+            <w:shd w:val="clear" w:color="auto" w:fill="F2F4F7"/>
+          </w:tcPr>
+          <w:p>
+            <w:pPr>
+              <w:spacing w:before="0" w:after="0" w:line="240" w:lineRule="auto"/>
+              <w:ind w:left="567" w:hanging="567"/>
+            </w:pPr>
+            <w:r>
+              <w:rPr>
+                <w:rFonts w:ascii="Consolas" w:hAnsi="Consolas" w:eastAsia="Consolas"/>
+                <w:b w:val="0"/>
+                <w:color w:val="5B6875"/>
+                <w:sz w:val="16"/>
+              </w:rPr>
+              <w:t xml:space="preserve">   1  </w:t>
+            </w:r>
+            <w:r>
+              <w:rPr>
+                <w:rFonts w:ascii="Consolas" w:hAnsi="Consolas" w:eastAsia="Consolas"/>
+                <w:b w:val="0"/>
+                <w:sz w:val="16"/>
+              </w:rPr>
+              <w:t>df.filter(F.col("region").isin(["North", "South"]))</w:t>
+            </w:r>
+          </w:p>
+        </w:tc>
+      </w:tr>
+    </w:tbl>
+    <w:p/>
     <w:tbl>
       <w:tblPr>
         <w:tblW w:type="auto" w:w="0"/>
